--- a/flow/20230914_vu_template/drafts/2024-06-u/18-ВТ-Леонтія.docx
+++ b/flow/20230914_vu_template/drafts/2024-06-u/18-ВТ-Леонтія.docx
@@ -4459,6 +4459,706 @@
     </w:p>
     <w:p>
       <w:pPr>
+        <w:pStyle w:val="a"/>
+        <w:spacing w:after="240"/>
+      </w:pPr>
+      <w:r>
+        <w:rPr>
+          <w:rFonts w:ascii="Times New Roman" w:hAnsi="Times New Roman"/>
+          <w:b/>
+          <w:sz w:val="24"/>
+          <w:highlight w:val="white"/>
+        </w:rPr>
+        <w:t>Слава</w:t>
+      </w:r>
+      <w:r>
+        <w:rPr>
+          <w:rFonts w:ascii="Times New Roman" w:hAnsi="Times New Roman"/>
+          <w:sz w:val="24"/>
+          <w:highlight w:val="white"/>
+        </w:rPr>
+        <w:t xml:space="preserve"> </w:t>
+      </w:r>
+      <w:r>
+        <w:rPr>
+          <w:rFonts w:ascii="Times New Roman" w:hAnsi="Times New Roman"/>
+          <w:i/>
+          <w:color w:val="FF0000"/>
+          <w:sz w:val="24"/>
+          <w:highlight w:val="white"/>
+        </w:rPr>
+        <w:t xml:space="preserve">(г. 1): </w:t>
+      </w:r>
+      <w:r>
+        <w:rPr>
+          <w:rFonts w:ascii="Times New Roman" w:hAnsi="Times New Roman"/>
+          <w:sz w:val="24"/>
+          <w:highlight w:val="white"/>
+        </w:rPr>
+        <w:t>Страстоте́рпче</w:t>
+      </w:r>
+      <w:r>
+        <w:rPr>
+          <w:rFonts w:ascii="Times New Roman" w:hAnsi="Times New Roman"/>
+          <w:sz w:val="24"/>
+          <w:highlight w:val="white"/>
+        </w:rPr>
+        <w:t xml:space="preserve"> </w:t>
+      </w:r>
+      <w:r>
+        <w:rPr>
+          <w:rFonts w:ascii="Times New Roman" w:hAnsi="Times New Roman"/>
+          <w:sz w:val="24"/>
+          <w:highlight w:val="white"/>
+        </w:rPr>
+        <w:t>Лео́нтію</w:t>
+      </w:r>
+      <w:r>
+        <w:rPr>
+          <w:rFonts w:ascii="Times New Roman" w:hAnsi="Times New Roman"/>
+          <w:sz w:val="24"/>
+          <w:highlight w:val="white"/>
+        </w:rPr>
+        <w:t xml:space="preserve"> </w:t>
+      </w:r>
+      <w:r>
+        <w:rPr>
+          <w:rFonts w:ascii="Times New Roman" w:hAnsi="Times New Roman"/>
+          <w:sz w:val="24"/>
+          <w:highlight w:val="white"/>
+        </w:rPr>
+        <w:t>прехва́льний</w:t>
+      </w:r>
+      <w:r>
+        <w:rPr>
+          <w:rFonts w:ascii="Times New Roman" w:hAnsi="Times New Roman"/>
+          <w:sz w:val="24"/>
+          <w:highlight w:val="white"/>
+        </w:rPr>
+        <w:t xml:space="preserve">,* ні </w:t>
+      </w:r>
+      <w:r>
+        <w:rPr>
+          <w:rFonts w:ascii="Times New Roman" w:hAnsi="Times New Roman"/>
+          <w:sz w:val="24"/>
+          <w:highlight w:val="white"/>
+        </w:rPr>
+        <w:t>вого́нь</w:t>
+      </w:r>
+      <w:r>
+        <w:rPr>
+          <w:rFonts w:ascii="Times New Roman" w:hAnsi="Times New Roman"/>
+          <w:sz w:val="24"/>
+          <w:highlight w:val="white"/>
+        </w:rPr>
+        <w:t xml:space="preserve">, ні </w:t>
+      </w:r>
+      <w:r>
+        <w:rPr>
+          <w:rFonts w:ascii="Times New Roman" w:hAnsi="Times New Roman"/>
+          <w:sz w:val="24"/>
+          <w:highlight w:val="white"/>
+        </w:rPr>
+        <w:t>ра́ни</w:t>
+      </w:r>
+      <w:r>
+        <w:rPr>
+          <w:rFonts w:ascii="Times New Roman" w:hAnsi="Times New Roman"/>
+          <w:sz w:val="24"/>
+          <w:highlight w:val="white"/>
+        </w:rPr>
+        <w:t xml:space="preserve">, ні меч* не змогли́ </w:t>
+      </w:r>
+      <w:r>
+        <w:rPr>
+          <w:rFonts w:ascii="Times New Roman" w:hAnsi="Times New Roman"/>
+          <w:sz w:val="24"/>
+          <w:highlight w:val="white"/>
+        </w:rPr>
+        <w:t>відлучи́ти</w:t>
+      </w:r>
+      <w:r>
+        <w:rPr>
+          <w:rFonts w:ascii="Times New Roman" w:hAnsi="Times New Roman"/>
+          <w:sz w:val="24"/>
+          <w:highlight w:val="white"/>
+        </w:rPr>
+        <w:t xml:space="preserve"> тебе́* від </w:t>
+      </w:r>
+      <w:r>
+        <w:rPr>
+          <w:rFonts w:ascii="Times New Roman" w:hAnsi="Times New Roman"/>
+          <w:sz w:val="24"/>
+          <w:highlight w:val="white"/>
+        </w:rPr>
+        <w:t>любо́ви</w:t>
+      </w:r>
+      <w:r>
+        <w:rPr>
+          <w:rFonts w:ascii="Times New Roman" w:hAnsi="Times New Roman"/>
+          <w:sz w:val="24"/>
+          <w:highlight w:val="white"/>
+        </w:rPr>
+        <w:t xml:space="preserve"> </w:t>
+      </w:r>
+      <w:r>
+        <w:rPr>
+          <w:rFonts w:ascii="Times New Roman" w:hAnsi="Times New Roman"/>
+          <w:sz w:val="24"/>
+          <w:highlight w:val="white"/>
+        </w:rPr>
+        <w:t>Христо́вої</w:t>
+      </w:r>
+      <w:r>
+        <w:rPr>
+          <w:rFonts w:ascii="Times New Roman" w:hAnsi="Times New Roman"/>
+          <w:sz w:val="24"/>
+          <w:highlight w:val="white"/>
+        </w:rPr>
+        <w:t xml:space="preserve">;* але́, </w:t>
+      </w:r>
+      <w:r>
+        <w:rPr>
+          <w:rFonts w:ascii="Times New Roman" w:hAnsi="Times New Roman"/>
+          <w:sz w:val="24"/>
+          <w:highlight w:val="white"/>
+        </w:rPr>
+        <w:t>му́жньо</w:t>
+      </w:r>
+      <w:r>
+        <w:rPr>
+          <w:rFonts w:ascii="Times New Roman" w:hAnsi="Times New Roman"/>
+          <w:sz w:val="24"/>
+          <w:highlight w:val="white"/>
+        </w:rPr>
+        <w:t xml:space="preserve"> </w:t>
+      </w:r>
+      <w:r>
+        <w:rPr>
+          <w:rFonts w:ascii="Times New Roman" w:hAnsi="Times New Roman"/>
+          <w:sz w:val="24"/>
+          <w:highlight w:val="white"/>
+        </w:rPr>
+        <w:t>постражда́вши</w:t>
+      </w:r>
+      <w:r>
+        <w:rPr>
+          <w:rFonts w:ascii="Times New Roman" w:hAnsi="Times New Roman"/>
+          <w:sz w:val="24"/>
+          <w:highlight w:val="white"/>
+        </w:rPr>
+        <w:t xml:space="preserve"> </w:t>
+      </w:r>
+      <w:r>
+        <w:rPr>
+          <w:rFonts w:ascii="Times New Roman" w:hAnsi="Times New Roman"/>
+          <w:sz w:val="24"/>
+          <w:highlight w:val="white"/>
+        </w:rPr>
+        <w:t>по́серед</w:t>
+      </w:r>
+      <w:r>
+        <w:rPr>
+          <w:rFonts w:ascii="Times New Roman" w:hAnsi="Times New Roman"/>
+          <w:sz w:val="24"/>
+          <w:highlight w:val="white"/>
+        </w:rPr>
+        <w:t xml:space="preserve"> </w:t>
+      </w:r>
+      <w:r>
+        <w:rPr>
+          <w:rFonts w:ascii="Times New Roman" w:hAnsi="Times New Roman"/>
+          <w:sz w:val="24"/>
+          <w:highlight w:val="white"/>
+        </w:rPr>
+        <w:t>мучи́телів</w:t>
+      </w:r>
+      <w:r>
+        <w:rPr>
+          <w:rFonts w:ascii="Times New Roman" w:hAnsi="Times New Roman"/>
+          <w:sz w:val="24"/>
+          <w:highlight w:val="white"/>
+        </w:rPr>
+        <w:t xml:space="preserve">,* ти </w:t>
+      </w:r>
+      <w:r>
+        <w:rPr>
+          <w:rFonts w:ascii="Times New Roman" w:hAnsi="Times New Roman"/>
+          <w:sz w:val="24"/>
+          <w:highlight w:val="white"/>
+        </w:rPr>
+        <w:t>і́дольські</w:t>
+      </w:r>
+      <w:r>
+        <w:rPr>
+          <w:rFonts w:ascii="Times New Roman" w:hAnsi="Times New Roman"/>
+          <w:sz w:val="24"/>
+          <w:highlight w:val="white"/>
+        </w:rPr>
+        <w:t xml:space="preserve"> </w:t>
+      </w:r>
+      <w:r>
+        <w:rPr>
+          <w:rFonts w:ascii="Times New Roman" w:hAnsi="Times New Roman"/>
+          <w:sz w:val="24"/>
+          <w:highlight w:val="white"/>
+        </w:rPr>
+        <w:t>же́ртви</w:t>
+      </w:r>
+      <w:r>
+        <w:rPr>
+          <w:rFonts w:ascii="Times New Roman" w:hAnsi="Times New Roman"/>
+          <w:sz w:val="24"/>
+          <w:highlight w:val="white"/>
+        </w:rPr>
+        <w:t xml:space="preserve"> </w:t>
+      </w:r>
+      <w:r>
+        <w:rPr>
+          <w:rFonts w:ascii="Times New Roman" w:hAnsi="Times New Roman"/>
+          <w:sz w:val="24"/>
+          <w:highlight w:val="white"/>
+        </w:rPr>
+        <w:t>розори́в</w:t>
+      </w:r>
+      <w:r>
+        <w:rPr>
+          <w:rFonts w:ascii="Times New Roman" w:hAnsi="Times New Roman"/>
+          <w:sz w:val="24"/>
+          <w:highlight w:val="white"/>
+        </w:rPr>
+        <w:t xml:space="preserve">, </w:t>
+      </w:r>
+      <w:r>
+        <w:rPr>
+          <w:rFonts w:ascii="Times New Roman" w:hAnsi="Times New Roman"/>
+          <w:sz w:val="24"/>
+          <w:highlight w:val="white"/>
+        </w:rPr>
+        <w:t>богому́дрий</w:t>
+      </w:r>
+      <w:r>
+        <w:rPr>
+          <w:rFonts w:ascii="Times New Roman" w:hAnsi="Times New Roman"/>
+          <w:sz w:val="24"/>
+          <w:highlight w:val="white"/>
+        </w:rPr>
+        <w:t xml:space="preserve">,* і </w:t>
+      </w:r>
+      <w:r>
+        <w:rPr>
+          <w:rFonts w:ascii="Times New Roman" w:hAnsi="Times New Roman"/>
+          <w:sz w:val="24"/>
+          <w:highlight w:val="white"/>
+        </w:rPr>
+        <w:t>ни́ні</w:t>
+      </w:r>
+      <w:r>
+        <w:rPr>
+          <w:rFonts w:ascii="Times New Roman" w:hAnsi="Times New Roman"/>
+          <w:sz w:val="24"/>
+          <w:highlight w:val="white"/>
+        </w:rPr>
+        <w:t xml:space="preserve">, </w:t>
+      </w:r>
+      <w:r>
+        <w:rPr>
+          <w:rFonts w:ascii="Times New Roman" w:hAnsi="Times New Roman"/>
+          <w:sz w:val="24"/>
+          <w:highlight w:val="white"/>
+        </w:rPr>
+        <w:t>вінцено́сцю</w:t>
+      </w:r>
+      <w:r>
+        <w:rPr>
+          <w:rFonts w:ascii="Times New Roman" w:hAnsi="Times New Roman"/>
+          <w:sz w:val="24"/>
+          <w:highlight w:val="white"/>
+        </w:rPr>
+        <w:t xml:space="preserve">,* </w:t>
+      </w:r>
+      <w:r>
+        <w:rPr>
+          <w:rFonts w:ascii="Times New Roman" w:hAnsi="Times New Roman"/>
+          <w:sz w:val="24"/>
+          <w:highlight w:val="white"/>
+        </w:rPr>
+        <w:t>лику́єш</w:t>
+      </w:r>
+      <w:r>
+        <w:rPr>
+          <w:rFonts w:ascii="Times New Roman" w:hAnsi="Times New Roman"/>
+          <w:sz w:val="24"/>
+          <w:highlight w:val="white"/>
+        </w:rPr>
+        <w:t xml:space="preserve"> на </w:t>
+      </w:r>
+      <w:r>
+        <w:rPr>
+          <w:rFonts w:ascii="Times New Roman" w:hAnsi="Times New Roman"/>
+          <w:sz w:val="24"/>
+          <w:highlight w:val="white"/>
+        </w:rPr>
+        <w:t>небеса́х</w:t>
+      </w:r>
+      <w:r>
+        <w:rPr>
+          <w:rFonts w:ascii="Times New Roman" w:hAnsi="Times New Roman"/>
+          <w:sz w:val="24"/>
+          <w:highlight w:val="white"/>
+        </w:rPr>
+        <w:t xml:space="preserve">;* </w:t>
+      </w:r>
+      <w:r>
+        <w:rPr>
+          <w:rFonts w:ascii="Times New Roman" w:hAnsi="Times New Roman"/>
+          <w:sz w:val="24"/>
+          <w:highlight w:val="white"/>
+        </w:rPr>
+        <w:t>горли́во</w:t>
+      </w:r>
+      <w:r>
+        <w:rPr>
+          <w:rFonts w:ascii="Times New Roman" w:hAnsi="Times New Roman"/>
+          <w:sz w:val="24"/>
+          <w:highlight w:val="white"/>
+        </w:rPr>
+        <w:t xml:space="preserve"> моли́ за </w:t>
+      </w:r>
+      <w:r>
+        <w:rPr>
+          <w:rFonts w:ascii="Times New Roman" w:hAnsi="Times New Roman"/>
+          <w:sz w:val="24"/>
+          <w:highlight w:val="white"/>
+        </w:rPr>
+        <w:t>ду́ші</w:t>
+      </w:r>
+      <w:r>
+        <w:rPr>
+          <w:rFonts w:ascii="Times New Roman" w:hAnsi="Times New Roman"/>
+          <w:sz w:val="24"/>
+          <w:highlight w:val="white"/>
+        </w:rPr>
+        <w:t xml:space="preserve"> </w:t>
+      </w:r>
+      <w:r>
+        <w:rPr>
+          <w:rFonts w:ascii="Times New Roman" w:hAnsi="Times New Roman"/>
+          <w:sz w:val="24"/>
+          <w:highlight w:val="white"/>
+        </w:rPr>
+        <w:t>на́ші</w:t>
+      </w:r>
+      <w:r>
+        <w:rPr>
+          <w:rFonts w:ascii="Times New Roman" w:hAnsi="Times New Roman"/>
+          <w:sz w:val="24"/>
+          <w:highlight w:val="white"/>
+        </w:rPr>
+        <w:t>.</w:t>
+      </w:r>
+    </w:p>
+    <w:p>
+      <w:pPr>
+        <w:pStyle w:val="a"/>
+        <w:spacing w:after="240"/>
+      </w:pPr>
+      <w:r>
+        <w:rPr>
+          <w:rFonts w:ascii="Times New Roman" w:hAnsi="Times New Roman"/>
+          <w:b/>
+          <w:color w:val="222222"/>
+          <w:sz w:val="24"/>
+          <w:highlight w:val="white"/>
+        </w:rPr>
+        <w:t>І нині</w:t>
+      </w:r>
+      <w:r>
+        <w:rPr>
+          <w:rFonts w:ascii="Times New Roman" w:hAnsi="Times New Roman"/>
+          <w:color w:val="222222"/>
+          <w:sz w:val="24"/>
+          <w:highlight w:val="white"/>
+        </w:rPr>
+        <w:t xml:space="preserve"> </w:t>
+      </w:r>
+      <w:r>
+        <w:rPr>
+          <w:rFonts w:ascii="Times New Roman" w:hAnsi="Times New Roman"/>
+          <w:i/>
+          <w:color w:val="FF0000"/>
+          <w:sz w:val="24"/>
+          <w:highlight w:val="white"/>
+        </w:rPr>
+        <w:t xml:space="preserve">(хрестобогородичний, г. 1, подібний: Небесних хорів): </w:t>
+      </w:r>
+      <w:r>
+        <w:rPr>
+          <w:rFonts w:ascii="Times New Roman" w:hAnsi="Times New Roman"/>
+          <w:sz w:val="24"/>
+          <w:highlight w:val="white"/>
+        </w:rPr>
+        <w:t xml:space="preserve">Під </w:t>
+      </w:r>
+      <w:r>
+        <w:rPr>
+          <w:rFonts w:ascii="Times New Roman" w:hAnsi="Times New Roman"/>
+          <w:sz w:val="24"/>
+          <w:highlight w:val="white"/>
+        </w:rPr>
+        <w:t>Хресто́м</w:t>
+      </w:r>
+      <w:r>
+        <w:rPr>
+          <w:rFonts w:ascii="Times New Roman" w:hAnsi="Times New Roman"/>
+          <w:sz w:val="24"/>
+          <w:highlight w:val="white"/>
+        </w:rPr>
+        <w:t xml:space="preserve"> стоячи́ </w:t>
+      </w:r>
+      <w:r>
+        <w:rPr>
+          <w:rFonts w:ascii="Times New Roman" w:hAnsi="Times New Roman"/>
+          <w:sz w:val="24"/>
+          <w:highlight w:val="white"/>
+        </w:rPr>
+        <w:t>Си́на</w:t>
+      </w:r>
+      <w:r>
+        <w:rPr>
+          <w:rFonts w:ascii="Times New Roman" w:hAnsi="Times New Roman"/>
+          <w:sz w:val="24"/>
+          <w:highlight w:val="white"/>
+        </w:rPr>
+        <w:t xml:space="preserve"> і </w:t>
+      </w:r>
+      <w:r>
+        <w:rPr>
+          <w:rFonts w:ascii="Times New Roman" w:hAnsi="Times New Roman"/>
+          <w:sz w:val="24"/>
+          <w:highlight w:val="white"/>
+        </w:rPr>
+        <w:t>Бо́га</w:t>
+      </w:r>
+      <w:r>
+        <w:rPr>
+          <w:rFonts w:ascii="Times New Roman" w:hAnsi="Times New Roman"/>
+          <w:sz w:val="24"/>
+          <w:highlight w:val="white"/>
+        </w:rPr>
+        <w:t xml:space="preserve"> Твого́* і </w:t>
+      </w:r>
+      <w:r>
+        <w:rPr>
+          <w:rFonts w:ascii="Times New Roman" w:hAnsi="Times New Roman"/>
+          <w:sz w:val="24"/>
+          <w:highlight w:val="white"/>
+        </w:rPr>
+        <w:t>довготерпі́ння</w:t>
+      </w:r>
+      <w:r>
+        <w:rPr>
+          <w:rFonts w:ascii="Times New Roman" w:hAnsi="Times New Roman"/>
+          <w:sz w:val="24"/>
+          <w:highlight w:val="white"/>
+        </w:rPr>
+        <w:t xml:space="preserve"> Його́ </w:t>
+      </w:r>
+      <w:r>
+        <w:rPr>
+          <w:rFonts w:ascii="Times New Roman" w:hAnsi="Times New Roman"/>
+          <w:sz w:val="24"/>
+          <w:highlight w:val="white"/>
+        </w:rPr>
+        <w:t>спогляда́ючи</w:t>
+      </w:r>
+      <w:r>
+        <w:rPr>
+          <w:rFonts w:ascii="Times New Roman" w:hAnsi="Times New Roman"/>
+          <w:sz w:val="24"/>
+          <w:highlight w:val="white"/>
+        </w:rPr>
+        <w:t xml:space="preserve">,* </w:t>
+      </w:r>
+      <w:r>
+        <w:rPr>
+          <w:rFonts w:ascii="Times New Roman" w:hAnsi="Times New Roman"/>
+          <w:sz w:val="24"/>
+          <w:highlight w:val="white"/>
+        </w:rPr>
+        <w:t>промовля́ла</w:t>
+      </w:r>
+      <w:r>
+        <w:rPr>
+          <w:rFonts w:ascii="Times New Roman" w:hAnsi="Times New Roman"/>
+          <w:sz w:val="24"/>
+          <w:highlight w:val="white"/>
+        </w:rPr>
+        <w:t xml:space="preserve">, </w:t>
+      </w:r>
+      <w:r>
+        <w:rPr>
+          <w:rFonts w:ascii="Times New Roman" w:hAnsi="Times New Roman"/>
+          <w:sz w:val="24"/>
+          <w:highlight w:val="white"/>
+        </w:rPr>
+        <w:t>пла́чучи</w:t>
+      </w:r>
+      <w:r>
+        <w:rPr>
+          <w:rFonts w:ascii="Times New Roman" w:hAnsi="Times New Roman"/>
+          <w:sz w:val="24"/>
+          <w:highlight w:val="white"/>
+        </w:rPr>
+        <w:t xml:space="preserve">, </w:t>
+      </w:r>
+      <w:r>
+        <w:rPr>
+          <w:rFonts w:ascii="Times New Roman" w:hAnsi="Times New Roman"/>
+          <w:sz w:val="24"/>
+          <w:highlight w:val="white"/>
+        </w:rPr>
+        <w:t>Ма́ти</w:t>
+      </w:r>
+      <w:r>
+        <w:rPr>
+          <w:rFonts w:ascii="Times New Roman" w:hAnsi="Times New Roman"/>
+          <w:sz w:val="24"/>
+          <w:highlight w:val="white"/>
+        </w:rPr>
+        <w:t xml:space="preserve"> </w:t>
+      </w:r>
+      <w:r>
+        <w:rPr>
+          <w:rFonts w:ascii="Times New Roman" w:hAnsi="Times New Roman"/>
+          <w:sz w:val="24"/>
+          <w:highlight w:val="white"/>
+        </w:rPr>
+        <w:t>Чи́стая</w:t>
+      </w:r>
+      <w:r>
+        <w:rPr>
+          <w:rFonts w:ascii="Times New Roman" w:hAnsi="Times New Roman"/>
+          <w:sz w:val="24"/>
+          <w:highlight w:val="white"/>
+        </w:rPr>
+        <w:t>:* «</w:t>
+      </w:r>
+      <w:r>
+        <w:rPr>
+          <w:rFonts w:ascii="Times New Roman" w:hAnsi="Times New Roman"/>
+          <w:sz w:val="24"/>
+          <w:highlight w:val="white"/>
+        </w:rPr>
+        <w:t>Ле́ле</w:t>
+      </w:r>
+      <w:r>
+        <w:rPr>
+          <w:rFonts w:ascii="Times New Roman" w:hAnsi="Times New Roman"/>
+          <w:sz w:val="24"/>
+          <w:highlight w:val="white"/>
+        </w:rPr>
+        <w:t xml:space="preserve">, Дитя́ </w:t>
+      </w:r>
+      <w:r>
+        <w:rPr>
+          <w:rFonts w:ascii="Times New Roman" w:hAnsi="Times New Roman"/>
+          <w:sz w:val="24"/>
+          <w:highlight w:val="white"/>
+        </w:rPr>
+        <w:t>найсоло́дше</w:t>
+      </w:r>
+      <w:r>
+        <w:rPr>
+          <w:rFonts w:ascii="Times New Roman" w:hAnsi="Times New Roman"/>
+          <w:sz w:val="24"/>
+          <w:highlight w:val="white"/>
+        </w:rPr>
+        <w:t xml:space="preserve">!* Як </w:t>
+      </w:r>
+      <w:r>
+        <w:rPr>
+          <w:rFonts w:ascii="Times New Roman" w:hAnsi="Times New Roman"/>
+          <w:sz w:val="24"/>
+          <w:highlight w:val="white"/>
+        </w:rPr>
+        <w:t>стражда́єш</w:t>
+      </w:r>
+      <w:r>
+        <w:rPr>
+          <w:rFonts w:ascii="Times New Roman" w:hAnsi="Times New Roman"/>
+          <w:sz w:val="24"/>
+          <w:highlight w:val="white"/>
+        </w:rPr>
+        <w:t xml:space="preserve"> Ти </w:t>
+      </w:r>
+      <w:r>
+        <w:rPr>
+          <w:rFonts w:ascii="Times New Roman" w:hAnsi="Times New Roman"/>
+          <w:sz w:val="24"/>
+          <w:highlight w:val="white"/>
+        </w:rPr>
+        <w:t>непра́ведно</w:t>
+      </w:r>
+      <w:r>
+        <w:rPr>
+          <w:rFonts w:ascii="Times New Roman" w:hAnsi="Times New Roman"/>
+          <w:sz w:val="24"/>
+          <w:highlight w:val="white"/>
+        </w:rPr>
+        <w:t xml:space="preserve">, </w:t>
+      </w:r>
+      <w:r>
+        <w:rPr>
+          <w:rFonts w:ascii="Times New Roman" w:hAnsi="Times New Roman"/>
+          <w:sz w:val="24"/>
+          <w:highlight w:val="white"/>
+        </w:rPr>
+        <w:t>Сло́во</w:t>
+      </w:r>
+      <w:r>
+        <w:rPr>
+          <w:rFonts w:ascii="Times New Roman" w:hAnsi="Times New Roman"/>
+          <w:sz w:val="24"/>
+          <w:highlight w:val="white"/>
+        </w:rPr>
+        <w:t xml:space="preserve"> </w:t>
+      </w:r>
+      <w:r>
+        <w:rPr>
+          <w:rFonts w:ascii="Times New Roman" w:hAnsi="Times New Roman"/>
+          <w:sz w:val="24"/>
+          <w:highlight w:val="white"/>
+        </w:rPr>
+        <w:t>Бо́же</w:t>
+      </w:r>
+      <w:r>
+        <w:rPr>
+          <w:rFonts w:ascii="Times New Roman" w:hAnsi="Times New Roman"/>
+          <w:sz w:val="24"/>
+          <w:highlight w:val="white"/>
+        </w:rPr>
+        <w:t xml:space="preserve">,* щоб спасти́ </w:t>
+      </w:r>
+      <w:r>
+        <w:rPr>
+          <w:rFonts w:ascii="Times New Roman" w:hAnsi="Times New Roman"/>
+          <w:sz w:val="24"/>
+          <w:highlight w:val="white"/>
+        </w:rPr>
+        <w:t>лю́дство</w:t>
+      </w:r>
+      <w:r>
+        <w:rPr>
+          <w:rFonts w:ascii="Times New Roman" w:hAnsi="Times New Roman"/>
+          <w:sz w:val="24"/>
+          <w:highlight w:val="white"/>
+        </w:rPr>
+        <w:t>?!»</w:t>
+      </w:r>
+    </w:p>
+    <w:p>
+      <w:pPr>
         <w:pStyle w:val="Heading2"/>
         <w:spacing w:before="0" w:after="120"/>
         <w:jc w:val="center"/>
@@ -4617,6 +5317,18 @@
     </w:p>
     <w:p>
       <w:pPr>
+        <w:spacing w:after="120"/>
+        <w:jc w:val="both"/>
+        <w:rPr>
+          <w:rFonts w:ascii="Times New Roman" w:hAnsi="Times New Roman"/>
+          <w:color w:val="FF0000"/>
+          <w:sz w:val="24"/>
+          <w:szCs w:val="24"/>
+        </w:rPr>
+      </w:pPr>
+    </w:p>
+    <w:p>
+      <w:pPr>
         <w:pStyle w:val="Heading3"/>
         <w:spacing w:before="0" w:after="120"/>
         <w:jc w:val="center"/>
@@ -4745,6 +5457,17 @@
     </w:p>
     <w:p>
       <w:pPr>
+        <w:spacing w:after="120"/>
+        <w:jc w:val="both"/>
+        <w:rPr>
+          <w:rFonts w:ascii="Times New Roman" w:hAnsi="Times New Roman"/>
+          <w:sz w:val="24"/>
+          <w:szCs w:val="24"/>
+        </w:rPr>
+      </w:pPr>
+    </w:p>
+    <w:p>
+      <w:pPr>
         <w:pStyle w:val="Heading3"/>
         <w:spacing w:before="0" w:after="120"/>
         <w:jc w:val="center"/>
@@ -4957,6 +5680,17 @@
     </w:p>
     <w:p>
       <w:pPr>
+        <w:spacing w:after="120"/>
+        <w:jc w:val="both"/>
+        <w:rPr>
+          <w:rFonts w:ascii="Times New Roman" w:hAnsi="Times New Roman"/>
+          <w:sz w:val="24"/>
+          <w:szCs w:val="24"/>
+        </w:rPr>
+      </w:pPr>
+    </w:p>
+    <w:p>
+      <w:pPr>
         <w:pStyle w:val="Heading3"/>
         <w:spacing w:before="0" w:after="120"/>
         <w:jc w:val="center"/>
@@ -5792,6 +6526,19 @@
     </w:p>
     <w:p>
       <w:pPr>
+        <w:spacing w:after="120"/>
+        <w:jc w:val="both"/>
+        <w:rPr>
+          <w:rFonts w:ascii="Times New Roman" w:hAnsi="Times New Roman"/>
+          <w:i/>
+          <w:color w:val="FF0000"/>
+          <w:sz w:val="24"/>
+          <w:szCs w:val="24"/>
+        </w:rPr>
+      </w:pPr>
+    </w:p>
+    <w:p>
+      <w:pPr>
         <w:pStyle w:val="Heading2"/>
         <w:spacing w:before="0" w:after="120"/>
         <w:jc w:val="center"/>
@@ -6005,6 +6752,72 @@
     </w:p>
     <w:p>
       <w:pPr>
+        <w:spacing w:after="120"/>
+        <w:jc w:val="both"/>
+        <w:rPr>
+          <w:rFonts w:ascii="Times New Roman" w:hAnsi="Times New Roman"/>
+          <w:color w:val="000000"/>
+          <w:sz w:val="24"/>
+          <w:szCs w:val="24"/>
+          <w:lang w:eastAsia="uk-UA"/>
+        </w:rPr>
+      </w:pPr>
+      <w:r>
+        <w:rPr>
+          <w:rFonts w:ascii="Times New Roman" w:hAnsi="Times New Roman"/>
+          <w:b/>
+          <w:bCs/>
+          <w:sz w:val="24"/>
+          <w:szCs w:val="24"/>
+          <w:lang w:eastAsia="uk-UA"/>
+        </w:rPr>
+        <w:t>Слава і нині</w:t>
+      </w:r>
+      <w:r>
+        <w:rPr>
+          <w:rFonts w:ascii="Times New Roman" w:hAnsi="Times New Roman"/>
+          <w:sz w:val="24"/>
+          <w:szCs w:val="24"/>
+          <w:lang w:eastAsia="uk-UA"/>
+        </w:rPr>
+        <w:t> </w:t>
+      </w:r>
+      <w:r>
+        <w:rPr>
+          <w:rFonts w:ascii="Times New Roman" w:hAnsi="Times New Roman"/>
+          <w:i/>
+          <w:iCs/>
+          <w:color w:val="FF0000"/>
+          <w:sz w:val="24"/>
+          <w:szCs w:val="24"/>
+          <w:lang w:eastAsia="uk-UA"/>
+        </w:rPr>
+        <w:t>(г. 6):</w:t>
+      </w:r>
+      <w:r>
+        <w:rPr>
+          <w:rFonts w:ascii="Times New Roman" w:hAnsi="Times New Roman"/>
+          <w:color w:val="000000"/>
+          <w:sz w:val="24"/>
+          <w:szCs w:val="24"/>
+          <w:lang w:eastAsia="uk-UA"/>
+        </w:rPr>
+        <w:t> Зійшов Бог серед окликів,* Господь серед голосних сурем,* щоб піднести впалий Адамів образ* і послати Духа Утішителя,* щоб освячував душі наші.</w:t>
+      </w:r>
+    </w:p>
+    <w:p>
+      <w:pPr>
+        <w:spacing w:after="120"/>
+        <w:jc w:val="both"/>
+        <w:rPr>
+          <w:rFonts w:ascii="Times New Roman" w:hAnsi="Times New Roman"/>
+          <w:sz w:val="24"/>
+          <w:szCs w:val="24"/>
+        </w:rPr>
+      </w:pPr>
+    </w:p>
+    <w:p>
+      <w:pPr>
         <w:pStyle w:val="Heading3"/>
         <w:spacing w:before="0" w:after="120"/>
         <w:jc w:val="center"/>
@@ -6146,6 +6959,25 @@
           <w:sz w:val="24"/>
           <w:szCs w:val="24"/>
         </w:rPr>
+        <w:t>Слава Отцю, і Сину, і Святому Духові,* і нині і повсякчас, і на віки віків. Амінь.</w:t>
+      </w:r>
+    </w:p>
+    <w:p>
+      <w:pPr>
+        <w:spacing w:after="120"/>
+        <w:jc w:val="both"/>
+        <w:rPr>
+          <w:rFonts w:ascii="Times New Roman" w:hAnsi="Times New Roman"/>
+          <w:sz w:val="24"/>
+          <w:szCs w:val="24"/>
+        </w:rPr>
+      </w:pPr>
+      <w:r>
+        <w:rPr>
+          <w:rFonts w:ascii="Times New Roman" w:hAnsi="Times New Roman"/>
+          <w:sz w:val="24"/>
+          <w:szCs w:val="24"/>
+        </w:rPr>
         <w:t>Пресвята Тройце, помилуй нас;* Господи, очисти гріхи наші;* Владико, прости беззаконня наші;* Святий, завітай і зціли немочі наші імени твого ради.</w:t>
       </w:r>
     </w:p>
@@ -6194,6 +7026,44 @@
           <w:sz w:val="24"/>
           <w:szCs w:val="24"/>
         </w:rPr>
+        <w:t>Слава Отцю, і Сину, і Святому Духові.</w:t>
+      </w:r>
+    </w:p>
+    <w:p>
+      <w:pPr>
+        <w:spacing w:after="120"/>
+        <w:jc w:val="both"/>
+        <w:rPr>
+          <w:rFonts w:ascii="Times New Roman" w:hAnsi="Times New Roman"/>
+          <w:sz w:val="24"/>
+          <w:szCs w:val="24"/>
+        </w:rPr>
+      </w:pPr>
+      <w:r>
+        <w:rPr>
+          <w:rFonts w:ascii="Times New Roman" w:hAnsi="Times New Roman"/>
+          <w:sz w:val="24"/>
+          <w:szCs w:val="24"/>
+        </w:rPr>
+        <w:t>І нині і повсякчас, і на віки віків. Амінь.</w:t>
+      </w:r>
+    </w:p>
+    <w:p>
+      <w:pPr>
+        <w:spacing w:after="120"/>
+        <w:jc w:val="both"/>
+        <w:rPr>
+          <w:rFonts w:ascii="Times New Roman" w:hAnsi="Times New Roman"/>
+          <w:sz w:val="24"/>
+          <w:szCs w:val="24"/>
+        </w:rPr>
+      </w:pPr>
+      <w:r>
+        <w:rPr>
+          <w:rFonts w:ascii="Times New Roman" w:hAnsi="Times New Roman"/>
+          <w:sz w:val="24"/>
+          <w:szCs w:val="24"/>
+        </w:rPr>
         <w:t>Отче наш, що єси на небесах,* нехай святиться ім’я твоє,* нехай прийде царство твоє,* нехай буде воля твоя, як на небі, так і на землі.* Хліб наш насущний дай нам сьогодні,* і прости нам провини наші,* як і ми прощаємо винуватцям нашим,* і не введи нас у спокусу,* але визволи нас від лукавого.</w:t>
       </w:r>
     </w:p>
@@ -6261,6 +7131,17 @@
         </w:rPr>
         <w:t>Амінь.</w:t>
       </w:r>
+    </w:p>
+    <w:p>
+      <w:pPr>
+        <w:spacing w:after="120"/>
+        <w:jc w:val="both"/>
+        <w:rPr>
+          <w:rFonts w:ascii="Times New Roman" w:hAnsi="Times New Roman"/>
+          <w:sz w:val="24"/>
+          <w:szCs w:val="24"/>
+        </w:rPr>
+      </w:pPr>
     </w:p>
     <w:p>
       <w:pPr>
@@ -6828,6 +7709,17 @@
     </w:p>
     <w:p>
       <w:pPr>
+        <w:spacing w:after="120"/>
+        <w:jc w:val="both"/>
+        <w:rPr>
+          <w:rFonts w:ascii="Times New Roman" w:hAnsi="Times New Roman"/>
+          <w:sz w:val="24"/>
+          <w:szCs w:val="24"/>
+        </w:rPr>
+      </w:pPr>
+    </w:p>
+    <w:p>
+      <w:pPr>
         <w:pStyle w:val="Heading2"/>
         <w:spacing w:before="0" w:after="120"/>
         <w:jc w:val="center"/>
@@ -7057,6 +7949,17 @@
     </w:p>
     <w:p>
       <w:pPr>
+        <w:spacing w:after="120"/>
+        <w:jc w:val="both"/>
+        <w:rPr>
+          <w:rFonts w:ascii="Times New Roman" w:hAnsi="Times New Roman"/>
+          <w:sz w:val="24"/>
+          <w:szCs w:val="24"/>
+        </w:rPr>
+      </w:pPr>
+    </w:p>
+    <w:p>
+      <w:pPr>
         <w:pStyle w:val="Heading3"/>
         <w:spacing w:before="0" w:after="120"/>
         <w:jc w:val="center"/>
@@ -7108,6 +8011,36 @@
     </w:p>
     <w:p>
       <w:pPr>
+        <w:spacing w:after="120"/>
+        <w:jc w:val="both"/>
+        <w:rPr>
+          <w:rFonts w:ascii="Times New Roman" w:hAnsi="Times New Roman"/>
+          <w:sz w:val="24"/>
+          <w:szCs w:val="24"/>
+        </w:rPr>
+      </w:pPr>
+    </w:p>
+    <w:p>
+      <w:pPr>
+        <w:spacing w:after="120"/>
+        <w:jc w:val="both"/>
+        <w:rPr>
+          <w:rFonts w:ascii="Times New Roman" w:hAnsi="Times New Roman"/>
+          <w:sz w:val="24"/>
+          <w:szCs w:val="24"/>
+        </w:rPr>
+      </w:pPr>
+      <w:r>
+        <w:rPr>
+          <w:rFonts w:ascii="Times New Roman" w:hAnsi="Times New Roman"/>
+          <w:sz w:val="24"/>
+          <w:szCs w:val="24"/>
+        </w:rPr>
+        <w:br w:type="page"/>
+      </w:r>
+    </w:p>
+    <w:p>
+      <w:pPr>
         <w:pStyle w:val="Heading1"/>
         <w:spacing w:after="120"/>
         <w:jc w:val="center"/>
@@ -7196,6 +8129,35 @@
         <w:jc w:val="both"/>
         <w:rPr>
           <w:rFonts w:ascii="Times New Roman" w:hAnsi="Times New Roman"/>
+          <w:sz w:val="24"/>
+          <w:szCs w:val="24"/>
+        </w:rPr>
+      </w:pPr>
+      <w:r>
+        <w:rPr>
+          <w:rFonts w:ascii="Times New Roman" w:hAnsi="Times New Roman"/>
+          <w:sz w:val="24"/>
+          <w:szCs w:val="24"/>
+        </w:rPr>
+        <w:t xml:space="preserve">Слава во вишніх Богу, і на землі мир,* в людях благовоління </w:t>
+      </w:r>
+      <w:r>
+        <w:rPr>
+          <w:rFonts w:ascii="Times New Roman" w:hAnsi="Times New Roman"/>
+          <w:i/>
+          <w:color w:val="FF0000"/>
+          <w:sz w:val="24"/>
+          <w:szCs w:val="24"/>
+        </w:rPr>
+        <w:t>(3 р.)</w:t>
+      </w:r>
+    </w:p>
+    <w:p>
+      <w:pPr>
+        <w:spacing w:after="120"/>
+        <w:jc w:val="both"/>
+        <w:rPr>
+          <w:rFonts w:ascii="Times New Roman" w:hAnsi="Times New Roman"/>
           <w:i/>
           <w:color w:val="FF0000"/>
           <w:sz w:val="24"/>
@@ -7220,6 +8182,17 @@
         </w:rPr>
         <w:t>(2 р.)</w:t>
       </w:r>
+    </w:p>
+    <w:p>
+      <w:pPr>
+        <w:spacing w:after="120"/>
+        <w:jc w:val="both"/>
+        <w:rPr>
+          <w:rFonts w:ascii="Times New Roman" w:hAnsi="Times New Roman"/>
+          <w:sz w:val="24"/>
+          <w:szCs w:val="24"/>
+        </w:rPr>
+      </w:pPr>
     </w:p>
     <w:p>
       <w:pPr>
@@ -8159,6 +9132,36 @@
     </w:p>
     <w:p>
       <w:pPr>
+        <w:spacing w:after="120"/>
+        <w:jc w:val="both"/>
+        <w:rPr>
+          <w:rFonts w:ascii="Times New Roman" w:hAnsi="Times New Roman"/>
+          <w:sz w:val="24"/>
+          <w:szCs w:val="24"/>
+        </w:rPr>
+      </w:pPr>
+    </w:p>
+    <w:p>
+      <w:pPr>
+        <w:spacing w:after="120"/>
+        <w:jc w:val="both"/>
+        <w:rPr>
+          <w:rFonts w:ascii="Times New Roman" w:hAnsi="Times New Roman"/>
+          <w:sz w:val="24"/>
+          <w:szCs w:val="24"/>
+        </w:rPr>
+      </w:pPr>
+      <w:r>
+        <w:rPr>
+          <w:rFonts w:ascii="Times New Roman" w:hAnsi="Times New Roman"/>
+          <w:sz w:val="24"/>
+          <w:szCs w:val="24"/>
+        </w:rPr>
+        <w:t>Слава Отцю, і Сину, і Святому Духові, і нині і повсякчас, і на віки віків. Амінь.</w:t>
+      </w:r>
+    </w:p>
+    <w:p>
+      <w:pPr>
         <w:tabs>
           <w:tab w:val="left" w:pos="6750"/>
         </w:tabs>
@@ -8217,6 +9220,36 @@
         </w:rPr>
         <w:t>(3 р.)</w:t>
       </w:r>
+    </w:p>
+    <w:p>
+      <w:pPr>
+        <w:spacing w:after="120"/>
+        <w:jc w:val="both"/>
+        <w:rPr>
+          <w:rFonts w:ascii="Times New Roman" w:hAnsi="Times New Roman"/>
+          <w:sz w:val="24"/>
+          <w:szCs w:val="24"/>
+        </w:rPr>
+      </w:pPr>
+      <w:r>
+        <w:rPr>
+          <w:rFonts w:ascii="Times New Roman" w:hAnsi="Times New Roman"/>
+          <w:sz w:val="24"/>
+          <w:szCs w:val="24"/>
+        </w:rPr>
+        <w:t>Слава Отцю, і Сину, і Святому Духові, і нині і повсякчас, і на віки віків. Амінь.</w:t>
+      </w:r>
+    </w:p>
+    <w:p>
+      <w:pPr>
+        <w:spacing w:after="120"/>
+        <w:jc w:val="both"/>
+        <w:rPr>
+          <w:rFonts w:ascii="Times New Roman" w:hAnsi="Times New Roman"/>
+          <w:sz w:val="24"/>
+          <w:szCs w:val="24"/>
+        </w:rPr>
+      </w:pPr>
     </w:p>
     <w:p>
       <w:pPr>
@@ -8456,6 +9489,38 @@
           <w:szCs w:val="24"/>
         </w:rPr>
       </w:pPr>
+      <w:sdt>
+        <w:sdtPr>
+          <w:rPr>
+            <w:rFonts w:ascii="Times New Roman" w:hAnsi="Times New Roman"/>
+            <w:sz w:val="24"/>
+            <w:szCs w:val="24"/>
+          </w:rPr>
+          <w:tag w:val="goog_rdk_6"/>
+          <w:id w:val="110179498"/>
+        </w:sdtPr>
+        <w:sdtContent>
+          <w:r>
+            <w:rPr>
+              <w:rFonts w:ascii="Times New Roman" w:eastAsia="Gungsuh" w:hAnsi="Times New Roman"/>
+              <w:sz w:val="24"/>
+              <w:szCs w:val="24"/>
+            </w:rPr>
+            <w:t>Хіба звіщатимуть у могилі твою милість,* у пропасті глибокій − твою вірність?</w:t>
+          </w:r>
+        </w:sdtContent>
+      </w:sdt>
+    </w:p>
+    <w:p>
+      <w:pPr>
+        <w:spacing w:after="120"/>
+        <w:jc w:val="both"/>
+        <w:rPr>
+          <w:rFonts w:ascii="Times New Roman" w:hAnsi="Times New Roman"/>
+          <w:sz w:val="24"/>
+          <w:szCs w:val="24"/>
+        </w:rPr>
+      </w:pPr>
       <w:r>
         <w:rPr>
           <w:rFonts w:ascii="Times New Roman" w:hAnsi="Times New Roman"/>
@@ -8513,6 +9578,38 @@
           <w:szCs w:val="24"/>
         </w:rPr>
       </w:pPr>
+      <w:sdt>
+        <w:sdtPr>
+          <w:rPr>
+            <w:rFonts w:ascii="Times New Roman" w:hAnsi="Times New Roman"/>
+            <w:sz w:val="24"/>
+            <w:szCs w:val="24"/>
+          </w:rPr>
+          <w:tag w:val="goog_rdk_7"/>
+          <w:id w:val="-1671248610"/>
+        </w:sdtPr>
+        <w:sdtContent>
+          <w:r>
+            <w:rPr>
+              <w:rFonts w:ascii="Times New Roman" w:eastAsia="Gungsuh" w:hAnsi="Times New Roman"/>
+              <w:sz w:val="24"/>
+              <w:szCs w:val="24"/>
+            </w:rPr>
+            <w:t>Я безталанний і конаю змалку,* я перебув страх твій − і умліваю.</w:t>
+          </w:r>
+        </w:sdtContent>
+      </w:sdt>
+    </w:p>
+    <w:p>
+      <w:pPr>
+        <w:spacing w:after="120"/>
+        <w:jc w:val="both"/>
+        <w:rPr>
+          <w:rFonts w:ascii="Times New Roman" w:hAnsi="Times New Roman"/>
+          <w:sz w:val="24"/>
+          <w:szCs w:val="24"/>
+        </w:rPr>
+      </w:pPr>
       <w:r>
         <w:rPr>
           <w:rFonts w:ascii="Times New Roman" w:hAnsi="Times New Roman"/>
@@ -8593,6 +9690,38 @@
         </w:rPr>
         <w:t>(у п'ятницю)</w:t>
       </w:r>
+    </w:p>
+    <w:p>
+      <w:pPr>
+        <w:spacing w:after="120"/>
+        <w:jc w:val="both"/>
+        <w:rPr>
+          <w:rFonts w:ascii="Times New Roman" w:hAnsi="Times New Roman"/>
+          <w:sz w:val="24"/>
+          <w:szCs w:val="24"/>
+        </w:rPr>
+      </w:pPr>
+      <w:sdt>
+        <w:sdtPr>
+          <w:rPr>
+            <w:rFonts w:ascii="Times New Roman" w:hAnsi="Times New Roman"/>
+            <w:sz w:val="24"/>
+            <w:szCs w:val="24"/>
+          </w:rPr>
+          <w:tag w:val="goog_rdk_8"/>
+          <w:id w:val="2120718121"/>
+        </w:sdtPr>
+        <w:sdtContent>
+          <w:r>
+            <w:rPr>
+              <w:rFonts w:ascii="Times New Roman" w:eastAsia="Gungsuh" w:hAnsi="Times New Roman"/>
+              <w:sz w:val="24"/>
+              <w:szCs w:val="24"/>
+            </w:rPr>
+            <w:t>Благослови, душе моя, Господа,* і все нутро моє − його святе ім'я.</w:t>
+          </w:r>
+        </w:sdtContent>
+      </w:sdt>
     </w:p>
     <w:p>
       <w:pPr>
@@ -9262,6 +10391,25 @@
         <w:jc w:val="both"/>
         <w:rPr>
           <w:rFonts w:ascii="Times New Roman" w:hAnsi="Times New Roman"/>
+          <w:sz w:val="24"/>
+          <w:szCs w:val="24"/>
+        </w:rPr>
+      </w:pPr>
+      <w:r>
+        <w:rPr>
+          <w:rFonts w:ascii="Times New Roman" w:hAnsi="Times New Roman"/>
+          <w:sz w:val="24"/>
+          <w:szCs w:val="24"/>
+        </w:rPr>
+        <w:t xml:space="preserve">Слава Отцю, і Сину, і Святому Духові: І нині і повсякчас, і на віки віків. Амінь. </w:t>
+      </w:r>
+    </w:p>
+    <w:p>
+      <w:pPr>
+        <w:spacing w:after="120"/>
+        <w:jc w:val="both"/>
+        <w:rPr>
+          <w:rFonts w:ascii="Times New Roman" w:hAnsi="Times New Roman"/>
           <w:color w:val="FF0000"/>
           <w:sz w:val="24"/>
           <w:szCs w:val="24"/>
@@ -9285,6 +10433,19 @@
         </w:rPr>
         <w:t>(3 р.)</w:t>
       </w:r>
+    </w:p>
+    <w:p>
+      <w:pPr>
+        <w:spacing w:after="120"/>
+        <w:jc w:val="both"/>
+        <w:rPr>
+          <w:rFonts w:ascii="Times New Roman" w:hAnsi="Times New Roman"/>
+          <w:b/>
+          <w:color w:val="FF0000"/>
+          <w:sz w:val="24"/>
+          <w:szCs w:val="24"/>
+        </w:rPr>
+      </w:pPr>
     </w:p>
     <w:p>
       <w:pPr>
@@ -9683,6 +10844,18 @@
     </w:p>
     <w:p>
       <w:pPr>
+        <w:spacing w:after="120"/>
+        <w:jc w:val="both"/>
+        <w:rPr>
+          <w:rFonts w:ascii="Times New Roman" w:hAnsi="Times New Roman"/>
+          <w:color w:val="FF0000"/>
+          <w:sz w:val="24"/>
+          <w:szCs w:val="24"/>
+        </w:rPr>
+      </w:pPr>
+    </w:p>
+    <w:p>
+      <w:pPr>
         <w:pStyle w:val="Heading2"/>
         <w:spacing w:before="0" w:after="120"/>
         <w:jc w:val="center"/>
@@ -10480,6 +11653,18 @@
     </w:p>
     <w:p>
       <w:pPr>
+        <w:spacing w:after="120"/>
+        <w:jc w:val="both"/>
+        <w:rPr>
+          <w:rFonts w:ascii="Times New Roman" w:hAnsi="Times New Roman"/>
+          <w:color w:val="FF0000"/>
+          <w:sz w:val="24"/>
+          <w:szCs w:val="24"/>
+        </w:rPr>
+      </w:pPr>
+    </w:p>
+    <w:p>
+      <w:pPr>
         <w:pStyle w:val="Heading3"/>
         <w:spacing w:before="0" w:after="120"/>
         <w:jc w:val="center"/>
@@ -10700,6 +11885,17 @@
     </w:p>
     <w:p>
       <w:pPr>
+        <w:spacing w:after="120"/>
+        <w:jc w:val="both"/>
+        <w:rPr>
+          <w:rFonts w:ascii="Times New Roman" w:hAnsi="Times New Roman"/>
+          <w:sz w:val="24"/>
+          <w:szCs w:val="24"/>
+        </w:rPr>
+      </w:pPr>
+    </w:p>
+    <w:p>
+      <w:pPr>
         <w:pStyle w:val="Heading3"/>
         <w:spacing w:before="0" w:after="120"/>
         <w:jc w:val="center"/>
@@ -11064,6 +12260,17 @@
     </w:p>
     <w:p>
       <w:pPr>
+        <w:spacing w:after="120"/>
+        <w:jc w:val="both"/>
+        <w:rPr>
+          <w:rFonts w:ascii="Times New Roman" w:hAnsi="Times New Roman"/>
+          <w:sz w:val="24"/>
+          <w:szCs w:val="24"/>
+        </w:rPr>
+      </w:pPr>
+    </w:p>
+    <w:p>
+      <w:pPr>
         <w:pStyle w:val="Heading3"/>
         <w:spacing w:before="0" w:after="120"/>
         <w:jc w:val="center"/>
@@ -11135,6 +12342,62 @@
         <w:jc w:val="both"/>
         <w:rPr>
           <w:rFonts w:ascii="Times New Roman" w:hAnsi="Times New Roman"/>
+          <w:color w:val="000000"/>
+          <w:sz w:val="24"/>
+          <w:szCs w:val="24"/>
+          <w:lang w:eastAsia="uk-UA"/>
+        </w:rPr>
+      </w:pPr>
+      <w:r>
+        <w:rPr>
+          <w:rFonts w:ascii="Times New Roman" w:hAnsi="Times New Roman"/>
+          <w:b/>
+          <w:bCs/>
+          <w:sz w:val="24"/>
+          <w:szCs w:val="24"/>
+          <w:lang w:eastAsia="uk-UA"/>
+        </w:rPr>
+        <w:t>Слава і нині:</w:t>
+      </w:r>
+      <w:r>
+        <w:rPr>
+          <w:rFonts w:ascii="Times New Roman" w:hAnsi="Times New Roman"/>
+          <w:sz w:val="24"/>
+          <w:szCs w:val="24"/>
+          <w:lang w:eastAsia="uk-UA"/>
+        </w:rPr>
+        <w:t> </w:t>
+      </w:r>
+      <w:r>
+        <w:rPr>
+          <w:rFonts w:ascii="Times New Roman" w:hAnsi="Times New Roman"/>
+          <w:color w:val="000000"/>
+          <w:sz w:val="24"/>
+          <w:szCs w:val="24"/>
+          <w:lang w:eastAsia="uk-UA"/>
+        </w:rPr>
+        <w:t>Завдяки тобі, Богородице Діво,* ми стали учасниками божественної природи,* бо ти народила нам воплоченого Бога.* Тому, як і належить, всі тебе побожно величаємо.</w:t>
+      </w:r>
+    </w:p>
+    <w:p>
+      <w:pPr>
+        <w:spacing w:after="120"/>
+        <w:jc w:val="both"/>
+        <w:rPr>
+          <w:rFonts w:ascii="Times New Roman" w:hAnsi="Times New Roman"/>
+          <w:i/>
+          <w:color w:val="FF0000"/>
+          <w:sz w:val="24"/>
+          <w:szCs w:val="24"/>
+        </w:rPr>
+      </w:pPr>
+    </w:p>
+    <w:p>
+      <w:pPr>
+        <w:spacing w:after="120"/>
+        <w:jc w:val="both"/>
+        <w:rPr>
+          <w:rFonts w:ascii="Times New Roman" w:hAnsi="Times New Roman"/>
           <w:i/>
           <w:color w:val="FF0000"/>
           <w:sz w:val="24"/>
@@ -11423,6 +12686,17 @@
     </w:p>
     <w:p>
       <w:pPr>
+        <w:spacing w:after="120"/>
+        <w:jc w:val="both"/>
+        <w:rPr>
+          <w:rFonts w:ascii="Times New Roman" w:hAnsi="Times New Roman"/>
+          <w:sz w:val="24"/>
+          <w:szCs w:val="24"/>
+        </w:rPr>
+      </w:pPr>
+    </w:p>
+    <w:p>
+      <w:pPr>
         <w:pStyle w:val="Heading3"/>
         <w:spacing w:before="0" w:after="120"/>
         <w:jc w:val="center"/>
@@ -11480,6 +12754,73 @@
     </w:p>
     <w:p>
       <w:pPr>
+        <w:spacing w:after="120"/>
+        <w:jc w:val="both"/>
+        <w:rPr>
+          <w:rFonts w:ascii="Times New Roman" w:hAnsi="Times New Roman"/>
+          <w:color w:val="000000"/>
+          <w:sz w:val="24"/>
+          <w:szCs w:val="24"/>
+          <w:lang w:eastAsia="uk-UA"/>
+        </w:rPr>
+      </w:pPr>
+      <w:r>
+        <w:rPr>
+          <w:rFonts w:ascii="Times New Roman" w:hAnsi="Times New Roman"/>
+          <w:b/>
+          <w:bCs/>
+          <w:sz w:val="24"/>
+          <w:szCs w:val="24"/>
+          <w:lang w:eastAsia="uk-UA"/>
+        </w:rPr>
+        <w:t>Слава і нині</w:t>
+      </w:r>
+      <w:r>
+        <w:rPr>
+          <w:rFonts w:ascii="Times New Roman" w:hAnsi="Times New Roman"/>
+          <w:b/>
+          <w:sz w:val="24"/>
+          <w:szCs w:val="24"/>
+          <w:lang w:eastAsia="uk-UA"/>
+        </w:rPr>
+        <w:t> </w:t>
+      </w:r>
+      <w:r>
+        <w:rPr>
+          <w:rFonts w:ascii="Times New Roman" w:hAnsi="Times New Roman"/>
+          <w:i/>
+          <w:iCs/>
+          <w:color w:val="FF0000"/>
+          <w:sz w:val="24"/>
+          <w:szCs w:val="24"/>
+          <w:lang w:eastAsia="uk-UA"/>
+        </w:rPr>
+        <w:t>(г.3):</w:t>
+      </w:r>
+      <w:r>
+        <w:rPr>
+          <w:rFonts w:ascii="Times New Roman" w:hAnsi="Times New Roman"/>
+          <w:color w:val="000000"/>
+          <w:sz w:val="24"/>
+          <w:szCs w:val="24"/>
+          <w:lang w:eastAsia="uk-UA"/>
+        </w:rPr>
+        <w:t> Тебе величаємо, Богородице, кличучи:* Радуйся, зачинена брамо,* якою відчинено давній рай.</w:t>
+      </w:r>
+    </w:p>
+    <w:p>
+      <w:pPr>
+        <w:spacing w:after="120"/>
+        <w:jc w:val="both"/>
+        <w:rPr>
+          <w:rFonts w:ascii="Times New Roman" w:hAnsi="Times New Roman"/>
+          <w:sz w:val="24"/>
+          <w:szCs w:val="24"/>
+        </w:rPr>
+      </w:pPr>
+    </w:p>
+    <w:p>
+      <w:pPr>
         <w:pStyle w:val="Heading3"/>
         <w:spacing w:before="0" w:after="120"/>
         <w:jc w:val="center"/>
@@ -11891,6 +13232,18 @@
           <w:u w:val="single"/>
         </w:rPr>
       </w:pPr>
+    </w:p>
+    <w:p>
+      <w:pPr>
+        <w:spacing w:after="120"/>
+        <w:jc w:val="both"/>
+        <w:rPr>
+          <w:rFonts w:ascii="Times New Roman" w:hAnsi="Times New Roman"/>
+          <w:sz w:val="24"/>
+          <w:szCs w:val="24"/>
+          <w:u w:val="single"/>
+        </w:rPr>
+      </w:pPr>
       <w:r>
         <w:rPr>
           <w:rFonts w:ascii="Times New Roman" w:hAnsi="Times New Roman"/>
@@ -11910,6 +13263,17 @@
         <w:lastRenderedPageBreak/>
         <w:t>очисти беззаконня наші, бо перед тобою згрішили ми, Господи, що невідомі й таємні речі серця людського знаєш, і єдиний ти маєш владу прощати гріхи. Серце ж чисте вчини в нас і Духом владичним утверди нас, і радість спасіння твого яви нам. Не відкинь нас від лиця твого, але дозволь, як Добрий і Чоловіколюбець, аж до останнього нашого віддиху появляти тобі жертву справедливости й приноси на святих твоїх жертовниках, милістю і ласками і чоловіколюб'ям єдинородного Сина твого, з яким ти є благословенний з пресвятим, добрим і животворящим твоїм Духом, нині й повсякчас, і на віки віків. Амінь.]</w:t>
       </w:r>
+    </w:p>
+    <w:p>
+      <w:pPr>
+        <w:spacing w:after="120"/>
+        <w:jc w:val="both"/>
+        <w:rPr>
+          <w:rFonts w:ascii="Times New Roman" w:hAnsi="Times New Roman"/>
+          <w:sz w:val="24"/>
+          <w:szCs w:val="24"/>
+        </w:rPr>
+      </w:pPr>
     </w:p>
     <w:p>
       <w:pPr>
@@ -12206,6 +13570,56 @@
     <w:p>
       <w:pPr>
         <w:spacing w:after="120"/>
+        <w:jc w:val="both"/>
+        <w:rPr>
+          <w:rFonts w:ascii="Times New Roman" w:hAnsi="Times New Roman"/>
+          <w:sz w:val="24"/>
+          <w:szCs w:val="24"/>
+        </w:rPr>
+      </w:pPr>
+      <w:r>
+        <w:rPr>
+          <w:rFonts w:ascii="Times New Roman" w:hAnsi="Times New Roman"/>
+          <w:b/>
+          <w:sz w:val="24"/>
+          <w:szCs w:val="24"/>
+        </w:rPr>
+        <w:t>Слава, і нині:</w:t>
+      </w:r>
+      <w:r>
+        <w:rPr>
+          <w:rFonts w:ascii="Times New Roman" w:hAnsi="Times New Roman"/>
+          <w:i/>
+          <w:color w:val="FF0000"/>
+          <w:sz w:val="24"/>
+          <w:szCs w:val="24"/>
+        </w:rPr>
+        <w:t xml:space="preserve"> Богородичний:</w:t>
+      </w:r>
+      <w:r>
+        <w:rPr>
+          <w:rFonts w:ascii="Times New Roman" w:hAnsi="Times New Roman"/>
+          <w:sz w:val="24"/>
+          <w:szCs w:val="24"/>
+        </w:rPr>
+        <w:t xml:space="preserve"> Пречиста Мати Божа, безперестанно благай Того, Хто воплотився з Тебе і від лона Отця не відлучився, щоб Він спас від усяких бід тих, кого створив.</w:t>
+      </w:r>
+    </w:p>
+    <w:p>
+      <w:pPr>
+        <w:spacing w:after="120"/>
+        <w:jc w:val="both"/>
+        <w:rPr>
+          <w:rFonts w:ascii="Times New Roman" w:hAnsi="Times New Roman"/>
+          <w:b/>
+          <w:sz w:val="24"/>
+          <w:szCs w:val="24"/>
+        </w:rPr>
+      </w:pPr>
+    </w:p>
+    <w:p>
+      <w:pPr>
+        <w:spacing w:after="120"/>
         <w:jc w:val="center"/>
         <w:rPr>
           <w:rFonts w:ascii="Times New Roman" w:hAnsi="Times New Roman"/>
@@ -12536,6 +13950,56 @@
         </w:rPr>
         <w:t>юдську природу, Христе, що впала, Ти оновив і зішестям Твоїм возніс із Собою, і нас прославив.</w:t>
       </w:r>
+    </w:p>
+    <w:p>
+      <w:pPr>
+        <w:spacing w:after="120"/>
+        <w:jc w:val="both"/>
+        <w:rPr>
+          <w:rFonts w:ascii="Times New Roman" w:hAnsi="Times New Roman"/>
+          <w:sz w:val="24"/>
+          <w:szCs w:val="24"/>
+        </w:rPr>
+      </w:pPr>
+      <w:r>
+        <w:rPr>
+          <w:rFonts w:ascii="Times New Roman" w:hAnsi="Times New Roman"/>
+          <w:b/>
+          <w:sz w:val="24"/>
+          <w:szCs w:val="24"/>
+        </w:rPr>
+        <w:t xml:space="preserve">Слава, і нині: </w:t>
+      </w:r>
+      <w:r>
+        <w:rPr>
+          <w:rFonts w:ascii="Times New Roman" w:hAnsi="Times New Roman"/>
+          <w:i/>
+          <w:color w:val="FF0000"/>
+          <w:sz w:val="24"/>
+          <w:szCs w:val="24"/>
+        </w:rPr>
+        <w:t>Богородичний:</w:t>
+      </w:r>
+      <w:r>
+        <w:rPr>
+          <w:rFonts w:ascii="Times New Roman" w:hAnsi="Times New Roman"/>
+          <w:sz w:val="24"/>
+          <w:szCs w:val="24"/>
+        </w:rPr>
+        <w:t xml:space="preserve"> Моли безперестанно, Чиста, Того, Хто вийшов із лона Твого, щоб Він визволив від омани диявола тих, що оспівують Тебе, Матір Божа.</w:t>
+      </w:r>
+    </w:p>
+    <w:p>
+      <w:pPr>
+        <w:spacing w:after="120"/>
+        <w:jc w:val="both"/>
+        <w:rPr>
+          <w:rFonts w:ascii="Times New Roman" w:hAnsi="Times New Roman"/>
+          <w:color w:val="FF0000"/>
+          <w:sz w:val="24"/>
+          <w:szCs w:val="24"/>
+        </w:rPr>
+      </w:pPr>
     </w:p>
     <w:p>
       <w:pPr>
@@ -12811,6 +14275,19 @@
     <w:p>
       <w:pPr>
         <w:spacing w:after="120"/>
+        <w:jc w:val="both"/>
+        <w:rPr>
+          <w:rFonts w:ascii="Times New Roman" w:hAnsi="Times New Roman"/>
+          <w:i/>
+          <w:color w:val="FF0000"/>
+          <w:sz w:val="24"/>
+          <w:szCs w:val="24"/>
+        </w:rPr>
+      </w:pPr>
+    </w:p>
+    <w:p>
+      <w:pPr>
+        <w:spacing w:after="120"/>
         <w:jc w:val="center"/>
         <w:rPr>
           <w:rFonts w:ascii="Times New Roman" w:hAnsi="Times New Roman"/>
@@ -13073,6 +14550,56 @@
         </w:rPr>
         <w:t>нгельські чини до вищих сил взивали: відкрийте врата Христу, Царю нашому, його ж оспівуємо разом з Отцем і Духом.</w:t>
       </w:r>
+    </w:p>
+    <w:p>
+      <w:pPr>
+        <w:spacing w:after="120"/>
+        <w:jc w:val="both"/>
+        <w:rPr>
+          <w:rFonts w:ascii="Times New Roman" w:hAnsi="Times New Roman"/>
+          <w:sz w:val="24"/>
+          <w:szCs w:val="24"/>
+        </w:rPr>
+      </w:pPr>
+      <w:r>
+        <w:rPr>
+          <w:rFonts w:ascii="Times New Roman" w:hAnsi="Times New Roman"/>
+          <w:b/>
+          <w:sz w:val="24"/>
+          <w:szCs w:val="24"/>
+        </w:rPr>
+        <w:t xml:space="preserve">Слава, і нині: </w:t>
+      </w:r>
+      <w:r>
+        <w:rPr>
+          <w:rFonts w:ascii="Times New Roman" w:hAnsi="Times New Roman"/>
+          <w:i/>
+          <w:color w:val="FF0000"/>
+          <w:sz w:val="24"/>
+          <w:szCs w:val="24"/>
+        </w:rPr>
+        <w:t>Богородичний:</w:t>
+      </w:r>
+      <w:r>
+        <w:rPr>
+          <w:rFonts w:ascii="Times New Roman" w:hAnsi="Times New Roman"/>
+          <w:sz w:val="24"/>
+          <w:szCs w:val="24"/>
+        </w:rPr>
+        <w:t xml:space="preserve"> Мертвим зробило мене споживання від саду, Дерево ж, що від Тебе, Всечиста, явилося, життя воскресило, і вчинило мене спадкоємцем райської насолоди.</w:t>
+      </w:r>
+    </w:p>
+    <w:p>
+      <w:pPr>
+        <w:spacing w:after="120"/>
+        <w:jc w:val="both"/>
+        <w:rPr>
+          <w:rFonts w:ascii="Times New Roman" w:hAnsi="Times New Roman"/>
+          <w:b/>
+          <w:sz w:val="24"/>
+          <w:szCs w:val="24"/>
+        </w:rPr>
+      </w:pPr>
     </w:p>
     <w:p>
       <w:pPr>
@@ -13344,6 +14871,55 @@
     <w:p>
       <w:pPr>
         <w:spacing w:after="120"/>
+        <w:jc w:val="both"/>
+        <w:rPr>
+          <w:rFonts w:ascii="Times New Roman" w:hAnsi="Times New Roman"/>
+          <w:sz w:val="24"/>
+          <w:szCs w:val="24"/>
+        </w:rPr>
+      </w:pPr>
+      <w:r>
+        <w:rPr>
+          <w:rFonts w:ascii="Times New Roman" w:hAnsi="Times New Roman"/>
+          <w:b/>
+          <w:sz w:val="24"/>
+          <w:szCs w:val="24"/>
+        </w:rPr>
+        <w:t xml:space="preserve">Слава, і нині: </w:t>
+      </w:r>
+      <w:r>
+        <w:rPr>
+          <w:rFonts w:ascii="Times New Roman" w:hAnsi="Times New Roman"/>
+          <w:i/>
+          <w:color w:val="FF0000"/>
+          <w:sz w:val="24"/>
+          <w:szCs w:val="24"/>
+        </w:rPr>
+        <w:t>Богородичний:</w:t>
+      </w:r>
+      <w:r>
+        <w:rPr>
+          <w:rFonts w:ascii="Times New Roman" w:hAnsi="Times New Roman"/>
+          <w:sz w:val="24"/>
+          <w:szCs w:val="24"/>
+        </w:rPr>
+        <w:t xml:space="preserve"> Діву після Різдва оспівуємо Тебе, Богородице, Ти бо Бога Слово плоттю народила світові.</w:t>
+      </w:r>
+    </w:p>
+    <w:p>
+      <w:pPr>
+        <w:spacing w:after="120"/>
+        <w:jc w:val="both"/>
+        <w:rPr>
+          <w:rFonts w:ascii="Times New Roman" w:hAnsi="Times New Roman"/>
+          <w:sz w:val="24"/>
+          <w:szCs w:val="24"/>
+        </w:rPr>
+      </w:pPr>
+    </w:p>
+    <w:p>
+      <w:pPr>
+        <w:spacing w:after="120"/>
         <w:jc w:val="center"/>
         <w:rPr>
           <w:rFonts w:ascii="Times New Roman" w:hAnsi="Times New Roman"/>
@@ -13606,6 +15182,57 @@
         </w:rPr>
         <w:t>к побачили Тебе, Спасе наш, Небесні Сили, на висоту з тілом взятого, взивали, промовляючи: велике, Владико, чоловіколюбство Твоє.</w:t>
       </w:r>
+    </w:p>
+    <w:p>
+      <w:pPr>
+        <w:spacing w:after="120"/>
+        <w:jc w:val="both"/>
+        <w:rPr>
+          <w:rFonts w:ascii="Times New Roman" w:hAnsi="Times New Roman"/>
+          <w:sz w:val="24"/>
+          <w:szCs w:val="24"/>
+        </w:rPr>
+      </w:pPr>
+      <w:r>
+        <w:rPr>
+          <w:rFonts w:ascii="Times New Roman" w:hAnsi="Times New Roman"/>
+          <w:b/>
+          <w:sz w:val="24"/>
+          <w:szCs w:val="24"/>
+        </w:rPr>
+        <w:t xml:space="preserve">Слава, і нині: </w:t>
+      </w:r>
+      <w:r>
+        <w:rPr>
+          <w:rFonts w:ascii="Times New Roman" w:hAnsi="Times New Roman"/>
+          <w:i/>
+          <w:color w:val="FF0000"/>
+          <w:sz w:val="24"/>
+          <w:szCs w:val="24"/>
+        </w:rPr>
+        <w:t>Богородичний:</w:t>
+      </w:r>
+      <w:r>
+        <w:rPr>
+          <w:rFonts w:ascii="Times New Roman" w:hAnsi="Times New Roman"/>
+          <w:sz w:val="24"/>
+          <w:szCs w:val="24"/>
+        </w:rPr>
+        <w:t xml:space="preserve"> Купину неопалиму, і гору, і ліствицю одухотворену, і двері небесні - Тебе достойно славимо, Маріє славна, православних похвало.</w:t>
+      </w:r>
+    </w:p>
+    <w:p>
+      <w:pPr>
+        <w:spacing w:after="120"/>
+        <w:jc w:val="both"/>
+        <w:rPr>
+          <w:rFonts w:ascii="Times New Roman" w:hAnsi="Times New Roman"/>
+          <w:i/>
+          <w:color w:val="FF0000"/>
+          <w:sz w:val="24"/>
+          <w:szCs w:val="24"/>
+        </w:rPr>
+      </w:pPr>
     </w:p>
     <w:p>
       <w:pPr>
@@ -13878,6 +15505,25 @@
     </w:p>
     <w:p>
       <w:pPr>
+        <w:pBdr>
+          <w:top w:val="nil"/>
+          <w:left w:val="nil"/>
+          <w:bottom w:val="nil"/>
+          <w:right w:val="nil"/>
+          <w:between w:val="nil"/>
+        </w:pBdr>
+        <w:spacing w:after="120"/>
+        <w:jc w:val="both"/>
+        <w:rPr>
+          <w:rFonts w:ascii="Times New Roman" w:hAnsi="Times New Roman"/>
+          <w:color w:val="000000"/>
+          <w:sz w:val="24"/>
+          <w:szCs w:val="24"/>
+        </w:rPr>
+      </w:pPr>
+    </w:p>
+    <w:p>
+      <w:pPr>
         <w:spacing w:after="120"/>
         <w:jc w:val="both"/>
         <w:rPr>
@@ -13907,6 +15553,25 @@
     </w:p>
     <w:p>
       <w:pPr>
+        <w:pBdr>
+          <w:top w:val="nil"/>
+          <w:left w:val="nil"/>
+          <w:bottom w:val="nil"/>
+          <w:right w:val="nil"/>
+          <w:between w:val="nil"/>
+        </w:pBdr>
+        <w:spacing w:after="120"/>
+        <w:jc w:val="both"/>
+        <w:rPr>
+          <w:rFonts w:ascii="Times New Roman" w:hAnsi="Times New Roman"/>
+          <w:color w:val="000000"/>
+          <w:sz w:val="24"/>
+          <w:szCs w:val="24"/>
+        </w:rPr>
+      </w:pPr>
+    </w:p>
+    <w:p>
+      <w:pPr>
         <w:spacing w:after="120"/>
         <w:jc w:val="center"/>
         <w:rPr>
@@ -14242,6 +15907,56 @@
     <w:p>
       <w:pPr>
         <w:spacing w:after="120"/>
+        <w:jc w:val="both"/>
+        <w:rPr>
+          <w:rFonts w:ascii="Times New Roman" w:hAnsi="Times New Roman"/>
+          <w:sz w:val="24"/>
+          <w:szCs w:val="24"/>
+        </w:rPr>
+      </w:pPr>
+      <w:r>
+        <w:rPr>
+          <w:rFonts w:ascii="Times New Roman" w:hAnsi="Times New Roman"/>
+          <w:b/>
+          <w:sz w:val="24"/>
+          <w:szCs w:val="24"/>
+        </w:rPr>
+        <w:t xml:space="preserve">Слава, і нині: </w:t>
+      </w:r>
+      <w:r>
+        <w:rPr>
+          <w:rFonts w:ascii="Times New Roman" w:hAnsi="Times New Roman"/>
+          <w:i/>
+          <w:color w:val="FF0000"/>
+          <w:sz w:val="24"/>
+          <w:szCs w:val="24"/>
+        </w:rPr>
+        <w:t>Богородичний:</w:t>
+      </w:r>
+      <w:r>
+        <w:rPr>
+          <w:rFonts w:ascii="Times New Roman" w:hAnsi="Times New Roman"/>
+          <w:sz w:val="24"/>
+          <w:szCs w:val="24"/>
+        </w:rPr>
+        <w:t xml:space="preserve"> Від Діви народившись, Ти вчинив її Богородицею, благословенний Бог отців наших.</w:t>
+      </w:r>
+    </w:p>
+    <w:p>
+      <w:pPr>
+        <w:spacing w:after="120"/>
+        <w:jc w:val="both"/>
+        <w:rPr>
+          <w:rFonts w:ascii="Times New Roman" w:hAnsi="Times New Roman"/>
+          <w:b/>
+          <w:sz w:val="24"/>
+          <w:szCs w:val="24"/>
+        </w:rPr>
+      </w:pPr>
+    </w:p>
+    <w:p>
+      <w:pPr>
+        <w:spacing w:after="120"/>
         <w:jc w:val="center"/>
         <w:rPr>
           <w:rFonts w:ascii="Times New Roman" w:hAnsi="Times New Roman"/>
@@ -14554,6 +16269,17 @@
         </w:rPr>
         <w:t xml:space="preserve"> Ти явилася вищою за херувимів, Богородице чиста, бо у лоні Своєму носила Того, Хто їх носить; Його ж з безплотними, люди, прославляймо по всі віки.</w:t>
       </w:r>
+    </w:p>
+    <w:p>
+      <w:pPr>
+        <w:spacing w:after="120"/>
+        <w:jc w:val="both"/>
+        <w:rPr>
+          <w:rFonts w:ascii="Times New Roman" w:hAnsi="Times New Roman"/>
+          <w:sz w:val="24"/>
+          <w:szCs w:val="24"/>
+        </w:rPr>
+      </w:pPr>
     </w:p>
     <w:p>
       <w:pPr>
@@ -14761,6 +16487,17 @@
     <w:p>
       <w:pPr>
         <w:spacing w:after="120"/>
+        <w:jc w:val="both"/>
+        <w:rPr>
+          <w:rFonts w:ascii="Times New Roman" w:hAnsi="Times New Roman"/>
+          <w:sz w:val="24"/>
+          <w:szCs w:val="24"/>
+        </w:rPr>
+      </w:pPr>
+    </w:p>
+    <w:p>
+      <w:pPr>
+        <w:spacing w:after="120"/>
         <w:jc w:val="center"/>
         <w:rPr>
           <w:rFonts w:ascii="Times New Roman" w:hAnsi="Times New Roman"/>
@@ -14950,6 +16687,95 @@
         </w:rPr>
         <w:t>Коли Спаситель з тілом відійшов до Отця,* ангели з подивом його вітали:* Слава, Христе, вознесінню твоєму!</w:t>
       </w:r>
+    </w:p>
+    <w:p>
+      <w:pPr>
+        <w:spacing w:after="120"/>
+        <w:jc w:val="both"/>
+        <w:rPr>
+          <w:rFonts w:ascii="Times New Roman" w:hAnsi="Times New Roman"/>
+          <w:color w:val="000000"/>
+          <w:sz w:val="24"/>
+          <w:szCs w:val="24"/>
+        </w:rPr>
+      </w:pPr>
+      <w:r>
+        <w:rPr>
+          <w:rFonts w:ascii="Times New Roman" w:hAnsi="Times New Roman"/>
+          <w:b/>
+          <w:sz w:val="24"/>
+          <w:szCs w:val="24"/>
+        </w:rPr>
+        <w:t>Слава:</w:t>
+      </w:r>
+      <w:r>
+        <w:rPr>
+          <w:rFonts w:ascii="Times New Roman" w:hAnsi="Times New Roman"/>
+          <w:sz w:val="24"/>
+          <w:szCs w:val="24"/>
+        </w:rPr>
+        <w:t> </w:t>
+      </w:r>
+      <w:r>
+        <w:rPr>
+          <w:rFonts w:ascii="Times New Roman" w:hAnsi="Times New Roman"/>
+          <w:color w:val="000000"/>
+          <w:sz w:val="24"/>
+          <w:szCs w:val="24"/>
+        </w:rPr>
+        <w:t>Як безсмертний Господь, знищив ти, Чоловіколюбче, силу смерти і подав усім людям безсмертя та й вознісся у славі на небо, всесильний Ісусе, - на очах святих своїх учнів.</w:t>
+      </w:r>
+    </w:p>
+    <w:p>
+      <w:pPr>
+        <w:spacing w:after="120"/>
+        <w:jc w:val="both"/>
+        <w:rPr>
+          <w:rFonts w:ascii="Times New Roman" w:hAnsi="Times New Roman"/>
+          <w:color w:val="000000"/>
+          <w:sz w:val="24"/>
+          <w:szCs w:val="24"/>
+        </w:rPr>
+      </w:pPr>
+      <w:r>
+        <w:rPr>
+          <w:rFonts w:ascii="Times New Roman" w:hAnsi="Times New Roman"/>
+          <w:b/>
+          <w:sz w:val="24"/>
+          <w:szCs w:val="24"/>
+        </w:rPr>
+        <w:t>І нині:</w:t>
+      </w:r>
+      <w:r>
+        <w:rPr>
+          <w:rFonts w:ascii="Times New Roman" w:hAnsi="Times New Roman"/>
+          <w:sz w:val="24"/>
+          <w:szCs w:val="24"/>
+        </w:rPr>
+        <w:t> </w:t>
+      </w:r>
+      <w:r>
+        <w:rPr>
+          <w:rFonts w:ascii="Times New Roman" w:hAnsi="Times New Roman"/>
+          <w:color w:val="000000"/>
+          <w:sz w:val="24"/>
+          <w:szCs w:val="24"/>
+        </w:rPr>
+        <w:t>Діва народила і не відчула материнських болів;* вона є справжньою Матір'ю і залишилася Дівою;* її ми оспівуємо, кличучи:* Радуйся, Богородице!</w:t>
+      </w:r>
+    </w:p>
+    <w:p>
+      <w:pPr>
+        <w:spacing w:after="120"/>
+        <w:jc w:val="both"/>
+        <w:rPr>
+          <w:rFonts w:ascii="Times New Roman" w:hAnsi="Times New Roman"/>
+          <w:i/>
+          <w:color w:val="000000"/>
+          <w:sz w:val="24"/>
+          <w:szCs w:val="24"/>
+        </w:rPr>
+      </w:pPr>
     </w:p>
     <w:p>
       <w:pPr>
@@ -15225,6 +17051,17 @@
     </w:p>
     <w:p>
       <w:pPr>
+        <w:spacing w:after="120"/>
+        <w:jc w:val="both"/>
+        <w:rPr>
+          <w:rFonts w:ascii="Times New Roman" w:hAnsi="Times New Roman"/>
+          <w:sz w:val="24"/>
+          <w:szCs w:val="24"/>
+        </w:rPr>
+      </w:pPr>
+    </w:p>
+    <w:p>
+      <w:pPr>
         <w:pStyle w:val="Heading3"/>
         <w:spacing w:before="0" w:after="120"/>
         <w:jc w:val="center"/>
@@ -15264,6 +17101,17 @@
     </w:p>
     <w:p>
       <w:pPr>
+        <w:spacing w:after="120"/>
+        <w:jc w:val="both"/>
+        <w:rPr>
+          <w:rFonts w:ascii="Times New Roman" w:hAnsi="Times New Roman"/>
+          <w:sz w:val="24"/>
+          <w:szCs w:val="24"/>
+        </w:rPr>
+      </w:pPr>
+    </w:p>
+    <w:p>
+      <w:pPr>
         <w:pStyle w:val="Heading2"/>
         <w:spacing w:before="0" w:after="120"/>
         <w:jc w:val="center"/>
@@ -15361,6 +17209,38 @@
           <w:szCs w:val="24"/>
         </w:rPr>
       </w:pPr>
+      <w:sdt>
+        <w:sdtPr>
+          <w:rPr>
+            <w:rFonts w:ascii="Times New Roman" w:hAnsi="Times New Roman"/>
+            <w:sz w:val="24"/>
+            <w:szCs w:val="24"/>
+          </w:rPr>
+          <w:tag w:val="goog_rdk_9"/>
+          <w:id w:val="1463220354"/>
+        </w:sdtPr>
+        <w:sdtContent>
+          <w:r>
+            <w:rPr>
+              <w:rFonts w:ascii="Times New Roman" w:eastAsia="Gungsuh" w:hAnsi="Times New Roman"/>
+              <w:sz w:val="24"/>
+              <w:szCs w:val="24"/>
+            </w:rPr>
+            <w:t>Хваліте його, ви − сонце й місяцю,* хваліте його, всі ясні зорі.</w:t>
+          </w:r>
+        </w:sdtContent>
+      </w:sdt>
+    </w:p>
+    <w:p>
+      <w:pPr>
+        <w:spacing w:after="120"/>
+        <w:jc w:val="both"/>
+        <w:rPr>
+          <w:rFonts w:ascii="Times New Roman" w:hAnsi="Times New Roman"/>
+          <w:sz w:val="24"/>
+          <w:szCs w:val="24"/>
+        </w:rPr>
+      </w:pPr>
       <w:r>
         <w:rPr>
           <w:rFonts w:ascii="Times New Roman" w:hAnsi="Times New Roman"/>
@@ -15876,6 +17756,17 @@
         </w:rPr>
         <w:t>Хваліте його на дзвінких цимбалах, хваліте його на гучних цимбалах.* Усе, що живе, нехай хвалить Господа.</w:t>
       </w:r>
+    </w:p>
+    <w:p>
+      <w:pPr>
+        <w:spacing w:after="120"/>
+        <w:jc w:val="both"/>
+        <w:rPr>
+          <w:rFonts w:ascii="Times New Roman" w:hAnsi="Times New Roman"/>
+          <w:sz w:val="24"/>
+          <w:szCs w:val="24"/>
+        </w:rPr>
+      </w:pPr>
     </w:p>
     <w:p>
       <w:pPr>
@@ -15928,6 +17819,18 @@
           <w:rFonts w:ascii="Times New Roman" w:hAnsi="Times New Roman"/>
           <w:sz w:val="24"/>
           <w:szCs w:val="24"/>
+          <w:u w:val="single"/>
+        </w:rPr>
+      </w:pPr>
+    </w:p>
+    <w:p>
+      <w:pPr>
+        <w:spacing w:after="120"/>
+        <w:jc w:val="both"/>
+        <w:rPr>
+          <w:rFonts w:ascii="Times New Roman" w:hAnsi="Times New Roman"/>
+          <w:sz w:val="24"/>
+          <w:szCs w:val="24"/>
         </w:rPr>
       </w:pPr>
       <w:r>
@@ -16108,6 +18011,38 @@
         </w:rPr>
         <w:t>Господи, ти був нам пристановищем* по всі роди.</w:t>
       </w:r>
+    </w:p>
+    <w:p>
+      <w:pPr>
+        <w:spacing w:after="120"/>
+        <w:jc w:val="both"/>
+        <w:rPr>
+          <w:rFonts w:ascii="Times New Roman" w:hAnsi="Times New Roman"/>
+          <w:sz w:val="24"/>
+          <w:szCs w:val="24"/>
+        </w:rPr>
+      </w:pPr>
+      <w:sdt>
+        <w:sdtPr>
+          <w:rPr>
+            <w:rFonts w:ascii="Times New Roman" w:hAnsi="Times New Roman"/>
+            <w:sz w:val="24"/>
+            <w:szCs w:val="24"/>
+          </w:rPr>
+          <w:tag w:val="goog_rdk_10"/>
+          <w:id w:val="-191918749"/>
+        </w:sdtPr>
+        <w:sdtContent>
+          <w:r>
+            <w:rPr>
+              <w:rFonts w:ascii="Times New Roman" w:eastAsia="Gungsuh" w:hAnsi="Times New Roman"/>
+              <w:sz w:val="24"/>
+              <w:szCs w:val="24"/>
+            </w:rPr>
+            <w:t>Молюсь: Господи, змилуйся надо мною,* вилікуй мою душу, бо гріх мій − перед тобою.</w:t>
+          </w:r>
+        </w:sdtContent>
+      </w:sdt>
     </w:p>
     <w:p>
       <w:pPr>
@@ -16356,6 +18291,17 @@
         <w:lastRenderedPageBreak/>
         <w:t>Нині і повсякчас,* і на віки віків. Амінь.</w:t>
       </w:r>
+    </w:p>
+    <w:p>
+      <w:pPr>
+        <w:spacing w:after="120"/>
+        <w:jc w:val="both"/>
+        <w:rPr>
+          <w:rFonts w:ascii="Times New Roman" w:hAnsi="Times New Roman"/>
+          <w:sz w:val="24"/>
+          <w:szCs w:val="24"/>
+        </w:rPr>
+      </w:pPr>
     </w:p>
     <w:p>
       <w:pPr>
@@ -17192,6 +19138,17 @@
     </w:p>
     <w:p>
       <w:pPr>
+        <w:spacing w:after="120"/>
+        <w:jc w:val="both"/>
+        <w:rPr>
+          <w:rFonts w:ascii="Times New Roman" w:hAnsi="Times New Roman"/>
+          <w:sz w:val="24"/>
+          <w:szCs w:val="24"/>
+        </w:rPr>
+      </w:pPr>
+    </w:p>
+    <w:p>
+      <w:pPr>
         <w:pStyle w:val="Heading2"/>
         <w:spacing w:before="0" w:after="120"/>
         <w:jc w:val="center"/>
@@ -17398,6 +19355,72 @@
         <w:jc w:val="both"/>
         <w:rPr>
           <w:rFonts w:ascii="Times New Roman" w:hAnsi="Times New Roman"/>
+          <w:color w:val="000000"/>
+          <w:sz w:val="24"/>
+          <w:szCs w:val="24"/>
+          <w:lang w:eastAsia="uk-UA"/>
+        </w:rPr>
+      </w:pPr>
+      <w:r>
+        <w:rPr>
+          <w:rFonts w:ascii="Times New Roman" w:hAnsi="Times New Roman"/>
+          <w:b/>
+          <w:bCs/>
+          <w:sz w:val="24"/>
+          <w:szCs w:val="24"/>
+          <w:lang w:eastAsia="uk-UA"/>
+        </w:rPr>
+        <w:t>Слава і нині</w:t>
+      </w:r>
+      <w:r>
+        <w:rPr>
+          <w:rFonts w:ascii="Times New Roman" w:hAnsi="Times New Roman"/>
+          <w:sz w:val="24"/>
+          <w:szCs w:val="24"/>
+          <w:lang w:eastAsia="uk-UA"/>
+        </w:rPr>
+        <w:t> </w:t>
+      </w:r>
+      <w:r>
+        <w:rPr>
+          <w:rFonts w:ascii="Times New Roman" w:hAnsi="Times New Roman"/>
+          <w:i/>
+          <w:iCs/>
+          <w:color w:val="FF0000"/>
+          <w:sz w:val="24"/>
+          <w:szCs w:val="24"/>
+          <w:lang w:eastAsia="uk-UA"/>
+        </w:rPr>
+        <w:t>(г. 4):</w:t>
+      </w:r>
+      <w:r>
+        <w:rPr>
+          <w:rFonts w:ascii="Times New Roman" w:hAnsi="Times New Roman"/>
+          <w:color w:val="000000"/>
+          <w:sz w:val="24"/>
+          <w:szCs w:val="24"/>
+          <w:lang w:eastAsia="uk-UA"/>
+        </w:rPr>
+        <w:t> Коли ти, Христе Боже, у славі вознісся на небо,* учні бачили, як хмари підіймали тебе з тілом твоїм.* Ворота небесні відчинилися, хори ангельські вельми ликували,* сили ж небесні взивали, виголошуючи:* Підніміте, ворота, главні ваші, бо входить Цар слави!* Учні ж, дивуючись, казали:* Не покинь нас, Пастирю добрий,* але пошли нам пресвятого Духа твого,* щоб наставив, укріпив й освятив душі наші.</w:t>
+      </w:r>
+    </w:p>
+    <w:p>
+      <w:pPr>
+        <w:spacing w:after="120"/>
+        <w:jc w:val="both"/>
+        <w:rPr>
+          <w:rFonts w:ascii="Times New Roman" w:hAnsi="Times New Roman"/>
+          <w:sz w:val="24"/>
+          <w:szCs w:val="24"/>
+        </w:rPr>
+      </w:pPr>
+    </w:p>
+    <w:p>
+      <w:pPr>
+        <w:spacing w:after="120"/>
+        <w:jc w:val="both"/>
+        <w:rPr>
+          <w:rFonts w:ascii="Times New Roman" w:hAnsi="Times New Roman"/>
           <w:i/>
           <w:color w:val="FF0000"/>
           <w:sz w:val="24"/>
@@ -17507,6 +19530,25 @@
           <w:sz w:val="24"/>
           <w:szCs w:val="24"/>
         </w:rPr>
+        <w:t>Слава Отцю, і Сину, і Святому Духові,* і нині і повсякчас, і на віки віків. Амінь.</w:t>
+      </w:r>
+    </w:p>
+    <w:p>
+      <w:pPr>
+        <w:spacing w:after="120"/>
+        <w:jc w:val="both"/>
+        <w:rPr>
+          <w:rFonts w:ascii="Times New Roman" w:hAnsi="Times New Roman"/>
+          <w:sz w:val="24"/>
+          <w:szCs w:val="24"/>
+        </w:rPr>
+      </w:pPr>
+      <w:r>
+        <w:rPr>
+          <w:rFonts w:ascii="Times New Roman" w:hAnsi="Times New Roman"/>
+          <w:sz w:val="24"/>
+          <w:szCs w:val="24"/>
+        </w:rPr>
         <w:t>Пресвята Тройце, помилуй нас;* Господи, очисти гріхи наші;* Владико, прости беззаконня наші;* Святий, завітай і зціли немочі наші імени твого ради.</w:t>
       </w:r>
     </w:p>
@@ -17565,6 +19607,42 @@
           <w:sz w:val="24"/>
           <w:szCs w:val="24"/>
         </w:rPr>
+        <w:t>Слава Отцю, і Сину, і Святому Духові. І</w:t>
+      </w:r>
+      <w:r>
+        <w:rPr>
+          <w:rFonts w:ascii="Times New Roman" w:hAnsi="Times New Roman"/>
+          <w:b/>
+          <w:sz w:val="24"/>
+          <w:szCs w:val="24"/>
+        </w:rPr>
+        <w:t xml:space="preserve"> </w:t>
+      </w:r>
+      <w:r>
+        <w:rPr>
+          <w:rFonts w:ascii="Times New Roman" w:hAnsi="Times New Roman"/>
+          <w:sz w:val="24"/>
+          <w:szCs w:val="24"/>
+        </w:rPr>
+        <w:t>нині і повсякчас, і на віки віків. Амінь.</w:t>
+      </w:r>
+    </w:p>
+    <w:p>
+      <w:pPr>
+        <w:spacing w:after="120"/>
+        <w:jc w:val="both"/>
+        <w:rPr>
+          <w:rFonts w:ascii="Times New Roman" w:hAnsi="Times New Roman"/>
+          <w:sz w:val="24"/>
+          <w:szCs w:val="24"/>
+        </w:rPr>
+      </w:pPr>
+      <w:r>
+        <w:rPr>
+          <w:rFonts w:ascii="Times New Roman" w:hAnsi="Times New Roman"/>
+          <w:sz w:val="24"/>
+          <w:szCs w:val="24"/>
+        </w:rPr>
         <w:t>Отче наш, що єси на небесах,* нехай святиться ім’я твоє,* нехай прийде царство твоє,* нехай буде воля твоя, як на небі, так і на землі.* Хліб наш насущний дай нам сьогодні,* і прости нам провини наші,* як і ми прощаємо винуватцям нашим,* і не введи нас у спокусу,* але визволи нас від лукавого.</w:t>
       </w:r>
     </w:p>
@@ -17642,6 +19720,18 @@
         </w:rPr>
         <w:t xml:space="preserve"> </w:t>
       </w:r>
+    </w:p>
+    <w:p>
+      <w:pPr>
+        <w:spacing w:after="120"/>
+        <w:jc w:val="both"/>
+        <w:rPr>
+          <w:rFonts w:ascii="Times New Roman" w:hAnsi="Times New Roman"/>
+          <w:i/>
+          <w:sz w:val="24"/>
+          <w:szCs w:val="24"/>
+        </w:rPr>
+      </w:pPr>
     </w:p>
     <w:p>
       <w:pPr>
@@ -18151,6 +20241,17 @@
     </w:p>
     <w:p>
       <w:pPr>
+        <w:spacing w:after="120"/>
+        <w:jc w:val="both"/>
+        <w:rPr>
+          <w:rFonts w:ascii="Times New Roman" w:hAnsi="Times New Roman"/>
+          <w:sz w:val="24"/>
+          <w:szCs w:val="24"/>
+        </w:rPr>
+      </w:pPr>
+    </w:p>
+    <w:p>
+      <w:pPr>
         <w:pStyle w:val="Heading2"/>
         <w:spacing w:before="0" w:after="120"/>
         <w:jc w:val="center"/>
@@ -18395,6 +20496,16 @@
         </w:rPr>
         <w:t>Амінь.</w:t>
       </w:r>
+    </w:p>
+    <w:p>
+      <w:pPr>
+        <w:spacing w:after="120"/>
+        <w:rPr>
+          <w:rFonts w:ascii="Times New Roman" w:hAnsi="Times New Roman"/>
+          <w:sz w:val="24"/>
+          <w:szCs w:val="24"/>
+        </w:rPr>
+      </w:pPr>
     </w:p>
     <w:sectPr>
       <w:pgSz w:w="11906" w:h="16838"/>

--- a/flow/20230914_vu_template/drafts/2024-06-u/18-ВТ-Леонтія.docx
+++ b/flow/20230914_vu_template/drafts/2024-06-u/18-ВТ-Леонтія.docx
@@ -3,23 +3,51 @@
 <w:document xmlns:wpc="http://schemas.microsoft.com/office/word/2010/wordprocessingCanvas" xmlns:cx="http://schemas.microsoft.com/office/drawing/2014/chartex" xmlns:cx1="http://schemas.microsoft.com/office/drawing/2015/9/8/chartex" xmlns:cx2="http://schemas.microsoft.com/office/drawing/2015/10/21/chartex" xmlns:cx3="http://schemas.microsoft.com/office/drawing/2016/5/9/chartex" xmlns:cx4="http://schemas.microsoft.com/office/drawing/2016/5/10/chartex" xmlns:cx5="http://schemas.microsoft.com/office/drawing/2016/5/11/chartex" xmlns:cx6="http://schemas.microsoft.com/office/drawing/2016/5/12/chartex" xmlns:cx7="http://schemas.microsoft.com/office/drawing/2016/5/13/chartex" xmlns:cx8="http://schemas.microsoft.com/office/drawing/2016/5/14/chartex" xmlns:mc="http://schemas.openxmlformats.org/markup-compatibility/2006" xmlns:aink="http://schemas.microsoft.com/office/drawing/2016/ink" xmlns:am3d="http://schemas.microsoft.com/office/drawing/2017/model3d" xmlns:o="urn:schemas-microsoft-com:office:office" xmlns:oel="http://schemas.microsoft.com/office/2019/extlst" xmlns:r="http://schemas.openxmlformats.org/officeDocument/2006/relationships" xmlns:m="http://schemas.openxmlformats.org/officeDocument/2006/math" xmlns:v="urn:schemas-microsoft-com:vml" xmlns:wp14="http://schemas.microsoft.com/office/word/2010/wordprocessingDrawing" xmlns:wp="http://schemas.openxmlformats.org/drawingml/2006/wordprocessingDrawing" xmlns:w10="urn:schemas-microsoft-com:office:word" xmlns:w="http://schemas.openxmlformats.org/wordprocessingml/2006/main" xmlns:w14="http://schemas.microsoft.com/office/word/2010/wordml" xmlns:w15="http://schemas.microsoft.com/office/word/2012/wordml" xmlns:w16cex="http://schemas.microsoft.com/office/word/2018/wordml/cex" xmlns:w16cid="http://schemas.microsoft.com/office/word/2016/wordml/cid" xmlns:w16="http://schemas.microsoft.com/office/word/2018/wordml" xmlns:w16du="http://schemas.microsoft.com/office/word/2023/wordml/word16du" xmlns:w16sdtdh="http://schemas.microsoft.com/office/word/2020/wordml/sdtdatahash" xmlns:w16se="http://schemas.microsoft.com/office/word/2015/wordml/symex" xmlns:wpg="http://schemas.microsoft.com/office/word/2010/wordprocessingGroup" xmlns:wpi="http://schemas.microsoft.com/office/word/2010/wordprocessingInk" xmlns:wne="http://schemas.microsoft.com/office/word/2006/wordml" xmlns:wps="http://schemas.microsoft.com/office/word/2010/wordprocessingShape" mc:Ignorable="w14 w15 w16se w16cid w16 w16cex w16sdtdh wp14">
   <w:body>
     <w:p>
-      <w:r>
-        <w:rPr>
-          <w:rFonts w:ascii="Times New Roman" w:hAnsi="Times New Roman"/>
-          <w:b/>
-          <w:sz w:val="24"/>
-        </w:rPr>
-        <w:t>Червень 18, Вівторок</w:t>
-      </w:r>
-    </w:p>
-    <w:p>
-      <w:r>
-        <w:rPr>
-          <w:rFonts w:ascii="Times New Roman" w:hAnsi="Times New Roman"/>
-          <w:sz w:val="24"/>
-        </w:rPr>
-        <w:t>Св. мч. Леонтія</w:t>
-      </w:r>
+      <w:pPr>
+        <w:pBdr>
+          <w:top w:val="nil"/>
+          <w:left w:val="nil"/>
+          <w:bottom w:val="nil"/>
+          <w:right w:val="nil"/>
+          <w:between w:val="nil"/>
+        </w:pBdr>
+        <w:spacing w:after="120"/>
+        <w:rPr>
+          <w:rFonts w:ascii="Times New Roman" w:eastAsia="Arial" w:hAnsi="Times New Roman"/>
+          <w:color w:val="000000"/>
+          <w:sz w:val="24"/>
+          <w:szCs w:val="24"/>
+        </w:rPr>
+      </w:pPr>
+      <w:r>
+        <w:rPr>
+          <w:rFonts w:ascii="Times New Roman" w:eastAsia="Arial" w:hAnsi="Times New Roman"/>
+          <w:color w:val="000000"/>
+          <w:sz w:val="24"/>
+          <w:szCs w:val="24"/>
+        </w:rPr>
+        <w:t>Травень 30 Вівторок</w:t>
+      </w:r>
+      <w:r>
+        <w:rPr>
+          <w:rFonts w:ascii="Times New Roman" w:eastAsia="Arial" w:hAnsi="Times New Roman"/>
+          <w:color w:val="000000"/>
+          <w:sz w:val="24"/>
+          <w:szCs w:val="24"/>
+        </w:rPr>
+        <w:br/>
+        <w:t>30 (17) Св. ап. Андроніка і тих, що з ним.</w:t>
+      </w:r>
+    </w:p>
+    <w:p>
+      <w:pPr>
+        <w:spacing w:after="120"/>
+        <w:rPr>
+          <w:rFonts w:ascii="Times New Roman" w:hAnsi="Times New Roman"/>
+          <w:sz w:val="24"/>
+          <w:szCs w:val="24"/>
+        </w:rPr>
+      </w:pPr>
     </w:p>
     <w:p>
       <w:pPr>
@@ -53,17 +81,28 @@
         <w:rPr>
           <w:rFonts w:ascii="Times New Roman" w:hAnsi="Times New Roman"/>
           <w:i/>
-          <w:color w:val="FF4400"/>
-          <w:sz w:val="24"/>
+          <w:color w:val="FF0000"/>
+          <w:sz w:val="24"/>
+          <w:szCs w:val="24"/>
         </w:rPr>
         <w:t>Священик:</w:t>
       </w:r>
       <w:r>
         <w:rPr>
           <w:rFonts w:ascii="Times New Roman" w:hAnsi="Times New Roman"/>
-          <w:sz w:val="24"/>
-        </w:rPr>
-        <w:t xml:space="preserve"> Благословенний Бог наш завжди, нині і повсякчас, і на віки віків.</w:t>
+          <w:color w:val="FF0000"/>
+          <w:sz w:val="24"/>
+          <w:szCs w:val="24"/>
+        </w:rPr>
+        <w:t xml:space="preserve"> </w:t>
+      </w:r>
+      <w:r>
+        <w:rPr>
+          <w:rFonts w:ascii="Times New Roman" w:hAnsi="Times New Roman"/>
+          <w:sz w:val="24"/>
+          <w:szCs w:val="24"/>
+        </w:rPr>
+        <w:t>Благословенний Бог наш завжди, нині і повсякчас, і на віки віків.</w:t>
       </w:r>
     </w:p>
     <w:p>
@@ -280,8 +319,9 @@
         <w:rPr>
           <w:rFonts w:ascii="Times New Roman" w:hAnsi="Times New Roman"/>
           <w:i/>
-          <w:color w:val="FF4400"/>
-          <w:sz w:val="24"/>
+          <w:color w:val="FF0000"/>
+          <w:sz w:val="24"/>
+          <w:szCs w:val="24"/>
         </w:rPr>
         <w:t>Священик:</w:t>
       </w:r>
@@ -289,6 +329,7 @@
         <w:rPr>
           <w:rFonts w:ascii="Times New Roman" w:hAnsi="Times New Roman"/>
           <w:sz w:val="24"/>
+          <w:szCs w:val="24"/>
         </w:rPr>
         <w:t xml:space="preserve"> Бо твоє є царство, і сила, і слава, Отця, і Сина, і Святого Духа, нині і повсякчас, і на віки віків.</w:t>
       </w:r>
@@ -2290,15 +2331,18 @@
         <w:rPr>
           <w:rFonts w:ascii="Times New Roman" w:hAnsi="Times New Roman"/>
           <w:i/>
-          <w:color w:val="FF4400"/>
-          <w:sz w:val="24"/>
-        </w:rPr>
+          <w:color w:val="FF0000"/>
+          <w:sz w:val="24"/>
+          <w:szCs w:val="24"/>
+        </w:rPr>
+        <w:lastRenderedPageBreak/>
         <w:t>Священик:</w:t>
       </w:r>
       <w:r>
         <w:rPr>
           <w:rFonts w:ascii="Times New Roman" w:hAnsi="Times New Roman"/>
           <w:sz w:val="24"/>
+          <w:szCs w:val="24"/>
         </w:rPr>
         <w:t xml:space="preserve"> Бо тобі належить усяка слава, честь і поклоніння, Отцю, і Сину, і Святому Духові, нині і повсякчас, і на віки віків.</w:t>
       </w:r>
@@ -3214,72 +3258,85 @@
     </w:p>
     <w:p>
       <w:pPr>
-        <w:pStyle w:val="a"/>
-        <w:spacing w:after="240"/>
-      </w:pPr>
-      <w:r>
-        <w:rPr>
-          <w:rFonts w:ascii="Times New Roman" w:hAnsi="Times New Roman"/>
-          <w:i/>
-          <w:color w:val="FF0000"/>
-          <w:sz w:val="24"/>
-          <w:highlight w:val="white"/>
-        </w:rPr>
-        <w:t xml:space="preserve">(г. 8, подібний: Як назвемо Вас): </w:t>
-      </w:r>
-      <w:r>
-        <w:rPr>
-          <w:rFonts w:ascii="Times New Roman" w:hAnsi="Times New Roman"/>
-          <w:sz w:val="24"/>
-          <w:highlight w:val="white"/>
-        </w:rPr>
-        <w:t xml:space="preserve">Як тебе́ </w:t>
-      </w:r>
-      <w:r>
-        <w:rPr>
-          <w:rFonts w:ascii="Times New Roman" w:hAnsi="Times New Roman"/>
-          <w:sz w:val="24"/>
-          <w:highlight w:val="white"/>
-        </w:rPr>
-        <w:t>імену́ємо</w:t>
-      </w:r>
-      <w:r>
-        <w:rPr>
-          <w:rFonts w:ascii="Times New Roman" w:hAnsi="Times New Roman"/>
-          <w:sz w:val="24"/>
-          <w:highlight w:val="white"/>
-        </w:rPr>
-        <w:t xml:space="preserve">, </w:t>
-      </w:r>
-      <w:r>
-        <w:rPr>
-          <w:rFonts w:ascii="Times New Roman" w:hAnsi="Times New Roman"/>
-          <w:sz w:val="24"/>
-          <w:highlight w:val="white"/>
-        </w:rPr>
-        <w:t>сла́вний</w:t>
-      </w:r>
-      <w:r>
-        <w:rPr>
-          <w:rFonts w:ascii="Times New Roman" w:hAnsi="Times New Roman"/>
-          <w:sz w:val="24"/>
-          <w:highlight w:val="white"/>
-        </w:rPr>
-        <w:t xml:space="preserve">?* – </w:t>
-      </w:r>
-      <w:r>
-        <w:rPr>
-          <w:rFonts w:ascii="Times New Roman" w:hAnsi="Times New Roman"/>
-          <w:sz w:val="24"/>
-          <w:highlight w:val="white"/>
-        </w:rPr>
-        <w:t>Елла́ди</w:t>
-      </w:r>
-      <w:r>
-        <w:rPr>
-          <w:rFonts w:ascii="Times New Roman" w:hAnsi="Times New Roman"/>
-          <w:sz w:val="24"/>
-          <w:highlight w:val="white"/>
+        <w:spacing w:after="120"/>
+        <w:jc w:val="both"/>
+        <w:rPr>
+          <w:rFonts w:ascii="Times New Roman" w:hAnsi="Times New Roman"/>
+          <w:sz w:val="24"/>
+          <w:szCs w:val="24"/>
+        </w:rPr>
+      </w:pPr>
+      <w:r>
+        <w:rPr>
+          <w:rFonts w:ascii="Times New Roman" w:hAnsi="Times New Roman"/>
+          <w:i/>
+          <w:color w:val="FF0000"/>
+          <w:sz w:val="24"/>
+          <w:szCs w:val="24"/>
+        </w:rPr>
+        <w:t xml:space="preserve">(г. 8, подібний: Як назвемо вас): </w:t>
+      </w:r>
+      <w:r>
+        <w:rPr>
+          <w:rFonts w:ascii="Times New Roman" w:hAnsi="Times New Roman"/>
+          <w:sz w:val="24"/>
+          <w:szCs w:val="24"/>
+        </w:rPr>
+        <w:t>Як нам назвати тебе, Апостоле:* Небом? – бо славу визнавав ти Божу.* Рікою? – бо створіння ти напоюєш таїнственно.* Зорею, що опромінює Церкву?* Чашею, що виточує святий напій?* Назвемо тебе найближчим другом Христовим та співмешканцем безтілесних!* Молися за спасіння душ наших.</w:t>
+      </w:r>
+    </w:p>
+    <w:p>
+      <w:pPr>
+        <w:spacing w:after="120"/>
+        <w:jc w:val="center"/>
+        <w:rPr>
+          <w:rFonts w:ascii="Times New Roman" w:hAnsi="Times New Roman"/>
+          <w:b/>
+          <w:i/>
+          <w:color w:val="FF0000"/>
+          <w:sz w:val="24"/>
+          <w:szCs w:val="24"/>
+        </w:rPr>
+      </w:pPr>
+      <w:r>
+        <w:rPr>
+          <w:rFonts w:ascii="Times New Roman" w:hAnsi="Times New Roman"/>
+          <w:b/>
+          <w:i/>
+          <w:color w:val="FF0000"/>
+          <w:sz w:val="24"/>
+          <w:szCs w:val="24"/>
+        </w:rPr>
+        <w:t>Псалом 116</w:t>
+      </w:r>
+    </w:p>
+    <w:p>
+      <w:pPr>
+        <w:spacing w:after="120"/>
+        <w:jc w:val="both"/>
+        <w:rPr>
+          <w:rFonts w:ascii="Times New Roman" w:hAnsi="Times New Roman"/>
+          <w:sz w:val="24"/>
+          <w:szCs w:val="24"/>
+          <w:u w:val="single"/>
+        </w:rPr>
+      </w:pPr>
+      <w:r>
+        <w:rPr>
+          <w:rFonts w:ascii="Times New Roman" w:hAnsi="Times New Roman"/>
+          <w:i/>
+          <w:color w:val="FF0000"/>
+          <w:sz w:val="24"/>
+          <w:szCs w:val="24"/>
+        </w:rPr>
+        <w:t>Стих:</w:t>
+      </w:r>
+      <w:r>
+        <w:rPr>
+          <w:rFonts w:ascii="Times New Roman" w:hAnsi="Times New Roman"/>
+          <w:i/>
+          <w:sz w:val="24"/>
+          <w:szCs w:val="24"/>
         </w:rPr>
         <w:t xml:space="preserve"> </w:t>
       </w:r>
@@ -3287,31 +3344,58 @@
         <w:rPr>
           <w:rFonts w:ascii="Times New Roman" w:hAnsi="Times New Roman"/>
           <w:sz w:val="24"/>
-          <w:highlight w:val="white"/>
-        </w:rPr>
-        <w:t>прино́шенням</w:t>
-      </w:r>
-      <w:r>
-        <w:rPr>
-          <w:rFonts w:ascii="Times New Roman" w:hAnsi="Times New Roman"/>
-          <w:sz w:val="24"/>
-          <w:highlight w:val="white"/>
-        </w:rPr>
-        <w:t xml:space="preserve">, бо з </w:t>
-      </w:r>
-      <w:r>
-        <w:rPr>
-          <w:rFonts w:ascii="Times New Roman" w:hAnsi="Times New Roman"/>
-          <w:sz w:val="24"/>
-          <w:highlight w:val="white"/>
-        </w:rPr>
-        <w:t>не́ї</w:t>
-      </w:r>
-      <w:r>
-        <w:rPr>
-          <w:rFonts w:ascii="Times New Roman" w:hAnsi="Times New Roman"/>
-          <w:sz w:val="24"/>
-          <w:highlight w:val="white"/>
+          <w:szCs w:val="24"/>
+          <w:u w:val="single"/>
+        </w:rPr>
+        <w:t>Хваліте Господа всі народи!* Прославляйте його всі люди!</w:t>
+      </w:r>
+    </w:p>
+    <w:p>
+      <w:pPr>
+        <w:spacing w:after="120"/>
+        <w:jc w:val="both"/>
+        <w:rPr>
+          <w:rFonts w:ascii="Times New Roman" w:hAnsi="Times New Roman"/>
+          <w:sz w:val="24"/>
+          <w:szCs w:val="24"/>
+        </w:rPr>
+      </w:pPr>
+      <w:r>
+        <w:rPr>
+          <w:rFonts w:ascii="Times New Roman" w:hAnsi="Times New Roman"/>
+          <w:sz w:val="24"/>
+          <w:szCs w:val="24"/>
+        </w:rPr>
+        <w:t>Справді, богомовний Апостоле,* послав тебе Христос, як стрілу світловидну,* що ворогів влучає, а пораненим душам* подає наочне зцілення.* Тому тебе належно прославляємо* і святе нині звершуємо святкування.* Молися за спасіння душ наших.</w:t>
+      </w:r>
+    </w:p>
+    <w:p>
+      <w:pPr>
+        <w:spacing w:after="120"/>
+        <w:jc w:val="both"/>
+        <w:rPr>
+          <w:rFonts w:ascii="Times New Roman" w:hAnsi="Times New Roman"/>
+          <w:sz w:val="24"/>
+          <w:szCs w:val="24"/>
+          <w:u w:val="single"/>
+        </w:rPr>
+      </w:pPr>
+      <w:r>
+        <w:rPr>
+          <w:rFonts w:ascii="Times New Roman" w:hAnsi="Times New Roman"/>
+          <w:i/>
+          <w:color w:val="FF0000"/>
+          <w:sz w:val="24"/>
+          <w:szCs w:val="24"/>
+        </w:rPr>
+        <w:t>Стих:</w:t>
+      </w:r>
+      <w:r>
+        <w:rPr>
+          <w:rFonts w:ascii="Times New Roman" w:hAnsi="Times New Roman"/>
+          <w:i/>
+          <w:sz w:val="24"/>
+          <w:szCs w:val="24"/>
         </w:rPr>
         <w:t xml:space="preserve"> </w:t>
       </w:r>
@@ -3319,1843 +3403,108 @@
         <w:rPr>
           <w:rFonts w:ascii="Times New Roman" w:hAnsi="Times New Roman"/>
           <w:sz w:val="24"/>
-          <w:highlight w:val="white"/>
-        </w:rPr>
-        <w:t>примандрува́в</w:t>
-      </w:r>
-      <w:r>
-        <w:rPr>
-          <w:rFonts w:ascii="Times New Roman" w:hAnsi="Times New Roman"/>
-          <w:sz w:val="24"/>
-          <w:highlight w:val="white"/>
-        </w:rPr>
-        <w:t xml:space="preserve"> ти,* </w:t>
-      </w:r>
-      <w:r>
-        <w:rPr>
-          <w:rFonts w:ascii="Times New Roman" w:hAnsi="Times New Roman"/>
-          <w:sz w:val="24"/>
-          <w:highlight w:val="white"/>
-        </w:rPr>
-        <w:t>Фінікі́ї</w:t>
-      </w:r>
-      <w:r>
-        <w:rPr>
-          <w:rFonts w:ascii="Times New Roman" w:hAnsi="Times New Roman"/>
-          <w:sz w:val="24"/>
-          <w:highlight w:val="white"/>
-        </w:rPr>
-        <w:t xml:space="preserve"> </w:t>
-      </w:r>
-      <w:r>
-        <w:rPr>
-          <w:rFonts w:ascii="Times New Roman" w:hAnsi="Times New Roman"/>
-          <w:sz w:val="24"/>
-          <w:highlight w:val="white"/>
-        </w:rPr>
-        <w:t>очи́щенням</w:t>
-      </w:r>
-      <w:r>
-        <w:rPr>
-          <w:rFonts w:ascii="Times New Roman" w:hAnsi="Times New Roman"/>
-          <w:sz w:val="24"/>
-          <w:highlight w:val="white"/>
-        </w:rPr>
-        <w:t xml:space="preserve">, бо в ній був ти </w:t>
-      </w:r>
-      <w:r>
-        <w:rPr>
-          <w:rFonts w:ascii="Times New Roman" w:hAnsi="Times New Roman"/>
-          <w:sz w:val="24"/>
-          <w:highlight w:val="white"/>
-        </w:rPr>
-        <w:t>зако́лений</w:t>
-      </w:r>
-      <w:r>
-        <w:rPr>
-          <w:rFonts w:ascii="Times New Roman" w:hAnsi="Times New Roman"/>
-          <w:sz w:val="24"/>
-          <w:highlight w:val="white"/>
-        </w:rPr>
-        <w:t xml:space="preserve">;* </w:t>
-      </w:r>
-      <w:r>
-        <w:rPr>
-          <w:rFonts w:ascii="Times New Roman" w:hAnsi="Times New Roman"/>
-          <w:sz w:val="24"/>
-          <w:highlight w:val="white"/>
-        </w:rPr>
-        <w:t>світи́льником</w:t>
-      </w:r>
-      <w:r>
-        <w:rPr>
-          <w:rFonts w:ascii="Times New Roman" w:hAnsi="Times New Roman"/>
-          <w:sz w:val="24"/>
-          <w:highlight w:val="white"/>
-        </w:rPr>
-        <w:t xml:space="preserve">, бо в </w:t>
-      </w:r>
-      <w:r>
-        <w:rPr>
-          <w:rFonts w:ascii="Times New Roman" w:hAnsi="Times New Roman"/>
-          <w:sz w:val="24"/>
-          <w:highlight w:val="white"/>
-        </w:rPr>
-        <w:t>те́мряві</w:t>
-      </w:r>
-      <w:r>
-        <w:rPr>
-          <w:rFonts w:ascii="Times New Roman" w:hAnsi="Times New Roman"/>
-          <w:sz w:val="24"/>
-          <w:highlight w:val="white"/>
-        </w:rPr>
-        <w:t xml:space="preserve"> ти </w:t>
-      </w:r>
-      <w:r>
-        <w:rPr>
-          <w:rFonts w:ascii="Times New Roman" w:hAnsi="Times New Roman"/>
-          <w:sz w:val="24"/>
-          <w:highlight w:val="white"/>
-        </w:rPr>
-        <w:t>розбли́снув</w:t>
-      </w:r>
-      <w:r>
-        <w:rPr>
-          <w:rFonts w:ascii="Times New Roman" w:hAnsi="Times New Roman"/>
-          <w:sz w:val="24"/>
-          <w:highlight w:val="white"/>
-        </w:rPr>
-        <w:t xml:space="preserve">;* </w:t>
-      </w:r>
-      <w:r>
-        <w:rPr>
-          <w:rFonts w:ascii="Times New Roman" w:hAnsi="Times New Roman"/>
-          <w:sz w:val="24"/>
-          <w:highlight w:val="white"/>
-        </w:rPr>
-        <w:t>хоро́брим</w:t>
-      </w:r>
-      <w:r>
-        <w:rPr>
-          <w:rFonts w:ascii="Times New Roman" w:hAnsi="Times New Roman"/>
-          <w:sz w:val="24"/>
-          <w:highlight w:val="white"/>
-        </w:rPr>
-        <w:t xml:space="preserve">, бо не </w:t>
-      </w:r>
-      <w:r>
-        <w:rPr>
-          <w:rFonts w:ascii="Times New Roman" w:hAnsi="Times New Roman"/>
-          <w:sz w:val="24"/>
-          <w:highlight w:val="white"/>
-        </w:rPr>
-        <w:t>здола́ли</w:t>
-      </w:r>
-      <w:r>
-        <w:rPr>
-          <w:rFonts w:ascii="Times New Roman" w:hAnsi="Times New Roman"/>
-          <w:sz w:val="24"/>
-          <w:highlight w:val="white"/>
-        </w:rPr>
-        <w:t xml:space="preserve"> тебе́ побива́телі.* </w:t>
-      </w:r>
-      <w:r>
-        <w:rPr>
-          <w:rFonts w:ascii="Times New Roman" w:hAnsi="Times New Roman"/>
-          <w:sz w:val="24"/>
-          <w:highlight w:val="white"/>
-        </w:rPr>
-        <w:t>Багатомані́тні</w:t>
-      </w:r>
-      <w:r>
-        <w:rPr>
-          <w:rFonts w:ascii="Times New Roman" w:hAnsi="Times New Roman"/>
-          <w:sz w:val="24"/>
-          <w:highlight w:val="white"/>
-        </w:rPr>
-        <w:t xml:space="preserve"> </w:t>
-      </w:r>
-      <w:r>
-        <w:rPr>
-          <w:rFonts w:ascii="Times New Roman" w:hAnsi="Times New Roman"/>
-          <w:sz w:val="24"/>
-          <w:highlight w:val="white"/>
-        </w:rPr>
-        <w:t>сла́вні</w:t>
-      </w:r>
-      <w:r>
-        <w:rPr>
-          <w:rFonts w:ascii="Times New Roman" w:hAnsi="Times New Roman"/>
-          <w:sz w:val="24"/>
-          <w:highlight w:val="white"/>
-        </w:rPr>
-        <w:t xml:space="preserve"> звання́ твої́,* </w:t>
-      </w:r>
-      <w:r>
-        <w:rPr>
-          <w:rFonts w:ascii="Times New Roman" w:hAnsi="Times New Roman"/>
-          <w:sz w:val="24"/>
-          <w:highlight w:val="white"/>
-        </w:rPr>
-        <w:t>Лео́нтію</w:t>
-      </w:r>
-      <w:r>
-        <w:rPr>
-          <w:rFonts w:ascii="Times New Roman" w:hAnsi="Times New Roman"/>
-          <w:sz w:val="24"/>
-          <w:highlight w:val="white"/>
-        </w:rPr>
-        <w:t xml:space="preserve"> </w:t>
-      </w:r>
-      <w:r>
-        <w:rPr>
-          <w:rFonts w:ascii="Times New Roman" w:hAnsi="Times New Roman"/>
-          <w:sz w:val="24"/>
-          <w:highlight w:val="white"/>
-        </w:rPr>
-        <w:t>всеблаже́нний</w:t>
-      </w:r>
-      <w:r>
-        <w:rPr>
-          <w:rFonts w:ascii="Times New Roman" w:hAnsi="Times New Roman"/>
-          <w:sz w:val="24"/>
-          <w:highlight w:val="white"/>
-        </w:rPr>
-        <w:t xml:space="preserve">,* </w:t>
-      </w:r>
-      <w:r>
-        <w:rPr>
-          <w:rFonts w:ascii="Times New Roman" w:hAnsi="Times New Roman"/>
-          <w:sz w:val="24"/>
-          <w:highlight w:val="white"/>
-        </w:rPr>
-        <w:t>блага́й</w:t>
-      </w:r>
-      <w:r>
-        <w:rPr>
-          <w:rFonts w:ascii="Times New Roman" w:hAnsi="Times New Roman"/>
-          <w:sz w:val="24"/>
-          <w:highlight w:val="white"/>
-        </w:rPr>
-        <w:t xml:space="preserve">, щоб </w:t>
-      </w:r>
-      <w:r>
-        <w:rPr>
-          <w:rFonts w:ascii="Times New Roman" w:hAnsi="Times New Roman"/>
-          <w:sz w:val="24"/>
-          <w:highlight w:val="white"/>
-        </w:rPr>
-        <w:t>спасли́ся</w:t>
-      </w:r>
-      <w:r>
-        <w:rPr>
-          <w:rFonts w:ascii="Times New Roman" w:hAnsi="Times New Roman"/>
-          <w:sz w:val="24"/>
-          <w:highlight w:val="white"/>
-        </w:rPr>
-        <w:t xml:space="preserve"> </w:t>
-      </w:r>
-      <w:r>
-        <w:rPr>
-          <w:rFonts w:ascii="Times New Roman" w:hAnsi="Times New Roman"/>
-          <w:sz w:val="24"/>
-          <w:highlight w:val="white"/>
-        </w:rPr>
-        <w:t>ду́ші</w:t>
-      </w:r>
-      <w:r>
-        <w:rPr>
-          <w:rFonts w:ascii="Times New Roman" w:hAnsi="Times New Roman"/>
-          <w:sz w:val="24"/>
-          <w:highlight w:val="white"/>
-        </w:rPr>
-        <w:t xml:space="preserve"> </w:t>
-      </w:r>
-      <w:r>
-        <w:rPr>
-          <w:rFonts w:ascii="Times New Roman" w:hAnsi="Times New Roman"/>
-          <w:sz w:val="24"/>
-          <w:highlight w:val="white"/>
-        </w:rPr>
-        <w:t>на́ші</w:t>
-      </w:r>
-      <w:r>
-        <w:rPr>
-          <w:rFonts w:ascii="Times New Roman" w:hAnsi="Times New Roman"/>
-          <w:sz w:val="24"/>
-          <w:highlight w:val="white"/>
-        </w:rPr>
-        <w:t>.</w:t>
-      </w:r>
-    </w:p>
-    <w:p>
-      <w:pPr>
-        <w:spacing w:after="120"/>
-        <w:jc w:val="center"/>
+          <w:szCs w:val="24"/>
+          <w:u w:val="single"/>
+        </w:rPr>
+        <w:t>Велике бо до нас його милосердя, і вірність Господа повіки.</w:t>
+      </w:r>
+    </w:p>
+    <w:p>
+      <w:pPr>
+        <w:spacing w:after="120"/>
+        <w:jc w:val="both"/>
+        <w:rPr>
+          <w:rFonts w:ascii="Times New Roman" w:hAnsi="Times New Roman"/>
+          <w:sz w:val="24"/>
+          <w:szCs w:val="24"/>
+        </w:rPr>
+      </w:pPr>
+      <w:r>
+        <w:rPr>
+          <w:rFonts w:ascii="Times New Roman" w:hAnsi="Times New Roman"/>
+          <w:sz w:val="24"/>
+          <w:szCs w:val="24"/>
+        </w:rPr>
+        <w:t>Славний боговидче Апостоле!* Прикрасилися ноги твої, що йшли правильним шляхом проповіді* і дороги нечестивців стісняли,* поширюючи божественне розуміння Слова,* що з'явилося у видимім тілі* і вибрало тебе своїм преславним учнем, Блаженний.* Моли його за спасіння душ наших.</w:t>
+      </w:r>
+    </w:p>
+    <w:p>
+      <w:pPr>
+        <w:spacing w:after="120"/>
+        <w:jc w:val="both"/>
+        <w:rPr>
+          <w:rFonts w:ascii="Times New Roman" w:hAnsi="Times New Roman"/>
+          <w:color w:val="000000"/>
+          <w:sz w:val="24"/>
+          <w:szCs w:val="24"/>
+          <w:lang w:eastAsia="uk-UA"/>
+        </w:rPr>
+      </w:pPr>
+      <w:r>
         <w:rPr>
           <w:rFonts w:ascii="Times New Roman" w:hAnsi="Times New Roman"/>
           <w:b/>
-          <w:i/>
-          <w:color w:val="FF0000"/>
-          <w:sz w:val="24"/>
-          <w:szCs w:val="24"/>
-        </w:rPr>
-      </w:pPr>
+          <w:bCs/>
+          <w:color w:val="000000"/>
+          <w:sz w:val="24"/>
+          <w:szCs w:val="24"/>
+          <w:lang w:eastAsia="uk-UA"/>
+        </w:rPr>
+        <w:t>Слава</w:t>
+      </w:r>
+      <w:r>
+        <w:rPr>
+          <w:rFonts w:ascii="Times New Roman" w:hAnsi="Times New Roman"/>
+          <w:color w:val="000000"/>
+          <w:sz w:val="24"/>
+          <w:szCs w:val="24"/>
+          <w:lang w:eastAsia="uk-UA"/>
+        </w:rPr>
+        <w:t xml:space="preserve">: </w:t>
+      </w:r>
       <w:r>
         <w:rPr>
           <w:rFonts w:ascii="Times New Roman" w:hAnsi="Times New Roman"/>
           <w:b/>
-          <w:i/>
-          <w:color w:val="FF0000"/>
-          <w:sz w:val="24"/>
-          <w:szCs w:val="24"/>
-        </w:rPr>
-        <w:t>Псалом 116</w:t>
-      </w:r>
-    </w:p>
-    <w:p>
-      <w:pPr>
-        <w:spacing w:after="120"/>
-        <w:jc w:val="both"/>
-        <w:rPr>
-          <w:rFonts w:ascii="Times New Roman" w:hAnsi="Times New Roman"/>
-          <w:sz w:val="24"/>
-          <w:szCs w:val="24"/>
-          <w:u w:val="single"/>
-        </w:rPr>
-      </w:pPr>
-      <w:r>
-        <w:rPr>
-          <w:rFonts w:ascii="Times New Roman" w:hAnsi="Times New Roman"/>
-          <w:i/>
-          <w:color w:val="FF0000"/>
-          <w:sz w:val="24"/>
-          <w:szCs w:val="24"/>
-        </w:rPr>
-        <w:t>Стих:</w:t>
-      </w:r>
-      <w:r>
-        <w:rPr>
-          <w:rFonts w:ascii="Times New Roman" w:hAnsi="Times New Roman"/>
-          <w:i/>
-          <w:sz w:val="24"/>
-          <w:szCs w:val="24"/>
-        </w:rPr>
-        <w:t xml:space="preserve"> </w:t>
-      </w:r>
-      <w:r>
-        <w:rPr>
-          <w:rFonts w:ascii="Times New Roman" w:hAnsi="Times New Roman"/>
-          <w:sz w:val="24"/>
-          <w:szCs w:val="24"/>
-          <w:u w:val="single"/>
-        </w:rPr>
-        <w:t>Хваліте Господа всі народи!* Прославляйте його всі люди!</w:t>
-      </w:r>
-    </w:p>
-    <w:p>
-      <w:pPr>
-        <w:pStyle w:val="a"/>
-        <w:spacing w:after="240"/>
-      </w:pPr>
-      <w:r>
-        <w:rPr>
-          <w:rFonts w:ascii="Times New Roman" w:hAnsi="Times New Roman"/>
-          <w:sz w:val="24"/>
-          <w:highlight w:val="white"/>
-        </w:rPr>
-        <w:t xml:space="preserve">Як тебе́, </w:t>
-      </w:r>
-      <w:r>
-        <w:rPr>
-          <w:rFonts w:ascii="Times New Roman" w:hAnsi="Times New Roman"/>
-          <w:sz w:val="24"/>
-          <w:highlight w:val="white"/>
-        </w:rPr>
-        <w:t>страстоте́рпче</w:t>
-      </w:r>
-      <w:r>
-        <w:rPr>
-          <w:rFonts w:ascii="Times New Roman" w:hAnsi="Times New Roman"/>
-          <w:sz w:val="24"/>
-          <w:highlight w:val="white"/>
-        </w:rPr>
-        <w:t xml:space="preserve">, </w:t>
-      </w:r>
-      <w:r>
-        <w:rPr>
-          <w:rFonts w:ascii="Times New Roman" w:hAnsi="Times New Roman"/>
-          <w:sz w:val="24"/>
-          <w:highlight w:val="white"/>
-        </w:rPr>
-        <w:t>нарече́мо</w:t>
-      </w:r>
-      <w:r>
-        <w:rPr>
-          <w:rFonts w:ascii="Times New Roman" w:hAnsi="Times New Roman"/>
-          <w:sz w:val="24"/>
-          <w:highlight w:val="white"/>
-        </w:rPr>
-        <w:t xml:space="preserve">?* – </w:t>
-      </w:r>
-      <w:r>
-        <w:rPr>
-          <w:rFonts w:ascii="Times New Roman" w:hAnsi="Times New Roman"/>
-          <w:sz w:val="24"/>
-          <w:highlight w:val="white"/>
-        </w:rPr>
-        <w:t>во́їном</w:t>
-      </w:r>
-      <w:r>
-        <w:rPr>
-          <w:rFonts w:ascii="Times New Roman" w:hAnsi="Times New Roman"/>
-          <w:sz w:val="24"/>
-          <w:highlight w:val="white"/>
-        </w:rPr>
-        <w:t xml:space="preserve"> </w:t>
-      </w:r>
-      <w:r>
-        <w:rPr>
-          <w:rFonts w:ascii="Times New Roman" w:hAnsi="Times New Roman"/>
-          <w:sz w:val="24"/>
-          <w:highlight w:val="white"/>
-        </w:rPr>
-        <w:t>Христо́вим</w:t>
-      </w:r>
-      <w:r>
-        <w:rPr>
-          <w:rFonts w:ascii="Times New Roman" w:hAnsi="Times New Roman"/>
-          <w:sz w:val="24"/>
-          <w:highlight w:val="white"/>
-        </w:rPr>
-        <w:t xml:space="preserve">, як </w:t>
-      </w:r>
-      <w:r>
-        <w:rPr>
-          <w:rFonts w:ascii="Times New Roman" w:hAnsi="Times New Roman"/>
-          <w:sz w:val="24"/>
-          <w:highlight w:val="white"/>
-        </w:rPr>
-        <w:t>погуби́теля</w:t>
-      </w:r>
-      <w:r>
-        <w:rPr>
-          <w:rFonts w:ascii="Times New Roman" w:hAnsi="Times New Roman"/>
-          <w:sz w:val="24"/>
-          <w:highlight w:val="white"/>
-        </w:rPr>
-        <w:t xml:space="preserve"> </w:t>
-      </w:r>
-      <w:r>
-        <w:rPr>
-          <w:rFonts w:ascii="Times New Roman" w:hAnsi="Times New Roman"/>
-          <w:sz w:val="24"/>
-          <w:highlight w:val="white"/>
-        </w:rPr>
-        <w:t>ворогі́в</w:t>
-      </w:r>
-      <w:r>
-        <w:rPr>
-          <w:rFonts w:ascii="Times New Roman" w:hAnsi="Times New Roman"/>
-          <w:sz w:val="24"/>
-          <w:highlight w:val="white"/>
-        </w:rPr>
-        <w:t xml:space="preserve">;* </w:t>
-      </w:r>
-      <w:r>
-        <w:rPr>
-          <w:rFonts w:ascii="Times New Roman" w:hAnsi="Times New Roman"/>
-          <w:sz w:val="24"/>
-          <w:highlight w:val="white"/>
-        </w:rPr>
-        <w:t>царе́м</w:t>
-      </w:r>
-      <w:r>
-        <w:rPr>
-          <w:rFonts w:ascii="Times New Roman" w:hAnsi="Times New Roman"/>
-          <w:sz w:val="24"/>
-          <w:highlight w:val="white"/>
-        </w:rPr>
-        <w:t xml:space="preserve"> над </w:t>
-      </w:r>
-      <w:r>
-        <w:rPr>
-          <w:rFonts w:ascii="Times New Roman" w:hAnsi="Times New Roman"/>
-          <w:sz w:val="24"/>
-          <w:highlight w:val="white"/>
-        </w:rPr>
-        <w:t>при́страстями</w:t>
-      </w:r>
-      <w:r>
-        <w:rPr>
-          <w:rFonts w:ascii="Times New Roman" w:hAnsi="Times New Roman"/>
-          <w:sz w:val="24"/>
-          <w:highlight w:val="white"/>
-        </w:rPr>
-        <w:t xml:space="preserve">, - як </w:t>
-      </w:r>
-      <w:r>
-        <w:rPr>
-          <w:rFonts w:ascii="Times New Roman" w:hAnsi="Times New Roman"/>
-          <w:sz w:val="24"/>
-          <w:highlight w:val="white"/>
-        </w:rPr>
-        <w:t>стражда́льця</w:t>
-      </w:r>
-      <w:r>
-        <w:rPr>
-          <w:rFonts w:ascii="Times New Roman" w:hAnsi="Times New Roman"/>
-          <w:sz w:val="24"/>
-          <w:highlight w:val="white"/>
-        </w:rPr>
-        <w:t xml:space="preserve"> за </w:t>
-      </w:r>
-      <w:r>
-        <w:rPr>
-          <w:rFonts w:ascii="Times New Roman" w:hAnsi="Times New Roman"/>
-          <w:sz w:val="24"/>
-          <w:highlight w:val="white"/>
-        </w:rPr>
-        <w:t>благоче́стя</w:t>
-      </w:r>
-      <w:r>
-        <w:rPr>
-          <w:rFonts w:ascii="Times New Roman" w:hAnsi="Times New Roman"/>
-          <w:sz w:val="24"/>
-          <w:highlight w:val="white"/>
-        </w:rPr>
-        <w:t xml:space="preserve">;* </w:t>
-      </w:r>
-      <w:r>
-        <w:rPr>
-          <w:rFonts w:ascii="Times New Roman" w:hAnsi="Times New Roman"/>
-          <w:sz w:val="24"/>
-          <w:highlight w:val="white"/>
-        </w:rPr>
-        <w:t>годува́льником</w:t>
-      </w:r>
-      <w:r>
-        <w:rPr>
-          <w:rFonts w:ascii="Times New Roman" w:hAnsi="Times New Roman"/>
-          <w:sz w:val="24"/>
-          <w:highlight w:val="white"/>
-        </w:rPr>
-        <w:t xml:space="preserve"> </w:t>
-      </w:r>
-      <w:r>
-        <w:rPr>
-          <w:rFonts w:ascii="Times New Roman" w:hAnsi="Times New Roman"/>
-          <w:sz w:val="24"/>
-          <w:highlight w:val="white"/>
-        </w:rPr>
-        <w:t>голо́дних</w:t>
-      </w:r>
-      <w:r>
-        <w:rPr>
-          <w:rFonts w:ascii="Times New Roman" w:hAnsi="Times New Roman"/>
-          <w:sz w:val="24"/>
-          <w:highlight w:val="white"/>
-        </w:rPr>
-        <w:t xml:space="preserve">, - як </w:t>
-      </w:r>
-      <w:r>
-        <w:rPr>
-          <w:rFonts w:ascii="Times New Roman" w:hAnsi="Times New Roman"/>
-          <w:sz w:val="24"/>
-          <w:highlight w:val="white"/>
-        </w:rPr>
-        <w:t>убоголю́бця</w:t>
-      </w:r>
-      <w:r>
-        <w:rPr>
-          <w:rFonts w:ascii="Times New Roman" w:hAnsi="Times New Roman"/>
-          <w:sz w:val="24"/>
-          <w:highlight w:val="white"/>
-        </w:rPr>
-        <w:t xml:space="preserve">;* </w:t>
-      </w:r>
-      <w:r>
-        <w:rPr>
-          <w:rFonts w:ascii="Times New Roman" w:hAnsi="Times New Roman"/>
-          <w:sz w:val="24"/>
-          <w:highlight w:val="white"/>
-        </w:rPr>
-        <w:t>пра́ведником</w:t>
-      </w:r>
-      <w:r>
-        <w:rPr>
-          <w:rFonts w:ascii="Times New Roman" w:hAnsi="Times New Roman"/>
-          <w:sz w:val="24"/>
-          <w:highlight w:val="white"/>
-        </w:rPr>
-        <w:t xml:space="preserve">, як </w:t>
-      </w:r>
-      <w:r>
-        <w:rPr>
-          <w:rFonts w:ascii="Times New Roman" w:hAnsi="Times New Roman"/>
-          <w:sz w:val="24"/>
-          <w:highlight w:val="white"/>
-        </w:rPr>
-        <w:t>ревни́теля</w:t>
-      </w:r>
-      <w:r>
-        <w:rPr>
-          <w:rFonts w:ascii="Times New Roman" w:hAnsi="Times New Roman"/>
-          <w:sz w:val="24"/>
-          <w:highlight w:val="white"/>
-        </w:rPr>
-        <w:t xml:space="preserve"> </w:t>
-      </w:r>
-      <w:r>
-        <w:rPr>
-          <w:rFonts w:ascii="Times New Roman" w:hAnsi="Times New Roman"/>
-          <w:sz w:val="24"/>
-          <w:highlight w:val="white"/>
-        </w:rPr>
-        <w:t>небе́сної</w:t>
-      </w:r>
-      <w:r>
-        <w:rPr>
-          <w:rFonts w:ascii="Times New Roman" w:hAnsi="Times New Roman"/>
-          <w:sz w:val="24"/>
-          <w:highlight w:val="white"/>
-        </w:rPr>
-        <w:t xml:space="preserve"> му́дрости.* </w:t>
-      </w:r>
-      <w:r>
-        <w:rPr>
-          <w:rFonts w:ascii="Times New Roman" w:hAnsi="Times New Roman"/>
-          <w:sz w:val="24"/>
-          <w:highlight w:val="white"/>
-        </w:rPr>
-        <w:t>Розмаї́ті</w:t>
-      </w:r>
-      <w:r>
-        <w:rPr>
-          <w:rFonts w:ascii="Times New Roman" w:hAnsi="Times New Roman"/>
-          <w:sz w:val="24"/>
-          <w:highlight w:val="white"/>
-        </w:rPr>
-        <w:t xml:space="preserve"> твої́ </w:t>
-      </w:r>
-      <w:r>
-        <w:rPr>
-          <w:rFonts w:ascii="Times New Roman" w:hAnsi="Times New Roman"/>
-          <w:sz w:val="24"/>
-          <w:highlight w:val="white"/>
-        </w:rPr>
-        <w:t>стражда́ння</w:t>
-      </w:r>
-      <w:r>
-        <w:rPr>
-          <w:rFonts w:ascii="Times New Roman" w:hAnsi="Times New Roman"/>
-          <w:sz w:val="24"/>
-          <w:highlight w:val="white"/>
-        </w:rPr>
-        <w:t xml:space="preserve">,* </w:t>
-      </w:r>
-      <w:r>
-        <w:rPr>
-          <w:rFonts w:ascii="Times New Roman" w:hAnsi="Times New Roman"/>
-          <w:sz w:val="24"/>
-          <w:highlight w:val="white"/>
-        </w:rPr>
-        <w:t>пресві́тлі</w:t>
-      </w:r>
-      <w:r>
-        <w:rPr>
-          <w:rFonts w:ascii="Times New Roman" w:hAnsi="Times New Roman"/>
-          <w:sz w:val="24"/>
-          <w:highlight w:val="white"/>
-        </w:rPr>
-        <w:t xml:space="preserve"> – </w:t>
-      </w:r>
-      <w:r>
-        <w:rPr>
-          <w:rFonts w:ascii="Times New Roman" w:hAnsi="Times New Roman"/>
-          <w:sz w:val="24"/>
-          <w:highlight w:val="white"/>
-        </w:rPr>
-        <w:t>змага́ння</w:t>
-      </w:r>
-      <w:r>
-        <w:rPr>
-          <w:rFonts w:ascii="Times New Roman" w:hAnsi="Times New Roman"/>
-          <w:sz w:val="24"/>
-          <w:highlight w:val="white"/>
-        </w:rPr>
-        <w:t xml:space="preserve">,* </w:t>
-      </w:r>
-      <w:r>
-        <w:rPr>
-          <w:rFonts w:ascii="Times New Roman" w:hAnsi="Times New Roman"/>
-          <w:sz w:val="24"/>
-          <w:highlight w:val="white"/>
-        </w:rPr>
-        <w:t>блага́й</w:t>
-      </w:r>
-      <w:r>
-        <w:rPr>
-          <w:rFonts w:ascii="Times New Roman" w:hAnsi="Times New Roman"/>
-          <w:sz w:val="24"/>
-          <w:highlight w:val="white"/>
-        </w:rPr>
-        <w:t xml:space="preserve">, щоб </w:t>
-      </w:r>
-      <w:r>
-        <w:rPr>
-          <w:rFonts w:ascii="Times New Roman" w:hAnsi="Times New Roman"/>
-          <w:sz w:val="24"/>
-          <w:highlight w:val="white"/>
-        </w:rPr>
-        <w:t>спасли́ся</w:t>
-      </w:r>
-      <w:r>
-        <w:rPr>
-          <w:rFonts w:ascii="Times New Roman" w:hAnsi="Times New Roman"/>
-          <w:sz w:val="24"/>
-          <w:highlight w:val="white"/>
-        </w:rPr>
-        <w:t xml:space="preserve"> </w:t>
-      </w:r>
-      <w:r>
-        <w:rPr>
-          <w:rFonts w:ascii="Times New Roman" w:hAnsi="Times New Roman"/>
-          <w:sz w:val="24"/>
-          <w:highlight w:val="white"/>
-        </w:rPr>
-        <w:t>ду́ші</w:t>
-      </w:r>
-      <w:r>
-        <w:rPr>
-          <w:rFonts w:ascii="Times New Roman" w:hAnsi="Times New Roman"/>
-          <w:sz w:val="24"/>
-          <w:highlight w:val="white"/>
-        </w:rPr>
-        <w:t xml:space="preserve"> </w:t>
-      </w:r>
-      <w:r>
-        <w:rPr>
-          <w:rFonts w:ascii="Times New Roman" w:hAnsi="Times New Roman"/>
-          <w:sz w:val="24"/>
-          <w:highlight w:val="white"/>
-        </w:rPr>
-        <w:t>на́ші</w:t>
-      </w:r>
-      <w:r>
-        <w:rPr>
-          <w:rFonts w:ascii="Times New Roman" w:hAnsi="Times New Roman"/>
-          <w:sz w:val="24"/>
-          <w:highlight w:val="white"/>
-        </w:rPr>
-        <w:t>.</w:t>
-      </w:r>
-    </w:p>
-    <w:p>
-      <w:pPr>
-        <w:spacing w:after="120"/>
-        <w:jc w:val="both"/>
-        <w:rPr>
-          <w:rFonts w:ascii="Times New Roman" w:hAnsi="Times New Roman"/>
-          <w:sz w:val="24"/>
-          <w:szCs w:val="24"/>
-          <w:u w:val="single"/>
-        </w:rPr>
-      </w:pPr>
-      <w:r>
-        <w:rPr>
-          <w:rFonts w:ascii="Times New Roman" w:hAnsi="Times New Roman"/>
-          <w:i/>
-          <w:color w:val="FF0000"/>
-          <w:sz w:val="24"/>
-          <w:szCs w:val="24"/>
-        </w:rPr>
-        <w:t>Стих:</w:t>
-      </w:r>
-      <w:r>
-        <w:rPr>
-          <w:rFonts w:ascii="Times New Roman" w:hAnsi="Times New Roman"/>
-          <w:i/>
-          <w:sz w:val="24"/>
-          <w:szCs w:val="24"/>
-        </w:rPr>
-        <w:t xml:space="preserve"> </w:t>
-      </w:r>
-      <w:r>
-        <w:rPr>
-          <w:rFonts w:ascii="Times New Roman" w:hAnsi="Times New Roman"/>
-          <w:sz w:val="24"/>
-          <w:szCs w:val="24"/>
-          <w:u w:val="single"/>
-        </w:rPr>
-        <w:t>Велике бо до нас його милосердя, і вірність Господа повіки.</w:t>
-      </w:r>
-    </w:p>
-    <w:p>
-      <w:pPr>
-        <w:pStyle w:val="a"/>
-        <w:spacing w:after="240"/>
-      </w:pPr>
-      <w:r>
-        <w:rPr>
-          <w:rFonts w:ascii="Times New Roman" w:hAnsi="Times New Roman"/>
-          <w:sz w:val="24"/>
-          <w:highlight w:val="white"/>
-        </w:rPr>
-        <w:t xml:space="preserve">Хто не </w:t>
-      </w:r>
-      <w:r>
-        <w:rPr>
-          <w:rFonts w:ascii="Times New Roman" w:hAnsi="Times New Roman"/>
-          <w:sz w:val="24"/>
-          <w:highlight w:val="white"/>
-        </w:rPr>
-        <w:t>зачуду́ється</w:t>
-      </w:r>
-      <w:r>
-        <w:rPr>
-          <w:rFonts w:ascii="Times New Roman" w:hAnsi="Times New Roman"/>
-          <w:sz w:val="24"/>
-          <w:highlight w:val="white"/>
-        </w:rPr>
-        <w:t xml:space="preserve"> </w:t>
-      </w:r>
-      <w:r>
-        <w:rPr>
-          <w:rFonts w:ascii="Times New Roman" w:hAnsi="Times New Roman"/>
-          <w:sz w:val="24"/>
-          <w:highlight w:val="white"/>
-        </w:rPr>
-        <w:t>тобо́ю</w:t>
-      </w:r>
-      <w:r>
-        <w:rPr>
-          <w:rFonts w:ascii="Times New Roman" w:hAnsi="Times New Roman"/>
-          <w:sz w:val="24"/>
-          <w:highlight w:val="white"/>
-        </w:rPr>
-        <w:t xml:space="preserve">, </w:t>
-      </w:r>
-      <w:r>
-        <w:rPr>
-          <w:rFonts w:ascii="Times New Roman" w:hAnsi="Times New Roman"/>
-          <w:sz w:val="24"/>
-          <w:highlight w:val="white"/>
-        </w:rPr>
-        <w:t>Лео́нтію</w:t>
-      </w:r>
-      <w:r>
-        <w:rPr>
-          <w:rFonts w:ascii="Times New Roman" w:hAnsi="Times New Roman"/>
-          <w:sz w:val="24"/>
-          <w:highlight w:val="white"/>
-        </w:rPr>
-        <w:t xml:space="preserve">?* – ти бо </w:t>
-      </w:r>
-      <w:r>
-        <w:rPr>
-          <w:rFonts w:ascii="Times New Roman" w:hAnsi="Times New Roman"/>
-          <w:sz w:val="24"/>
-          <w:highlight w:val="white"/>
-        </w:rPr>
-        <w:t>прийня́в</w:t>
-      </w:r>
-      <w:r>
-        <w:rPr>
-          <w:rFonts w:ascii="Times New Roman" w:hAnsi="Times New Roman"/>
-          <w:sz w:val="24"/>
-          <w:highlight w:val="white"/>
-        </w:rPr>
-        <w:t xml:space="preserve"> у </w:t>
-      </w:r>
-      <w:r>
-        <w:rPr>
-          <w:rFonts w:ascii="Times New Roman" w:hAnsi="Times New Roman"/>
-          <w:sz w:val="24"/>
-          <w:highlight w:val="white"/>
-        </w:rPr>
-        <w:t>се́бе</w:t>
-      </w:r>
-      <w:r>
-        <w:rPr>
-          <w:rFonts w:ascii="Times New Roman" w:hAnsi="Times New Roman"/>
-          <w:sz w:val="24"/>
-          <w:highlight w:val="white"/>
-        </w:rPr>
-        <w:t xml:space="preserve"> як в </w:t>
-      </w:r>
-      <w:r>
-        <w:rPr>
-          <w:rFonts w:ascii="Times New Roman" w:hAnsi="Times New Roman"/>
-          <w:sz w:val="24"/>
-          <w:highlight w:val="white"/>
-        </w:rPr>
-        <w:t>осе́лю</w:t>
-      </w:r>
-      <w:r>
-        <w:rPr>
-          <w:rFonts w:ascii="Times New Roman" w:hAnsi="Times New Roman"/>
-          <w:sz w:val="24"/>
-          <w:highlight w:val="white"/>
-        </w:rPr>
-        <w:t xml:space="preserve"> Джерело́ </w:t>
-      </w:r>
-      <w:r>
-        <w:rPr>
-          <w:rFonts w:ascii="Times New Roman" w:hAnsi="Times New Roman"/>
-          <w:sz w:val="24"/>
-          <w:highlight w:val="white"/>
-        </w:rPr>
-        <w:t>І́стини</w:t>
-      </w:r>
-      <w:r>
-        <w:rPr>
-          <w:rFonts w:ascii="Times New Roman" w:hAnsi="Times New Roman"/>
-          <w:sz w:val="24"/>
-          <w:highlight w:val="white"/>
-        </w:rPr>
-        <w:t xml:space="preserve">,* </w:t>
-      </w:r>
-      <w:r>
-        <w:rPr>
-          <w:rFonts w:ascii="Times New Roman" w:hAnsi="Times New Roman"/>
-          <w:sz w:val="24"/>
-          <w:highlight w:val="white"/>
-        </w:rPr>
-        <w:t>рі́ки</w:t>
-      </w:r>
-      <w:r>
-        <w:rPr>
-          <w:rFonts w:ascii="Times New Roman" w:hAnsi="Times New Roman"/>
-          <w:sz w:val="24"/>
-          <w:highlight w:val="white"/>
-        </w:rPr>
-        <w:t xml:space="preserve"> </w:t>
-      </w:r>
-      <w:r>
-        <w:rPr>
-          <w:rFonts w:ascii="Times New Roman" w:hAnsi="Times New Roman"/>
-          <w:sz w:val="24"/>
-          <w:highlight w:val="white"/>
-        </w:rPr>
-        <w:t>благодія́ння</w:t>
-      </w:r>
-      <w:r>
-        <w:rPr>
-          <w:rFonts w:ascii="Times New Roman" w:hAnsi="Times New Roman"/>
-          <w:sz w:val="24"/>
-          <w:highlight w:val="white"/>
-        </w:rPr>
-        <w:t xml:space="preserve"> </w:t>
-      </w:r>
-      <w:r>
-        <w:rPr>
-          <w:rFonts w:ascii="Times New Roman" w:hAnsi="Times New Roman"/>
-          <w:sz w:val="24"/>
-          <w:highlight w:val="white"/>
-        </w:rPr>
-        <w:t>вито́чуєш</w:t>
-      </w:r>
-      <w:r>
-        <w:rPr>
-          <w:rFonts w:ascii="Times New Roman" w:hAnsi="Times New Roman"/>
-          <w:sz w:val="24"/>
-          <w:highlight w:val="white"/>
-        </w:rPr>
-        <w:t xml:space="preserve"> </w:t>
-      </w:r>
-      <w:r>
-        <w:rPr>
-          <w:rFonts w:ascii="Times New Roman" w:hAnsi="Times New Roman"/>
-          <w:sz w:val="24"/>
-          <w:highlight w:val="white"/>
-        </w:rPr>
-        <w:t>ві́рним</w:t>
-      </w:r>
-      <w:r>
-        <w:rPr>
-          <w:rFonts w:ascii="Times New Roman" w:hAnsi="Times New Roman"/>
-          <w:sz w:val="24"/>
-          <w:highlight w:val="white"/>
-        </w:rPr>
-        <w:t xml:space="preserve">* і всім </w:t>
-      </w:r>
-      <w:r>
-        <w:rPr>
-          <w:rFonts w:ascii="Times New Roman" w:hAnsi="Times New Roman"/>
-          <w:sz w:val="24"/>
-          <w:highlight w:val="white"/>
-        </w:rPr>
-        <w:t>спра́глим</w:t>
-      </w:r>
-      <w:r>
-        <w:rPr>
-          <w:rFonts w:ascii="Times New Roman" w:hAnsi="Times New Roman"/>
-          <w:sz w:val="24"/>
-          <w:highlight w:val="white"/>
-        </w:rPr>
-        <w:t xml:space="preserve"> </w:t>
-      </w:r>
-      <w:r>
-        <w:rPr>
-          <w:rFonts w:ascii="Times New Roman" w:hAnsi="Times New Roman"/>
-          <w:sz w:val="24"/>
-          <w:highlight w:val="white"/>
-        </w:rPr>
-        <w:t>прино́сиш</w:t>
-      </w:r>
-      <w:r>
-        <w:rPr>
-          <w:rFonts w:ascii="Times New Roman" w:hAnsi="Times New Roman"/>
-          <w:sz w:val="24"/>
-          <w:highlight w:val="white"/>
-        </w:rPr>
-        <w:t xml:space="preserve">* </w:t>
-      </w:r>
-      <w:r>
-        <w:rPr>
-          <w:rFonts w:ascii="Times New Roman" w:hAnsi="Times New Roman"/>
-          <w:sz w:val="24"/>
-          <w:highlight w:val="white"/>
-        </w:rPr>
-        <w:t>безопла́тно</w:t>
-      </w:r>
-      <w:r>
-        <w:rPr>
-          <w:rFonts w:ascii="Times New Roman" w:hAnsi="Times New Roman"/>
-          <w:sz w:val="24"/>
-          <w:highlight w:val="white"/>
-        </w:rPr>
-        <w:t xml:space="preserve"> </w:t>
-      </w:r>
-      <w:r>
-        <w:rPr>
-          <w:rFonts w:ascii="Times New Roman" w:hAnsi="Times New Roman"/>
-          <w:sz w:val="24"/>
-          <w:highlight w:val="white"/>
-        </w:rPr>
-        <w:t>го́йні</w:t>
-      </w:r>
-      <w:r>
-        <w:rPr>
-          <w:rFonts w:ascii="Times New Roman" w:hAnsi="Times New Roman"/>
-          <w:sz w:val="24"/>
-          <w:highlight w:val="white"/>
-        </w:rPr>
-        <w:t xml:space="preserve"> дари́,* </w:t>
-      </w:r>
-      <w:r>
-        <w:rPr>
-          <w:rFonts w:ascii="Times New Roman" w:hAnsi="Times New Roman"/>
-          <w:sz w:val="24"/>
-          <w:highlight w:val="white"/>
-        </w:rPr>
-        <w:t>звеселя́єш</w:t>
-      </w:r>
-      <w:r>
-        <w:rPr>
-          <w:rFonts w:ascii="Times New Roman" w:hAnsi="Times New Roman"/>
-          <w:sz w:val="24"/>
-          <w:highlight w:val="white"/>
-        </w:rPr>
-        <w:t xml:space="preserve"> тих, що </w:t>
-      </w:r>
-      <w:r>
-        <w:rPr>
-          <w:rFonts w:ascii="Times New Roman" w:hAnsi="Times New Roman"/>
-          <w:sz w:val="24"/>
-          <w:highlight w:val="white"/>
-        </w:rPr>
-        <w:t>причаща́ються</w:t>
-      </w:r>
-      <w:r>
-        <w:rPr>
-          <w:rFonts w:ascii="Times New Roman" w:hAnsi="Times New Roman"/>
-          <w:sz w:val="24"/>
-          <w:highlight w:val="white"/>
-        </w:rPr>
-        <w:t xml:space="preserve">* вод </w:t>
-      </w:r>
-      <w:r>
-        <w:rPr>
-          <w:rFonts w:ascii="Times New Roman" w:hAnsi="Times New Roman"/>
-          <w:sz w:val="24"/>
-          <w:highlight w:val="white"/>
-        </w:rPr>
-        <w:t>бла́гости</w:t>
-      </w:r>
-      <w:r>
-        <w:rPr>
-          <w:rFonts w:ascii="Times New Roman" w:hAnsi="Times New Roman"/>
-          <w:sz w:val="24"/>
-          <w:highlight w:val="white"/>
-        </w:rPr>
-        <w:t xml:space="preserve">;* </w:t>
-      </w:r>
-      <w:r>
-        <w:rPr>
-          <w:rFonts w:ascii="Times New Roman" w:hAnsi="Times New Roman"/>
-          <w:sz w:val="24"/>
-          <w:highlight w:val="white"/>
-        </w:rPr>
-        <w:t>блага́й</w:t>
-      </w:r>
-      <w:r>
-        <w:rPr>
-          <w:rFonts w:ascii="Times New Roman" w:hAnsi="Times New Roman"/>
-          <w:sz w:val="24"/>
-          <w:highlight w:val="white"/>
-        </w:rPr>
-        <w:t xml:space="preserve">, щоб </w:t>
-      </w:r>
-      <w:r>
-        <w:rPr>
-          <w:rFonts w:ascii="Times New Roman" w:hAnsi="Times New Roman"/>
-          <w:sz w:val="24"/>
-          <w:highlight w:val="white"/>
-        </w:rPr>
-        <w:t>спасли́ся</w:t>
-      </w:r>
-      <w:r>
-        <w:rPr>
-          <w:rFonts w:ascii="Times New Roman" w:hAnsi="Times New Roman"/>
-          <w:sz w:val="24"/>
-          <w:highlight w:val="white"/>
-        </w:rPr>
-        <w:t xml:space="preserve"> </w:t>
-      </w:r>
-      <w:r>
-        <w:rPr>
-          <w:rFonts w:ascii="Times New Roman" w:hAnsi="Times New Roman"/>
-          <w:sz w:val="24"/>
-          <w:highlight w:val="white"/>
-        </w:rPr>
-        <w:t>ду́ші</w:t>
-      </w:r>
-      <w:r>
-        <w:rPr>
-          <w:rFonts w:ascii="Times New Roman" w:hAnsi="Times New Roman"/>
-          <w:sz w:val="24"/>
-          <w:highlight w:val="white"/>
-        </w:rPr>
-        <w:t xml:space="preserve"> </w:t>
-      </w:r>
-      <w:r>
-        <w:rPr>
-          <w:rFonts w:ascii="Times New Roman" w:hAnsi="Times New Roman"/>
-          <w:sz w:val="24"/>
-          <w:highlight w:val="white"/>
-        </w:rPr>
-        <w:t>на́ші</w:t>
-      </w:r>
-      <w:r>
-        <w:rPr>
-          <w:rFonts w:ascii="Times New Roman" w:hAnsi="Times New Roman"/>
-          <w:sz w:val="24"/>
-          <w:highlight w:val="white"/>
-        </w:rPr>
-        <w:t>.</w:t>
-      </w:r>
-    </w:p>
-    <w:p>
-      <w:pPr>
-        <w:pStyle w:val="a"/>
-        <w:spacing w:after="240"/>
-      </w:pPr>
-      <w:r>
-        <w:rPr>
-          <w:rFonts w:ascii="Times New Roman" w:hAnsi="Times New Roman"/>
-          <w:b/>
-          <w:sz w:val="24"/>
-          <w:highlight w:val="white"/>
-        </w:rPr>
-        <w:t>Слава</w:t>
-      </w:r>
-      <w:r>
-        <w:rPr>
-          <w:rFonts w:ascii="Times New Roman" w:hAnsi="Times New Roman"/>
-          <w:sz w:val="24"/>
-          <w:highlight w:val="white"/>
-        </w:rPr>
-        <w:t xml:space="preserve"> </w:t>
-      </w:r>
-      <w:r>
-        <w:rPr>
-          <w:rFonts w:ascii="Times New Roman" w:hAnsi="Times New Roman"/>
-          <w:i/>
-          <w:color w:val="FF0000"/>
-          <w:sz w:val="24"/>
-          <w:highlight w:val="white"/>
-        </w:rPr>
-        <w:t xml:space="preserve">(г. 1): </w:t>
-      </w:r>
-      <w:r>
-        <w:rPr>
-          <w:rFonts w:ascii="Times New Roman" w:hAnsi="Times New Roman"/>
-          <w:sz w:val="24"/>
-          <w:highlight w:val="white"/>
-        </w:rPr>
-        <w:t>Страстоте́рпче</w:t>
-      </w:r>
-      <w:r>
-        <w:rPr>
-          <w:rFonts w:ascii="Times New Roman" w:hAnsi="Times New Roman"/>
-          <w:sz w:val="24"/>
-          <w:highlight w:val="white"/>
-        </w:rPr>
-        <w:t xml:space="preserve"> </w:t>
-      </w:r>
-      <w:r>
-        <w:rPr>
-          <w:rFonts w:ascii="Times New Roman" w:hAnsi="Times New Roman"/>
-          <w:sz w:val="24"/>
-          <w:highlight w:val="white"/>
-        </w:rPr>
-        <w:t>Лео́нтію</w:t>
-      </w:r>
-      <w:r>
-        <w:rPr>
-          <w:rFonts w:ascii="Times New Roman" w:hAnsi="Times New Roman"/>
-          <w:sz w:val="24"/>
-          <w:highlight w:val="white"/>
-        </w:rPr>
-        <w:t xml:space="preserve"> </w:t>
-      </w:r>
-      <w:r>
-        <w:rPr>
-          <w:rFonts w:ascii="Times New Roman" w:hAnsi="Times New Roman"/>
-          <w:sz w:val="24"/>
-          <w:highlight w:val="white"/>
-        </w:rPr>
-        <w:t>прехва́льний</w:t>
-      </w:r>
-      <w:r>
-        <w:rPr>
-          <w:rFonts w:ascii="Times New Roman" w:hAnsi="Times New Roman"/>
-          <w:sz w:val="24"/>
-          <w:highlight w:val="white"/>
-        </w:rPr>
-        <w:t xml:space="preserve">,* ні </w:t>
-      </w:r>
-      <w:r>
-        <w:rPr>
-          <w:rFonts w:ascii="Times New Roman" w:hAnsi="Times New Roman"/>
-          <w:sz w:val="24"/>
-          <w:highlight w:val="white"/>
-        </w:rPr>
-        <w:t>вого́нь</w:t>
-      </w:r>
-      <w:r>
-        <w:rPr>
-          <w:rFonts w:ascii="Times New Roman" w:hAnsi="Times New Roman"/>
-          <w:sz w:val="24"/>
-          <w:highlight w:val="white"/>
-        </w:rPr>
-        <w:t xml:space="preserve">, ні </w:t>
-      </w:r>
-      <w:r>
-        <w:rPr>
-          <w:rFonts w:ascii="Times New Roman" w:hAnsi="Times New Roman"/>
-          <w:sz w:val="24"/>
-          <w:highlight w:val="white"/>
-        </w:rPr>
-        <w:t>ра́ни</w:t>
-      </w:r>
-      <w:r>
-        <w:rPr>
-          <w:rFonts w:ascii="Times New Roman" w:hAnsi="Times New Roman"/>
-          <w:sz w:val="24"/>
-          <w:highlight w:val="white"/>
-        </w:rPr>
-        <w:t xml:space="preserve">, ні меч* не змогли́ </w:t>
-      </w:r>
-      <w:r>
-        <w:rPr>
-          <w:rFonts w:ascii="Times New Roman" w:hAnsi="Times New Roman"/>
-          <w:sz w:val="24"/>
-          <w:highlight w:val="white"/>
-        </w:rPr>
-        <w:t>відлучи́ти</w:t>
-      </w:r>
-      <w:r>
-        <w:rPr>
-          <w:rFonts w:ascii="Times New Roman" w:hAnsi="Times New Roman"/>
-          <w:sz w:val="24"/>
-          <w:highlight w:val="white"/>
-        </w:rPr>
-        <w:t xml:space="preserve"> тебе́* від </w:t>
-      </w:r>
-      <w:r>
-        <w:rPr>
-          <w:rFonts w:ascii="Times New Roman" w:hAnsi="Times New Roman"/>
-          <w:sz w:val="24"/>
-          <w:highlight w:val="white"/>
-        </w:rPr>
-        <w:t>любо́ви</w:t>
-      </w:r>
-      <w:r>
-        <w:rPr>
-          <w:rFonts w:ascii="Times New Roman" w:hAnsi="Times New Roman"/>
-          <w:sz w:val="24"/>
-          <w:highlight w:val="white"/>
-        </w:rPr>
-        <w:t xml:space="preserve"> </w:t>
-      </w:r>
-      <w:r>
-        <w:rPr>
-          <w:rFonts w:ascii="Times New Roman" w:hAnsi="Times New Roman"/>
-          <w:sz w:val="24"/>
-          <w:highlight w:val="white"/>
-        </w:rPr>
-        <w:t>Христо́вої</w:t>
-      </w:r>
-      <w:r>
-        <w:rPr>
-          <w:rFonts w:ascii="Times New Roman" w:hAnsi="Times New Roman"/>
-          <w:sz w:val="24"/>
-          <w:highlight w:val="white"/>
-        </w:rPr>
-        <w:t xml:space="preserve">;* але́, </w:t>
-      </w:r>
-      <w:r>
-        <w:rPr>
-          <w:rFonts w:ascii="Times New Roman" w:hAnsi="Times New Roman"/>
-          <w:sz w:val="24"/>
-          <w:highlight w:val="white"/>
-        </w:rPr>
-        <w:t>му́жньо</w:t>
-      </w:r>
-      <w:r>
-        <w:rPr>
-          <w:rFonts w:ascii="Times New Roman" w:hAnsi="Times New Roman"/>
-          <w:sz w:val="24"/>
-          <w:highlight w:val="white"/>
-        </w:rPr>
-        <w:t xml:space="preserve"> </w:t>
-      </w:r>
-      <w:r>
-        <w:rPr>
-          <w:rFonts w:ascii="Times New Roman" w:hAnsi="Times New Roman"/>
-          <w:sz w:val="24"/>
-          <w:highlight w:val="white"/>
-        </w:rPr>
-        <w:t>постражда́вши</w:t>
-      </w:r>
-      <w:r>
-        <w:rPr>
-          <w:rFonts w:ascii="Times New Roman" w:hAnsi="Times New Roman"/>
-          <w:sz w:val="24"/>
-          <w:highlight w:val="white"/>
-        </w:rPr>
-        <w:t xml:space="preserve"> </w:t>
-      </w:r>
-      <w:r>
-        <w:rPr>
-          <w:rFonts w:ascii="Times New Roman" w:hAnsi="Times New Roman"/>
-          <w:sz w:val="24"/>
-          <w:highlight w:val="white"/>
-        </w:rPr>
-        <w:t>по́серед</w:t>
-      </w:r>
-      <w:r>
-        <w:rPr>
-          <w:rFonts w:ascii="Times New Roman" w:hAnsi="Times New Roman"/>
-          <w:sz w:val="24"/>
-          <w:highlight w:val="white"/>
-        </w:rPr>
-        <w:t xml:space="preserve"> </w:t>
-      </w:r>
-      <w:r>
-        <w:rPr>
-          <w:rFonts w:ascii="Times New Roman" w:hAnsi="Times New Roman"/>
-          <w:sz w:val="24"/>
-          <w:highlight w:val="white"/>
-        </w:rPr>
-        <w:t>мучи́телів</w:t>
-      </w:r>
-      <w:r>
-        <w:rPr>
-          <w:rFonts w:ascii="Times New Roman" w:hAnsi="Times New Roman"/>
-          <w:sz w:val="24"/>
-          <w:highlight w:val="white"/>
-        </w:rPr>
-        <w:t xml:space="preserve">,* ти </w:t>
-      </w:r>
-      <w:r>
-        <w:rPr>
-          <w:rFonts w:ascii="Times New Roman" w:hAnsi="Times New Roman"/>
-          <w:sz w:val="24"/>
-          <w:highlight w:val="white"/>
-        </w:rPr>
-        <w:t>і́дольські</w:t>
-      </w:r>
-      <w:r>
-        <w:rPr>
-          <w:rFonts w:ascii="Times New Roman" w:hAnsi="Times New Roman"/>
-          <w:sz w:val="24"/>
-          <w:highlight w:val="white"/>
-        </w:rPr>
-        <w:t xml:space="preserve"> </w:t>
-      </w:r>
-      <w:r>
-        <w:rPr>
-          <w:rFonts w:ascii="Times New Roman" w:hAnsi="Times New Roman"/>
-          <w:sz w:val="24"/>
-          <w:highlight w:val="white"/>
-        </w:rPr>
-        <w:t>же́ртви</w:t>
-      </w:r>
-      <w:r>
-        <w:rPr>
-          <w:rFonts w:ascii="Times New Roman" w:hAnsi="Times New Roman"/>
-          <w:sz w:val="24"/>
-          <w:highlight w:val="white"/>
-        </w:rPr>
-        <w:t xml:space="preserve"> </w:t>
-      </w:r>
-      <w:r>
-        <w:rPr>
-          <w:rFonts w:ascii="Times New Roman" w:hAnsi="Times New Roman"/>
-          <w:sz w:val="24"/>
-          <w:highlight w:val="white"/>
-        </w:rPr>
-        <w:t>розори́в</w:t>
-      </w:r>
-      <w:r>
-        <w:rPr>
-          <w:rFonts w:ascii="Times New Roman" w:hAnsi="Times New Roman"/>
-          <w:sz w:val="24"/>
-          <w:highlight w:val="white"/>
-        </w:rPr>
-        <w:t xml:space="preserve">, </w:t>
-      </w:r>
-      <w:r>
-        <w:rPr>
-          <w:rFonts w:ascii="Times New Roman" w:hAnsi="Times New Roman"/>
-          <w:sz w:val="24"/>
-          <w:highlight w:val="white"/>
-        </w:rPr>
-        <w:t>богому́дрий</w:t>
-      </w:r>
-      <w:r>
-        <w:rPr>
-          <w:rFonts w:ascii="Times New Roman" w:hAnsi="Times New Roman"/>
-          <w:sz w:val="24"/>
-          <w:highlight w:val="white"/>
-        </w:rPr>
-        <w:t xml:space="preserve">,* і </w:t>
-      </w:r>
-      <w:r>
-        <w:rPr>
-          <w:rFonts w:ascii="Times New Roman" w:hAnsi="Times New Roman"/>
-          <w:sz w:val="24"/>
-          <w:highlight w:val="white"/>
-        </w:rPr>
-        <w:t>ни́ні</w:t>
-      </w:r>
-      <w:r>
-        <w:rPr>
-          <w:rFonts w:ascii="Times New Roman" w:hAnsi="Times New Roman"/>
-          <w:sz w:val="24"/>
-          <w:highlight w:val="white"/>
-        </w:rPr>
-        <w:t xml:space="preserve">, </w:t>
-      </w:r>
-      <w:r>
-        <w:rPr>
-          <w:rFonts w:ascii="Times New Roman" w:hAnsi="Times New Roman"/>
-          <w:sz w:val="24"/>
-          <w:highlight w:val="white"/>
-        </w:rPr>
-        <w:t>вінцено́сцю</w:t>
-      </w:r>
-      <w:r>
-        <w:rPr>
-          <w:rFonts w:ascii="Times New Roman" w:hAnsi="Times New Roman"/>
-          <w:sz w:val="24"/>
-          <w:highlight w:val="white"/>
-        </w:rPr>
-        <w:t xml:space="preserve">,* </w:t>
-      </w:r>
-      <w:r>
-        <w:rPr>
-          <w:rFonts w:ascii="Times New Roman" w:hAnsi="Times New Roman"/>
-          <w:sz w:val="24"/>
-          <w:highlight w:val="white"/>
-        </w:rPr>
-        <w:t>лику́єш</w:t>
-      </w:r>
-      <w:r>
-        <w:rPr>
-          <w:rFonts w:ascii="Times New Roman" w:hAnsi="Times New Roman"/>
-          <w:sz w:val="24"/>
-          <w:highlight w:val="white"/>
-        </w:rPr>
-        <w:t xml:space="preserve"> на </w:t>
-      </w:r>
-      <w:r>
-        <w:rPr>
-          <w:rFonts w:ascii="Times New Roman" w:hAnsi="Times New Roman"/>
-          <w:sz w:val="24"/>
-          <w:highlight w:val="white"/>
-        </w:rPr>
-        <w:t>небеса́х</w:t>
-      </w:r>
-      <w:r>
-        <w:rPr>
-          <w:rFonts w:ascii="Times New Roman" w:hAnsi="Times New Roman"/>
-          <w:sz w:val="24"/>
-          <w:highlight w:val="white"/>
-        </w:rPr>
-        <w:t xml:space="preserve">;* </w:t>
-      </w:r>
-      <w:r>
-        <w:rPr>
-          <w:rFonts w:ascii="Times New Roman" w:hAnsi="Times New Roman"/>
-          <w:sz w:val="24"/>
-          <w:highlight w:val="white"/>
-        </w:rPr>
-        <w:t>горли́во</w:t>
-      </w:r>
-      <w:r>
-        <w:rPr>
-          <w:rFonts w:ascii="Times New Roman" w:hAnsi="Times New Roman"/>
-          <w:sz w:val="24"/>
-          <w:highlight w:val="white"/>
-        </w:rPr>
-        <w:t xml:space="preserve"> моли́ за </w:t>
-      </w:r>
-      <w:r>
-        <w:rPr>
-          <w:rFonts w:ascii="Times New Roman" w:hAnsi="Times New Roman"/>
-          <w:sz w:val="24"/>
-          <w:highlight w:val="white"/>
-        </w:rPr>
-        <w:t>ду́ші</w:t>
-      </w:r>
-      <w:r>
-        <w:rPr>
-          <w:rFonts w:ascii="Times New Roman" w:hAnsi="Times New Roman"/>
-          <w:sz w:val="24"/>
-          <w:highlight w:val="white"/>
-        </w:rPr>
-        <w:t xml:space="preserve"> </w:t>
-      </w:r>
-      <w:r>
-        <w:rPr>
-          <w:rFonts w:ascii="Times New Roman" w:hAnsi="Times New Roman"/>
-          <w:sz w:val="24"/>
-          <w:highlight w:val="white"/>
-        </w:rPr>
-        <w:t>на́ші</w:t>
-      </w:r>
-      <w:r>
-        <w:rPr>
-          <w:rFonts w:ascii="Times New Roman" w:hAnsi="Times New Roman"/>
-          <w:sz w:val="24"/>
-          <w:highlight w:val="white"/>
-        </w:rPr>
-        <w:t>.</w:t>
-      </w:r>
-    </w:p>
-    <w:p>
-      <w:pPr>
-        <w:pStyle w:val="a"/>
-        <w:spacing w:after="240"/>
-      </w:pPr>
-      <w:r>
-        <w:rPr>
-          <w:rFonts w:ascii="Times New Roman" w:hAnsi="Times New Roman"/>
-          <w:b/>
-          <w:color w:val="222222"/>
-          <w:sz w:val="24"/>
-          <w:highlight w:val="white"/>
-        </w:rPr>
-        <w:t>І нині</w:t>
-      </w:r>
-      <w:r>
-        <w:rPr>
-          <w:rFonts w:ascii="Times New Roman" w:hAnsi="Times New Roman"/>
-          <w:color w:val="222222"/>
-          <w:sz w:val="24"/>
-          <w:highlight w:val="white"/>
-        </w:rPr>
-        <w:t xml:space="preserve"> </w:t>
-      </w:r>
-      <w:r>
-        <w:rPr>
-          <w:rFonts w:ascii="Times New Roman" w:hAnsi="Times New Roman"/>
-          <w:i/>
-          <w:color w:val="FF0000"/>
-          <w:sz w:val="24"/>
-          <w:highlight w:val="white"/>
-        </w:rPr>
-        <w:t xml:space="preserve">(хрестобогородичний, г. 1, подібний: Небесних хорів): </w:t>
-      </w:r>
-      <w:r>
-        <w:rPr>
-          <w:rFonts w:ascii="Times New Roman" w:hAnsi="Times New Roman"/>
-          <w:sz w:val="24"/>
-          <w:highlight w:val="white"/>
-        </w:rPr>
-        <w:t xml:space="preserve">Під </w:t>
-      </w:r>
-      <w:r>
-        <w:rPr>
-          <w:rFonts w:ascii="Times New Roman" w:hAnsi="Times New Roman"/>
-          <w:sz w:val="24"/>
-          <w:highlight w:val="white"/>
-        </w:rPr>
-        <w:t>Хресто́м</w:t>
-      </w:r>
-      <w:r>
-        <w:rPr>
-          <w:rFonts w:ascii="Times New Roman" w:hAnsi="Times New Roman"/>
-          <w:sz w:val="24"/>
-          <w:highlight w:val="white"/>
-        </w:rPr>
-        <w:t xml:space="preserve"> стоячи́ </w:t>
-      </w:r>
-      <w:r>
-        <w:rPr>
-          <w:rFonts w:ascii="Times New Roman" w:hAnsi="Times New Roman"/>
-          <w:sz w:val="24"/>
-          <w:highlight w:val="white"/>
-        </w:rPr>
-        <w:t>Си́на</w:t>
-      </w:r>
-      <w:r>
-        <w:rPr>
-          <w:rFonts w:ascii="Times New Roman" w:hAnsi="Times New Roman"/>
-          <w:sz w:val="24"/>
-          <w:highlight w:val="white"/>
-        </w:rPr>
-        <w:t xml:space="preserve"> і </w:t>
-      </w:r>
-      <w:r>
-        <w:rPr>
-          <w:rFonts w:ascii="Times New Roman" w:hAnsi="Times New Roman"/>
-          <w:sz w:val="24"/>
-          <w:highlight w:val="white"/>
-        </w:rPr>
-        <w:t>Бо́га</w:t>
-      </w:r>
-      <w:r>
-        <w:rPr>
-          <w:rFonts w:ascii="Times New Roman" w:hAnsi="Times New Roman"/>
-          <w:sz w:val="24"/>
-          <w:highlight w:val="white"/>
-        </w:rPr>
-        <w:t xml:space="preserve"> Твого́* і </w:t>
-      </w:r>
-      <w:r>
-        <w:rPr>
-          <w:rFonts w:ascii="Times New Roman" w:hAnsi="Times New Roman"/>
-          <w:sz w:val="24"/>
-          <w:highlight w:val="white"/>
-        </w:rPr>
-        <w:t>довготерпі́ння</w:t>
-      </w:r>
-      <w:r>
-        <w:rPr>
-          <w:rFonts w:ascii="Times New Roman" w:hAnsi="Times New Roman"/>
-          <w:sz w:val="24"/>
-          <w:highlight w:val="white"/>
-        </w:rPr>
-        <w:t xml:space="preserve"> Його́ </w:t>
-      </w:r>
-      <w:r>
-        <w:rPr>
-          <w:rFonts w:ascii="Times New Roman" w:hAnsi="Times New Roman"/>
-          <w:sz w:val="24"/>
-          <w:highlight w:val="white"/>
-        </w:rPr>
-        <w:t>спогляда́ючи</w:t>
-      </w:r>
-      <w:r>
-        <w:rPr>
-          <w:rFonts w:ascii="Times New Roman" w:hAnsi="Times New Roman"/>
-          <w:sz w:val="24"/>
-          <w:highlight w:val="white"/>
-        </w:rPr>
-        <w:t xml:space="preserve">,* </w:t>
-      </w:r>
-      <w:r>
-        <w:rPr>
-          <w:rFonts w:ascii="Times New Roman" w:hAnsi="Times New Roman"/>
-          <w:sz w:val="24"/>
-          <w:highlight w:val="white"/>
-        </w:rPr>
-        <w:t>промовля́ла</w:t>
-      </w:r>
-      <w:r>
-        <w:rPr>
-          <w:rFonts w:ascii="Times New Roman" w:hAnsi="Times New Roman"/>
-          <w:sz w:val="24"/>
-          <w:highlight w:val="white"/>
-        </w:rPr>
-        <w:t xml:space="preserve">, </w:t>
-      </w:r>
-      <w:r>
-        <w:rPr>
-          <w:rFonts w:ascii="Times New Roman" w:hAnsi="Times New Roman"/>
-          <w:sz w:val="24"/>
-          <w:highlight w:val="white"/>
-        </w:rPr>
-        <w:t>пла́чучи</w:t>
-      </w:r>
-      <w:r>
-        <w:rPr>
-          <w:rFonts w:ascii="Times New Roman" w:hAnsi="Times New Roman"/>
-          <w:sz w:val="24"/>
-          <w:highlight w:val="white"/>
-        </w:rPr>
-        <w:t xml:space="preserve">, </w:t>
-      </w:r>
-      <w:r>
-        <w:rPr>
-          <w:rFonts w:ascii="Times New Roman" w:hAnsi="Times New Roman"/>
-          <w:sz w:val="24"/>
-          <w:highlight w:val="white"/>
-        </w:rPr>
-        <w:t>Ма́ти</w:t>
-      </w:r>
-      <w:r>
-        <w:rPr>
-          <w:rFonts w:ascii="Times New Roman" w:hAnsi="Times New Roman"/>
-          <w:sz w:val="24"/>
-          <w:highlight w:val="white"/>
-        </w:rPr>
-        <w:t xml:space="preserve"> </w:t>
-      </w:r>
-      <w:r>
-        <w:rPr>
-          <w:rFonts w:ascii="Times New Roman" w:hAnsi="Times New Roman"/>
-          <w:sz w:val="24"/>
-          <w:highlight w:val="white"/>
-        </w:rPr>
-        <w:t>Чи́стая</w:t>
-      </w:r>
-      <w:r>
-        <w:rPr>
-          <w:rFonts w:ascii="Times New Roman" w:hAnsi="Times New Roman"/>
-          <w:sz w:val="24"/>
-          <w:highlight w:val="white"/>
-        </w:rPr>
-        <w:t>:* «</w:t>
-      </w:r>
-      <w:r>
-        <w:rPr>
-          <w:rFonts w:ascii="Times New Roman" w:hAnsi="Times New Roman"/>
-          <w:sz w:val="24"/>
-          <w:highlight w:val="white"/>
-        </w:rPr>
-        <w:t>Ле́ле</w:t>
-      </w:r>
-      <w:r>
-        <w:rPr>
-          <w:rFonts w:ascii="Times New Roman" w:hAnsi="Times New Roman"/>
-          <w:sz w:val="24"/>
-          <w:highlight w:val="white"/>
-        </w:rPr>
-        <w:t xml:space="preserve">, Дитя́ </w:t>
-      </w:r>
-      <w:r>
-        <w:rPr>
-          <w:rFonts w:ascii="Times New Roman" w:hAnsi="Times New Roman"/>
-          <w:sz w:val="24"/>
-          <w:highlight w:val="white"/>
-        </w:rPr>
-        <w:t>найсоло́дше</w:t>
-      </w:r>
-      <w:r>
-        <w:rPr>
-          <w:rFonts w:ascii="Times New Roman" w:hAnsi="Times New Roman"/>
-          <w:sz w:val="24"/>
-          <w:highlight w:val="white"/>
-        </w:rPr>
-        <w:t xml:space="preserve">!* Як </w:t>
-      </w:r>
-      <w:r>
-        <w:rPr>
-          <w:rFonts w:ascii="Times New Roman" w:hAnsi="Times New Roman"/>
-          <w:sz w:val="24"/>
-          <w:highlight w:val="white"/>
-        </w:rPr>
-        <w:t>стражда́єш</w:t>
-      </w:r>
-      <w:r>
-        <w:rPr>
-          <w:rFonts w:ascii="Times New Roman" w:hAnsi="Times New Roman"/>
-          <w:sz w:val="24"/>
-          <w:highlight w:val="white"/>
-        </w:rPr>
-        <w:t xml:space="preserve"> Ти </w:t>
-      </w:r>
-      <w:r>
-        <w:rPr>
-          <w:rFonts w:ascii="Times New Roman" w:hAnsi="Times New Roman"/>
-          <w:sz w:val="24"/>
-          <w:highlight w:val="white"/>
-        </w:rPr>
-        <w:t>непра́ведно</w:t>
-      </w:r>
-      <w:r>
-        <w:rPr>
-          <w:rFonts w:ascii="Times New Roman" w:hAnsi="Times New Roman"/>
-          <w:sz w:val="24"/>
-          <w:highlight w:val="white"/>
-        </w:rPr>
-        <w:t xml:space="preserve">, </w:t>
-      </w:r>
-      <w:r>
-        <w:rPr>
-          <w:rFonts w:ascii="Times New Roman" w:hAnsi="Times New Roman"/>
-          <w:sz w:val="24"/>
-          <w:highlight w:val="white"/>
-        </w:rPr>
-        <w:t>Сло́во</w:t>
-      </w:r>
-      <w:r>
-        <w:rPr>
-          <w:rFonts w:ascii="Times New Roman" w:hAnsi="Times New Roman"/>
-          <w:sz w:val="24"/>
-          <w:highlight w:val="white"/>
-        </w:rPr>
-        <w:t xml:space="preserve"> </w:t>
-      </w:r>
-      <w:r>
-        <w:rPr>
-          <w:rFonts w:ascii="Times New Roman" w:hAnsi="Times New Roman"/>
-          <w:sz w:val="24"/>
-          <w:highlight w:val="white"/>
-        </w:rPr>
-        <w:t>Бо́же</w:t>
-      </w:r>
-      <w:r>
-        <w:rPr>
-          <w:rFonts w:ascii="Times New Roman" w:hAnsi="Times New Roman"/>
-          <w:sz w:val="24"/>
-          <w:highlight w:val="white"/>
-        </w:rPr>
-        <w:t xml:space="preserve">,* щоб спасти́ </w:t>
-      </w:r>
-      <w:r>
-        <w:rPr>
-          <w:rFonts w:ascii="Times New Roman" w:hAnsi="Times New Roman"/>
-          <w:sz w:val="24"/>
-          <w:highlight w:val="white"/>
-        </w:rPr>
-        <w:t>лю́дство</w:t>
-      </w:r>
-      <w:r>
-        <w:rPr>
-          <w:rFonts w:ascii="Times New Roman" w:hAnsi="Times New Roman"/>
-          <w:sz w:val="24"/>
-          <w:highlight w:val="white"/>
-        </w:rPr>
-        <w:t>?!»</w:t>
-      </w:r>
+          <w:sz w:val="24"/>
+          <w:szCs w:val="24"/>
+          <w:lang w:eastAsia="uk-UA"/>
+        </w:rPr>
+        <w:t>І нині </w:t>
+      </w:r>
+      <w:r>
+        <w:rPr>
+          <w:rFonts w:ascii="Times New Roman" w:hAnsi="Times New Roman"/>
+          <w:i/>
+          <w:iCs/>
+          <w:color w:val="FF0000"/>
+          <w:sz w:val="24"/>
+          <w:szCs w:val="24"/>
+          <w:lang w:eastAsia="uk-UA"/>
+        </w:rPr>
+        <w:t>(г. 4):</w:t>
+      </w:r>
+      <w:r>
+        <w:rPr>
+          <w:rFonts w:ascii="Times New Roman" w:hAnsi="Times New Roman"/>
+          <w:color w:val="000000"/>
+          <w:sz w:val="24"/>
+          <w:szCs w:val="24"/>
+          <w:lang w:eastAsia="uk-UA"/>
+        </w:rPr>
+        <w:t> З любови сповнивши тайну споконвіку закриту від людей,* прийшов ти, Господи, на гору Оливну зі своїми учнями* і Матір'ю своєю, що породила тебе, Творця і Владику всього.* Бо треба було, щоб вона, яка більш усіх по-материнському співстраждала у твоїх страстях,* втішалася превеликою славою твого тіла.* Ставши її співучасниками у вознесінні твоїм на небо,* теж і ми, Владико, славимо велику твою до нас милість.</w:t>
+      </w:r>
+    </w:p>
+    <w:p>
+      <w:pPr>
+        <w:spacing w:after="120"/>
+        <w:jc w:val="both"/>
+        <w:rPr>
+          <w:rFonts w:ascii="Times New Roman" w:hAnsi="Times New Roman"/>
+          <w:sz w:val="24"/>
+          <w:szCs w:val="24"/>
+        </w:rPr>
+      </w:pPr>
     </w:p>
     <w:p>
       <w:pPr>
@@ -5283,17 +3632,28 @@
         <w:rPr>
           <w:rFonts w:ascii="Times New Roman" w:hAnsi="Times New Roman"/>
           <w:i/>
-          <w:color w:val="FF4400"/>
-          <w:sz w:val="24"/>
+          <w:color w:val="FF0000"/>
+          <w:sz w:val="24"/>
+          <w:szCs w:val="24"/>
         </w:rPr>
         <w:t>Священик:</w:t>
       </w:r>
       <w:r>
         <w:rPr>
           <w:rFonts w:ascii="Times New Roman" w:hAnsi="Times New Roman"/>
-          <w:sz w:val="24"/>
-        </w:rPr>
-        <w:t xml:space="preserve"> Мир всім.</w:t>
+          <w:color w:val="FF0000"/>
+          <w:sz w:val="24"/>
+          <w:szCs w:val="24"/>
+        </w:rPr>
+        <w:t xml:space="preserve"> </w:t>
+      </w:r>
+      <w:r>
+        <w:rPr>
+          <w:rFonts w:ascii="Times New Roman" w:hAnsi="Times New Roman"/>
+          <w:sz w:val="24"/>
+          <w:szCs w:val="24"/>
+        </w:rPr>
+        <w:t>Мир всім.</w:t>
       </w:r>
     </w:p>
     <w:p>
@@ -6266,17 +4626,28 @@
         <w:rPr>
           <w:rFonts w:ascii="Times New Roman" w:hAnsi="Times New Roman"/>
           <w:i/>
-          <w:color w:val="FF4400"/>
-          <w:sz w:val="24"/>
+          <w:color w:val="FF0000"/>
+          <w:sz w:val="24"/>
+          <w:szCs w:val="24"/>
         </w:rPr>
         <w:t>Священик:</w:t>
       </w:r>
       <w:r>
         <w:rPr>
           <w:rFonts w:ascii="Times New Roman" w:hAnsi="Times New Roman"/>
-          <w:sz w:val="24"/>
-        </w:rPr>
-        <w:t xml:space="preserve"> Бо ти Бог милости, ласк і чоловіколюбности, і тобі славу віддаємо: Отцю, і Сину, і Святому Духові, нині і повсякчас, і на віки віків.</w:t>
+          <w:color w:val="FF0000"/>
+          <w:sz w:val="24"/>
+          <w:szCs w:val="24"/>
+        </w:rPr>
+        <w:t xml:space="preserve"> </w:t>
+      </w:r>
+      <w:r>
+        <w:rPr>
+          <w:rFonts w:ascii="Times New Roman" w:hAnsi="Times New Roman"/>
+          <w:sz w:val="24"/>
+          <w:szCs w:val="24"/>
+        </w:rPr>
+        <w:t>Бо ти Бог милости, ласк і чоловіколюбности, і тобі славу віддаємо: Отцю, і Сину, і Святому Духові, нині і повсякчас, і на віки віків.</w:t>
       </w:r>
     </w:p>
     <w:p>
@@ -6331,17 +4702,28 @@
         <w:rPr>
           <w:rFonts w:ascii="Times New Roman" w:hAnsi="Times New Roman"/>
           <w:i/>
-          <w:color w:val="FF4400"/>
-          <w:sz w:val="24"/>
+          <w:color w:val="FF0000"/>
+          <w:sz w:val="24"/>
+          <w:szCs w:val="24"/>
         </w:rPr>
         <w:t>Священик:</w:t>
       </w:r>
       <w:r>
         <w:rPr>
           <w:rFonts w:ascii="Times New Roman" w:hAnsi="Times New Roman"/>
-          <w:sz w:val="24"/>
-        </w:rPr>
-        <w:t xml:space="preserve"> Мир всім.</w:t>
+          <w:color w:val="FF0000"/>
+          <w:sz w:val="24"/>
+          <w:szCs w:val="24"/>
+        </w:rPr>
+        <w:t xml:space="preserve"> </w:t>
+      </w:r>
+      <w:r>
+        <w:rPr>
+          <w:rFonts w:ascii="Times New Roman" w:hAnsi="Times New Roman"/>
+          <w:sz w:val="24"/>
+          <w:szCs w:val="24"/>
+        </w:rPr>
+        <w:t>Мир всім.</w:t>
       </w:r>
     </w:p>
     <w:p>
@@ -6482,17 +4864,28 @@
         <w:rPr>
           <w:rFonts w:ascii="Times New Roman" w:hAnsi="Times New Roman"/>
           <w:i/>
-          <w:color w:val="FF4400"/>
-          <w:sz w:val="24"/>
+          <w:color w:val="FF0000"/>
+          <w:sz w:val="24"/>
+          <w:szCs w:val="24"/>
         </w:rPr>
         <w:t>Священик:</w:t>
       </w:r>
       <w:r>
         <w:rPr>
           <w:rFonts w:ascii="Times New Roman" w:hAnsi="Times New Roman"/>
-          <w:sz w:val="24"/>
-        </w:rPr>
-        <w:t xml:space="preserve"> Нехай буде влада царства твого благословенна і дуже прославлена: Отця, і Сина, і Святого Духа, нині і повсякчас, і на віки віків.</w:t>
+          <w:color w:val="FF0000"/>
+          <w:sz w:val="24"/>
+          <w:szCs w:val="24"/>
+        </w:rPr>
+        <w:t xml:space="preserve"> </w:t>
+      </w:r>
+      <w:r>
+        <w:rPr>
+          <w:rFonts w:ascii="Times New Roman" w:hAnsi="Times New Roman"/>
+          <w:sz w:val="24"/>
+          <w:szCs w:val="24"/>
+        </w:rPr>
+        <w:t>Нехай буде влада царства твого благословенна і дуже прославлена: Отця, і Сина, і Святого Духа, нині і повсякчас, і на віки віків.</w:t>
       </w:r>
     </w:p>
     <w:p>
@@ -7081,8 +5474,9 @@
         <w:rPr>
           <w:rFonts w:ascii="Times New Roman" w:hAnsi="Times New Roman"/>
           <w:i/>
-          <w:color w:val="FF4400"/>
-          <w:sz w:val="24"/>
+          <w:color w:val="FF0000"/>
+          <w:sz w:val="24"/>
+          <w:szCs w:val="24"/>
         </w:rPr>
         <w:t>Священик:</w:t>
       </w:r>
@@ -7090,6 +5484,7 @@
         <w:rPr>
           <w:rFonts w:ascii="Times New Roman" w:hAnsi="Times New Roman"/>
           <w:sz w:val="24"/>
+          <w:szCs w:val="24"/>
         </w:rPr>
         <w:t xml:space="preserve"> Бо твоє є царство, і сила, і слава, Отця, і Сина, і Святого Духа, нині і повсякчас, і на віки віків.</w:t>
       </w:r>
@@ -7167,66 +5562,102 @@
     </w:p>
     <w:p>
       <w:pPr>
-        <w:pStyle w:val="a"/>
-        <w:spacing w:after="160"/>
-      </w:pPr>
-      <w:r>
-        <w:rPr>
-          <w:rFonts w:ascii="Times New Roman" w:hAnsi="Times New Roman"/>
-          <w:i/>
-          <w:color w:val="FF0000"/>
-          <w:sz w:val="24"/>
-        </w:rPr>
-        <w:t xml:space="preserve">Тропар (г. 4): </w:t>
-      </w:r>
-      <w:r>
-        <w:rPr>
-          <w:rFonts w:ascii="Times New Roman" w:hAnsi="Times New Roman"/>
-          <w:sz w:val="24"/>
-        </w:rPr>
-        <w:t>Мученик Твій, Господи, Леонтій,* у своїм стражданні прийняв нетлінний вінок від тебе, Бога нашо</w:t>
-      </w:r>
-      <w:r>
-        <w:rPr>
-          <w:rFonts w:ascii="Times New Roman" w:hAnsi="Times New Roman"/>
-          <w:sz w:val="24"/>
-        </w:rPr>
-        <w:t>го;* мавши бо Твою силу, він переміг мучителів* і подолав нікчемне зухвальство демонів;* його молитвами спаси душі наші.</w:t>
-      </w:r>
-    </w:p>
-    <w:p>
-      <w:pPr>
-        <w:pStyle w:val="Normal"/>
+        <w:pStyle w:val="Normal1"/>
+        <w:spacing w:after="120" w:line="240" w:lineRule="auto"/>
+        <w:jc w:val="both"/>
+        <w:rPr>
+          <w:rFonts w:ascii="Times New Roman" w:eastAsia="Times New Roman" w:hAnsi="Times New Roman" w:cs="Times New Roman"/>
+          <w:sz w:val="24"/>
+          <w:szCs w:val="24"/>
+          <w:highlight w:val="white"/>
+        </w:rPr>
+      </w:pPr>
+      <w:r>
+        <w:rPr>
+          <w:rFonts w:ascii="Times New Roman" w:eastAsia="Times New Roman" w:hAnsi="Times New Roman" w:cs="Times New Roman"/>
+          <w:i/>
+          <w:color w:val="FF0000"/>
+          <w:sz w:val="24"/>
+          <w:szCs w:val="24"/>
+          <w:highlight w:val="white"/>
+        </w:rPr>
+        <w:t>(г. 3):</w:t>
+      </w:r>
+      <w:r>
+        <w:rPr>
+          <w:rFonts w:ascii="Times New Roman" w:eastAsia="Times New Roman" w:hAnsi="Times New Roman" w:cs="Times New Roman"/>
+          <w:color w:val="FF0000"/>
+          <w:sz w:val="24"/>
+          <w:szCs w:val="24"/>
+          <w:highlight w:val="white"/>
+        </w:rPr>
+        <w:t xml:space="preserve"> </w:t>
+      </w:r>
+      <w:r>
+        <w:rPr>
+          <w:rFonts w:ascii="Times New Roman" w:eastAsia="Times New Roman" w:hAnsi="Times New Roman" w:cs="Times New Roman"/>
+          <w:sz w:val="24"/>
+          <w:szCs w:val="24"/>
+          <w:highlight w:val="white"/>
+        </w:rPr>
+        <w:t>Апостоли святі, моліть милостивого Бога,* щоб відпущення прогрішень подав душам нашим.</w:t>
+      </w:r>
+    </w:p>
+    <w:p>
+      <w:pPr>
+        <w:spacing w:after="120"/>
+        <w:jc w:val="both"/>
+        <w:rPr>
+          <w:rFonts w:ascii="Times New Roman" w:hAnsi="Times New Roman"/>
+          <w:sz w:val="24"/>
+          <w:szCs w:val="24"/>
+        </w:rPr>
       </w:pPr>
       <w:r>
         <w:rPr>
           <w:rFonts w:ascii="Times New Roman" w:hAnsi="Times New Roman"/>
           <w:b/>
           <w:sz w:val="24"/>
-        </w:rPr>
-        <w:t xml:space="preserve">І нині: </w:t>
-      </w:r>
-      <w:r>
-        <w:rPr>
-          <w:rFonts w:ascii="Times New Roman" w:hAnsi="Times New Roman"/>
-          <w:i/>
-          <w:color w:val="FF4400"/>
-          <w:sz w:val="24"/>
-        </w:rPr>
-        <w:t>Тропар (г. 4):</w:t>
-      </w:r>
-      <w:r>
-        <w:rPr>
-          <w:rFonts w:ascii="Times New Roman" w:hAnsi="Times New Roman"/>
-          <w:color w:val="333333"/>
-          <w:sz w:val="24"/>
-        </w:rPr>
-        <w:t xml:space="preserve"> Вознісся Ти у славі, Христе Боже наш,* радість сотворивши ученикам обітуванням Святого Духа,* утвердивши їх благословенням,* бо Ти єси Син Божий, ізбавитель світу.</w:t>
-      </w:r>
-    </w:p>
-    <w:p>
-      <w:pPr>
-        <w:pStyle w:val="Normal"/>
+          <w:szCs w:val="24"/>
+        </w:rPr>
+        <w:t>Слава: і нині:</w:t>
+      </w:r>
+      <w:r>
+        <w:rPr>
+          <w:rFonts w:ascii="Times New Roman" w:hAnsi="Times New Roman"/>
+          <w:sz w:val="24"/>
+          <w:szCs w:val="24"/>
+        </w:rPr>
+        <w:t xml:space="preserve"> </w:t>
+      </w:r>
+      <w:r>
+        <w:rPr>
+          <w:rFonts w:ascii="Times New Roman" w:hAnsi="Times New Roman"/>
+          <w:i/>
+          <w:color w:val="FF0000"/>
+          <w:sz w:val="24"/>
+          <w:szCs w:val="24"/>
+        </w:rPr>
+        <w:t>(г. 4):</w:t>
+      </w:r>
+      <w:r>
+        <w:rPr>
+          <w:rFonts w:ascii="Times New Roman" w:hAnsi="Times New Roman"/>
+          <w:sz w:val="24"/>
+          <w:szCs w:val="24"/>
+        </w:rPr>
+        <w:t xml:space="preserve"> Вознісся Ти у славі, Христе Боже наш,* радість сотворивши ученикам обітуванням Святого Духа,* утвердивши їх благословенням,* бо Ти єси Син Божий, ізбавитель світу. </w:t>
+      </w:r>
+    </w:p>
+    <w:p>
+      <w:pPr>
+        <w:spacing w:after="120"/>
+        <w:jc w:val="both"/>
+        <w:rPr>
+          <w:rFonts w:ascii="Times New Roman" w:hAnsi="Times New Roman"/>
+          <w:sz w:val="24"/>
+          <w:szCs w:val="24"/>
+        </w:rPr>
       </w:pPr>
     </w:p>
     <w:p>
@@ -7665,8 +6096,9 @@
         <w:rPr>
           <w:rFonts w:ascii="Times New Roman" w:hAnsi="Times New Roman"/>
           <w:i/>
-          <w:color w:val="FF4400"/>
-          <w:sz w:val="24"/>
+          <w:color w:val="FF0000"/>
+          <w:sz w:val="24"/>
+          <w:szCs w:val="24"/>
         </w:rPr>
         <w:t>Священик:</w:t>
       </w:r>
@@ -7674,6 +6106,7 @@
         <w:rPr>
           <w:rFonts w:ascii="Times New Roman" w:hAnsi="Times New Roman"/>
           <w:sz w:val="24"/>
+          <w:szCs w:val="24"/>
         </w:rPr>
         <w:t xml:space="preserve"> Бо милостивий і чоловіколюбець Бог єси, і тобі славу возсилаємо: Отцю, і Сину, і Святому Духові, нині і повсякчас, і на віки віків.</w:t>
       </w:r>
@@ -7806,17 +6239,28 @@
         <w:rPr>
           <w:rFonts w:ascii="Times New Roman" w:hAnsi="Times New Roman"/>
           <w:i/>
-          <w:color w:val="FF4400"/>
-          <w:sz w:val="24"/>
+          <w:color w:val="FF0000"/>
+          <w:sz w:val="24"/>
+          <w:szCs w:val="24"/>
         </w:rPr>
         <w:t>Священик:</w:t>
       </w:r>
       <w:r>
         <w:rPr>
           <w:rFonts w:ascii="Times New Roman" w:hAnsi="Times New Roman"/>
-          <w:sz w:val="24"/>
-        </w:rPr>
-        <w:t xml:space="preserve"> Слава тобі, Христе Боже, надіє наша, слава тобі!</w:t>
+          <w:color w:val="FF0000"/>
+          <w:sz w:val="24"/>
+          <w:szCs w:val="24"/>
+        </w:rPr>
+        <w:t xml:space="preserve"> </w:t>
+      </w:r>
+      <w:r>
+        <w:rPr>
+          <w:rFonts w:ascii="Times New Roman" w:hAnsi="Times New Roman"/>
+          <w:sz w:val="24"/>
+          <w:szCs w:val="24"/>
+        </w:rPr>
+        <w:t>Слава тобі, Христе Боже, надіє наша, слава тобі!</w:t>
       </w:r>
     </w:p>
     <w:p>
@@ -7876,12 +6320,22 @@
       </w:r>
     </w:p>
     <w:p>
-      <w:r>
-        <w:rPr>
-          <w:rFonts w:ascii="Times New Roman" w:hAnsi="Times New Roman"/>
-          <w:i/>
-          <w:color w:val="FF4400"/>
-          <w:sz w:val="24"/>
+      <w:pPr>
+        <w:spacing w:after="120"/>
+        <w:jc w:val="both"/>
+        <w:rPr>
+          <w:rFonts w:ascii="Times New Roman" w:hAnsi="Times New Roman"/>
+          <w:sz w:val="24"/>
+          <w:szCs w:val="24"/>
+        </w:rPr>
+      </w:pPr>
+      <w:r>
+        <w:rPr>
+          <w:rFonts w:ascii="Times New Roman" w:hAnsi="Times New Roman"/>
+          <w:i/>
+          <w:color w:val="FF0000"/>
+          <w:sz w:val="24"/>
+          <w:szCs w:val="24"/>
         </w:rPr>
         <w:t>Священик:</w:t>
       </w:r>
@@ -7889,24 +6343,35 @@
         <w:rPr>
           <w:rFonts w:ascii="Times New Roman" w:hAnsi="Times New Roman"/>
           <w:sz w:val="24"/>
-        </w:rPr>
-        <w:t xml:space="preserve"> Христос, істинний Бог наш - молитвами пречистої Своєї Матері, чесного і славного пророка, предтечі і хрестителя Івана, святих славних і всехвальних апостолів, святого, </w:t>
-      </w:r>
-      <w:r>
-        <w:rPr>
-          <w:rFonts w:ascii="Times New Roman" w:hAnsi="Times New Roman"/>
-          <w:i/>
-          <w:color w:val="FF4400"/>
-          <w:sz w:val="24"/>
-        </w:rPr>
-        <w:t>якого є храм</w:t>
-      </w:r>
-      <w:r>
-        <w:rPr>
-          <w:rFonts w:ascii="Times New Roman" w:hAnsi="Times New Roman"/>
-          <w:sz w:val="24"/>
-        </w:rPr>
-        <w:t>, святого мученика Леонтія і всіх святих - помилує і спасе нас як благий і людинолюбний.</w:t>
+          <w:szCs w:val="24"/>
+        </w:rPr>
+        <w:t xml:space="preserve"> Христос, істинний Бог наш, що в славі вознісся від нас на небо і сів праворуч Бога й Отця, спасіння нашого ради, молитвами пречистої своєї Матері, святих славних і всехвальних апостолів, </w:t>
+      </w:r>
+      <w:r>
+        <w:rPr>
+          <w:rFonts w:ascii="Times New Roman" w:hAnsi="Times New Roman"/>
+          <w:sz w:val="24"/>
+          <w:szCs w:val="24"/>
+          <w:lang w:val="uk-UA"/>
+        </w:rPr>
+        <w:t xml:space="preserve">і святого апостола </w:t>
+      </w:r>
+      <w:r>
+        <w:rPr>
+          <w:rFonts w:ascii="Times New Roman" w:eastAsia="Arial" w:hAnsi="Times New Roman"/>
+          <w:color w:val="000000"/>
+          <w:sz w:val="24"/>
+          <w:szCs w:val="24"/>
+        </w:rPr>
+        <w:t>Андроніка і тих, що з ним</w:t>
+      </w:r>
+      <w:r>
+        <w:rPr>
+          <w:rFonts w:ascii="Times New Roman" w:hAnsi="Times New Roman"/>
+          <w:sz w:val="24"/>
+          <w:szCs w:val="24"/>
+        </w:rPr>
+        <w:t>, і всіх святих, помилує і спасе нас, як благий і чоловіколюбець.</w:t>
       </w:r>
     </w:p>
     <w:p>
@@ -8072,17 +6537,28 @@
         <w:rPr>
           <w:rFonts w:ascii="Times New Roman" w:hAnsi="Times New Roman"/>
           <w:i/>
-          <w:color w:val="FF4400"/>
-          <w:sz w:val="24"/>
-        </w:rPr>
-        <w:t>Священик:</w:t>
-      </w:r>
-      <w:r>
-        <w:rPr>
-          <w:rFonts w:ascii="Times New Roman" w:hAnsi="Times New Roman"/>
-          <w:sz w:val="24"/>
-        </w:rPr>
-        <w:t xml:space="preserve"> Слава святій, одноістотній, животворящій і нероздільній Тройці, завжди, нині і повсякчас, і на віки віків.</w:t>
+          <w:color w:val="FF0000"/>
+          <w:sz w:val="24"/>
+          <w:szCs w:val="24"/>
+        </w:rPr>
+        <w:t>Священик</w:t>
+      </w:r>
+      <w:r>
+        <w:rPr>
+          <w:rFonts w:ascii="Times New Roman" w:hAnsi="Times New Roman"/>
+          <w:color w:val="FF0000"/>
+          <w:sz w:val="24"/>
+          <w:szCs w:val="24"/>
+        </w:rPr>
+        <w:t xml:space="preserve">: </w:t>
+      </w:r>
+      <w:r>
+        <w:rPr>
+          <w:rFonts w:ascii="Times New Roman" w:hAnsi="Times New Roman"/>
+          <w:sz w:val="24"/>
+          <w:szCs w:val="24"/>
+        </w:rPr>
+        <w:t>Слава святій, одноістотній, животворящій і нероздільній Тройці, завжди, нині і повсякчас, і на віки віків.</w:t>
       </w:r>
     </w:p>
     <w:p>
@@ -11600,8 +10076,9 @@
         <w:rPr>
           <w:rFonts w:ascii="Times New Roman" w:hAnsi="Times New Roman"/>
           <w:i/>
-          <w:color w:val="FF4400"/>
-          <w:sz w:val="24"/>
+          <w:color w:val="FF0000"/>
+          <w:sz w:val="24"/>
+          <w:szCs w:val="24"/>
         </w:rPr>
         <w:t>Священик:</w:t>
       </w:r>
@@ -11609,6 +10086,7 @@
         <w:rPr>
           <w:rFonts w:ascii="Times New Roman" w:hAnsi="Times New Roman"/>
           <w:sz w:val="24"/>
+          <w:szCs w:val="24"/>
         </w:rPr>
         <w:t xml:space="preserve"> Бо тобі належить усяка слава, честь і поклоніння, Отцю, і Сину, і Святому Духові, нині і повсякчас, і на віки віків.</w:t>
       </w:r>
@@ -11917,75 +10395,176 @@
     </w:p>
     <w:p>
       <w:pPr>
-        <w:pStyle w:val="a"/>
-        <w:spacing w:after="160"/>
-      </w:pPr>
-      <w:r>
-        <w:rPr>
-          <w:rFonts w:ascii="Times New Roman" w:hAnsi="Times New Roman"/>
-          <w:i/>
-          <w:color w:val="FF0000"/>
-          <w:sz w:val="24"/>
-        </w:rPr>
-        <w:t xml:space="preserve">Тропар (г. 4): </w:t>
-      </w:r>
-      <w:r>
-        <w:rPr>
-          <w:rFonts w:ascii="Times New Roman" w:hAnsi="Times New Roman"/>
-          <w:sz w:val="24"/>
-        </w:rPr>
-        <w:t>Мученик Твій, Господи, Леонтій,* у своїм стражданні прийняв нетлінний вінок від тебе, Бога нашо</w:t>
-      </w:r>
-      <w:r>
-        <w:rPr>
-          <w:rFonts w:ascii="Times New Roman" w:hAnsi="Times New Roman"/>
-          <w:sz w:val="24"/>
-        </w:rPr>
-        <w:t>го;* мавши бо Твою силу, він переміг мучителів* і подолав нікчемне зухвальство демонів;* його молитвами спаси душі наші.</w:t>
-      </w:r>
-      <w:r>
-        <w:rPr>
-          <w:rFonts w:ascii="Times New Roman" w:hAnsi="Times New Roman"/>
-          <w:i/>
-          <w:color w:val="FF4400"/>
-          <w:sz w:val="24"/>
-        </w:rPr>
-        <w:t xml:space="preserve"> (2 р.)</w:t>
-      </w:r>
-    </w:p>
-    <w:p>
-      <w:pPr>
-        <w:pStyle w:val="Normal"/>
-      </w:pPr>
-      <w:r>
-        <w:rPr>
-          <w:rFonts w:ascii="Times New Roman" w:hAnsi="Times New Roman"/>
+        <w:spacing w:after="120"/>
+        <w:jc w:val="both"/>
+        <w:rPr>
+          <w:rFonts w:ascii="Times New Roman" w:hAnsi="Times New Roman"/>
+          <w:sz w:val="24"/>
+          <w:szCs w:val="24"/>
+        </w:rPr>
+      </w:pPr>
+      <w:r>
+        <w:rPr>
+          <w:rFonts w:ascii="Times New Roman" w:hAnsi="Times New Roman"/>
+          <w:i/>
+          <w:color w:val="FF0000"/>
+          <w:sz w:val="24"/>
+          <w:szCs w:val="24"/>
+        </w:rPr>
+        <w:t>(г. 4):</w:t>
+      </w:r>
+      <w:r>
+        <w:rPr>
+          <w:rFonts w:ascii="Times New Roman" w:hAnsi="Times New Roman"/>
+          <w:sz w:val="24"/>
+          <w:szCs w:val="24"/>
+        </w:rPr>
+        <w:t xml:space="preserve"> Вознісся Ти у славі, Христе Боже наш,* радість сотворивши ученикам обітуванням Святого Духа,* утвердивши їх благословенням,* бо Ти єси Син Божий, ізбавитель світу. </w:t>
+      </w:r>
+      <w:r>
+        <w:rPr>
+          <w:rFonts w:ascii="Times New Roman" w:hAnsi="Times New Roman"/>
+          <w:i/>
+          <w:color w:val="FF0000"/>
+          <w:sz w:val="24"/>
+          <w:szCs w:val="24"/>
+        </w:rPr>
+        <w:t>(2 р.)</w:t>
+      </w:r>
+    </w:p>
+    <w:p>
+      <w:pPr>
+        <w:pStyle w:val="Normal1"/>
+        <w:spacing w:after="120" w:line="240" w:lineRule="auto"/>
+        <w:jc w:val="both"/>
+        <w:rPr>
+          <w:rFonts w:ascii="Times New Roman" w:eastAsia="Times New Roman" w:hAnsi="Times New Roman" w:cs="Times New Roman"/>
+          <w:sz w:val="24"/>
+          <w:szCs w:val="24"/>
+          <w:highlight w:val="white"/>
+        </w:rPr>
+      </w:pPr>
+      <w:r>
+        <w:rPr>
+          <w:rFonts w:ascii="Times New Roman" w:eastAsia="Times New Roman" w:hAnsi="Times New Roman" w:cs="Times New Roman"/>
           <w:b/>
           <w:sz w:val="24"/>
-        </w:rPr>
-        <w:t xml:space="preserve">І нині: </w:t>
-      </w:r>
-      <w:r>
-        <w:rPr>
-          <w:rFonts w:ascii="Times New Roman" w:hAnsi="Times New Roman"/>
-          <w:i/>
-          <w:color w:val="FF4400"/>
-          <w:sz w:val="24"/>
-        </w:rPr>
-        <w:t>Тропар (г. 4):</w:t>
-      </w:r>
-      <w:r>
-        <w:rPr>
-          <w:rFonts w:ascii="Times New Roman" w:hAnsi="Times New Roman"/>
-          <w:color w:val="333333"/>
-          <w:sz w:val="24"/>
+          <w:szCs w:val="24"/>
+        </w:rPr>
+        <w:t xml:space="preserve">Слава: </w:t>
+      </w:r>
+      <w:r>
+        <w:rPr>
+          <w:rFonts w:ascii="Times New Roman" w:eastAsia="Times New Roman" w:hAnsi="Times New Roman" w:cs="Times New Roman"/>
+          <w:i/>
+          <w:color w:val="FF0000"/>
+          <w:sz w:val="24"/>
+          <w:szCs w:val="24"/>
+          <w:highlight w:val="white"/>
+        </w:rPr>
+        <w:t>(г. 3):</w:t>
+      </w:r>
+      <w:r>
+        <w:rPr>
+          <w:rFonts w:ascii="Times New Roman" w:eastAsia="Times New Roman" w:hAnsi="Times New Roman" w:cs="Times New Roman"/>
+          <w:color w:val="FF0000"/>
+          <w:sz w:val="24"/>
+          <w:szCs w:val="24"/>
+          <w:highlight w:val="white"/>
+        </w:rPr>
+        <w:t xml:space="preserve"> </w:t>
+      </w:r>
+      <w:r>
+        <w:rPr>
+          <w:rFonts w:ascii="Times New Roman" w:eastAsia="Times New Roman" w:hAnsi="Times New Roman" w:cs="Times New Roman"/>
+          <w:sz w:val="24"/>
+          <w:szCs w:val="24"/>
+          <w:highlight w:val="white"/>
+        </w:rPr>
+        <w:t>Апостоли святі, моліть милостивого Бога,* щоб відпущення прогрішень подав душам нашим.</w:t>
+      </w:r>
+    </w:p>
+    <w:p>
+      <w:pPr>
+        <w:pStyle w:val="Normal1"/>
+        <w:spacing w:after="120" w:line="240" w:lineRule="auto"/>
+        <w:jc w:val="both"/>
+        <w:rPr>
+          <w:rFonts w:ascii="Times New Roman" w:hAnsi="Times New Roman" w:cs="Times New Roman"/>
+          <w:sz w:val="24"/>
+          <w:szCs w:val="24"/>
+        </w:rPr>
+      </w:pPr>
+      <w:r>
+        <w:rPr>
+          <w:rFonts w:ascii="Times New Roman" w:eastAsia="Times New Roman" w:hAnsi="Times New Roman" w:cs="Times New Roman"/>
+          <w:b/>
+          <w:sz w:val="24"/>
+          <w:szCs w:val="24"/>
+        </w:rPr>
+        <w:t>І нині:</w:t>
+      </w:r>
+      <w:r>
+        <w:rPr>
+          <w:rFonts w:ascii="Times New Roman" w:eastAsia="Times New Roman" w:hAnsi="Times New Roman" w:cs="Times New Roman"/>
+          <w:sz w:val="24"/>
+          <w:szCs w:val="24"/>
+        </w:rPr>
+        <w:t xml:space="preserve"> </w:t>
+      </w:r>
+      <w:r>
+        <w:rPr>
+          <w:rFonts w:ascii="Times New Roman" w:eastAsia="Times New Roman" w:hAnsi="Times New Roman" w:cs="Times New Roman"/>
+          <w:i/>
+          <w:color w:val="FF0000"/>
+          <w:sz w:val="24"/>
+          <w:szCs w:val="24"/>
+        </w:rPr>
+        <w:t>(г. 4):</w:t>
+      </w:r>
+      <w:r>
+        <w:rPr>
+          <w:rFonts w:ascii="Times New Roman" w:eastAsia="Times New Roman" w:hAnsi="Times New Roman" w:cs="Times New Roman"/>
+          <w:sz w:val="24"/>
+          <w:szCs w:val="24"/>
         </w:rPr>
         <w:t xml:space="preserve"> Вознісся Ти у славі, Христе Боже наш,* радість сотворивши ученикам обітуванням Святого Духа,* утвердивши їх благословенням,* бо Ти єси Син Божий, ізбавитель світу.</w:t>
       </w:r>
     </w:p>
     <w:p>
       <w:pPr>
-        <w:pStyle w:val="Normal"/>
+        <w:spacing w:after="120"/>
+        <w:jc w:val="both"/>
+        <w:rPr>
+          <w:rFonts w:ascii="Times New Roman" w:hAnsi="Times New Roman"/>
+          <w:i/>
+          <w:color w:val="FF0000"/>
+          <w:sz w:val="24"/>
+          <w:szCs w:val="24"/>
+        </w:rPr>
+      </w:pPr>
+      <w:r>
+        <w:rPr>
+          <w:rFonts w:ascii="Times New Roman" w:hAnsi="Times New Roman"/>
+          <w:i/>
+          <w:color w:val="FF0000"/>
+          <w:sz w:val="24"/>
+          <w:szCs w:val="24"/>
+        </w:rPr>
+        <w:t>По тропарях читає читець чергову катизму, після якої диякон перед св. дверми виголошує:</w:t>
+      </w:r>
+    </w:p>
+    <w:p>
+      <w:pPr>
+        <w:spacing w:after="120"/>
+        <w:jc w:val="both"/>
+        <w:rPr>
+          <w:rFonts w:ascii="Times New Roman" w:hAnsi="Times New Roman"/>
+          <w:i/>
+          <w:color w:val="000000"/>
+          <w:sz w:val="24"/>
+          <w:szCs w:val="24"/>
+        </w:rPr>
       </w:pPr>
     </w:p>
     <w:p>
@@ -12207,17 +10786,28 @@
         <w:rPr>
           <w:rFonts w:ascii="Times New Roman" w:hAnsi="Times New Roman"/>
           <w:i/>
-          <w:color w:val="FF4400"/>
-          <w:sz w:val="24"/>
-        </w:rPr>
-        <w:t>Священик:</w:t>
-      </w:r>
-      <w:r>
-        <w:rPr>
-          <w:rFonts w:ascii="Times New Roman" w:hAnsi="Times New Roman"/>
-          <w:sz w:val="24"/>
-        </w:rPr>
-        <w:t xml:space="preserve"> Бо Твоя влада і Твоє єсть царство і сила, і слава Отця, і Сина, і Святого Духа, нині і повсякчас, і на віки віків.</w:t>
+          <w:color w:val="FF0000"/>
+          <w:sz w:val="24"/>
+          <w:szCs w:val="24"/>
+        </w:rPr>
+        <w:t>Священик: </w:t>
+      </w:r>
+      <w:r>
+        <w:rPr>
+          <w:rFonts w:ascii="Times New Roman" w:hAnsi="Times New Roman"/>
+          <w:color w:val="000000"/>
+          <w:sz w:val="24"/>
+          <w:szCs w:val="24"/>
+        </w:rPr>
+        <w:t>Бо Твоя влада і Твоє єсть царство і сила, і слава Отця, і Сина, і Святого Духа</w:t>
+      </w:r>
+      <w:r>
+        <w:rPr>
+          <w:rFonts w:ascii="Times New Roman" w:hAnsi="Times New Roman"/>
+          <w:sz w:val="24"/>
+          <w:szCs w:val="24"/>
+        </w:rPr>
+        <w:t>, нині і повсякчас, і на віки віків.</w:t>
       </w:r>
     </w:p>
     <w:p>
@@ -12633,17 +11223,29 @@
         <w:rPr>
           <w:rFonts w:ascii="Times New Roman" w:hAnsi="Times New Roman"/>
           <w:i/>
-          <w:color w:val="FF4400"/>
-          <w:sz w:val="24"/>
-        </w:rPr>
-        <w:t>Священик:</w:t>
-      </w:r>
-      <w:r>
-        <w:rPr>
-          <w:rFonts w:ascii="Times New Roman" w:hAnsi="Times New Roman"/>
-          <w:sz w:val="24"/>
-        </w:rPr>
-        <w:t xml:space="preserve"> Бо Ти благий і Чоловіколюбець Бог єси і Тобі славу возсилаємо Отцю, і Сину, і Святому Духові, нині і повсякчас, і на віки віків.</w:t>
+          <w:color w:val="FF0000"/>
+          <w:sz w:val="24"/>
+          <w:szCs w:val="24"/>
+        </w:rPr>
+        <w:lastRenderedPageBreak/>
+        <w:t>Священик: </w:t>
+      </w:r>
+      <w:r>
+        <w:rPr>
+          <w:rFonts w:ascii="Times New Roman" w:hAnsi="Times New Roman"/>
+          <w:color w:val="000000"/>
+          <w:sz w:val="24"/>
+          <w:szCs w:val="24"/>
+        </w:rPr>
+        <w:t>Бо Ти благий і Чоловіколюбець Бог єси і Тобі славу возсилаємо Отцю, і Сину, і Святому Духові</w:t>
+      </w:r>
+      <w:r>
+        <w:rPr>
+          <w:rFonts w:ascii="Times New Roman" w:hAnsi="Times New Roman"/>
+          <w:sz w:val="24"/>
+          <w:szCs w:val="24"/>
+        </w:rPr>
+        <w:t>, нині і повсякчас, і на віки віків.</w:t>
       </w:r>
     </w:p>
     <w:p>
@@ -14220,17 +12822,28 @@
         <w:rPr>
           <w:rFonts w:ascii="Times New Roman" w:hAnsi="Times New Roman"/>
           <w:i/>
-          <w:color w:val="FF4400"/>
-          <w:sz w:val="24"/>
-        </w:rPr>
-        <w:t>Священик:</w:t>
-      </w:r>
-      <w:r>
-        <w:rPr>
-          <w:rFonts w:ascii="Times New Roman" w:hAnsi="Times New Roman"/>
-          <w:sz w:val="24"/>
-        </w:rPr>
-        <w:t xml:space="preserve"> Бо Ти Бог наш і Тобі славу возсилаємо: Отцю, і Сину, і Святому Духові, нині і повсякчас, і на віки віків.</w:t>
+          <w:color w:val="FF0000"/>
+          <w:sz w:val="24"/>
+          <w:szCs w:val="24"/>
+        </w:rPr>
+        <w:t>Священик: </w:t>
+      </w:r>
+      <w:r>
+        <w:rPr>
+          <w:rFonts w:ascii="Times New Roman" w:hAnsi="Times New Roman"/>
+          <w:color w:val="000000"/>
+          <w:sz w:val="24"/>
+          <w:szCs w:val="24"/>
+        </w:rPr>
+        <w:t>Бо Ти Бог наш і Тобі славу возсилаємо: Отцю, і Сину, і Святому Духові</w:t>
+      </w:r>
+      <w:r>
+        <w:rPr>
+          <w:rFonts w:ascii="Times New Roman" w:hAnsi="Times New Roman"/>
+          <w:sz w:val="24"/>
+          <w:szCs w:val="24"/>
+        </w:rPr>
+        <w:t>, нині і повсякчас, і на віки віків.</w:t>
       </w:r>
     </w:p>
     <w:p>
@@ -15451,17 +14064,28 @@
         <w:rPr>
           <w:rFonts w:ascii="Times New Roman" w:hAnsi="Times New Roman"/>
           <w:i/>
-          <w:color w:val="FF4400"/>
-          <w:sz w:val="24"/>
-        </w:rPr>
-        <w:t>Священик:</w:t>
-      </w:r>
-      <w:r>
-        <w:rPr>
-          <w:rFonts w:ascii="Times New Roman" w:hAnsi="Times New Roman"/>
-          <w:sz w:val="24"/>
-        </w:rPr>
-        <w:t xml:space="preserve"> Бо Ти цар миру і Спас душ наших і Тобі славу возсилаємо: Отцю, і Сину, і Святому Духові, нині і повсякчас, і на віки віків.</w:t>
+          <w:color w:val="FF0000"/>
+          <w:sz w:val="24"/>
+          <w:szCs w:val="24"/>
+        </w:rPr>
+        <w:t>Священик: </w:t>
+      </w:r>
+      <w:r>
+        <w:rPr>
+          <w:rFonts w:ascii="Times New Roman" w:hAnsi="Times New Roman"/>
+          <w:color w:val="000000"/>
+          <w:sz w:val="24"/>
+          <w:szCs w:val="24"/>
+        </w:rPr>
+        <w:t>Бо Ти цар миру і Спас душ наших і Тобі славу возсилаємо: Отцю, і Сину, і Святому Духові</w:t>
+      </w:r>
+      <w:r>
+        <w:rPr>
+          <w:rFonts w:ascii="Times New Roman" w:hAnsi="Times New Roman"/>
+          <w:sz w:val="24"/>
+          <w:szCs w:val="24"/>
+        </w:rPr>
+        <w:t>, нині і повсякчас, і на віки віків.</w:t>
       </w:r>
     </w:p>
     <w:p>
@@ -16997,17 +15621,28 @@
         <w:rPr>
           <w:rFonts w:ascii="Times New Roman" w:hAnsi="Times New Roman"/>
           <w:i/>
-          <w:color w:val="FF4400"/>
-          <w:sz w:val="24"/>
-        </w:rPr>
-        <w:t>Священик:</w:t>
-      </w:r>
-      <w:r>
-        <w:rPr>
-          <w:rFonts w:ascii="Times New Roman" w:hAnsi="Times New Roman"/>
-          <w:sz w:val="24"/>
-        </w:rPr>
-        <w:t xml:space="preserve"> Бо Тебе хвалять усі сили небесні і Тобі славу возсилаємо: Отцю, і Сину, і Святому Духові, нині і повсякчас, і на віки віків.</w:t>
+          <w:color w:val="FF0000"/>
+          <w:sz w:val="24"/>
+          <w:szCs w:val="24"/>
+        </w:rPr>
+        <w:t>Священик: </w:t>
+      </w:r>
+      <w:r>
+        <w:rPr>
+          <w:rFonts w:ascii="Times New Roman" w:hAnsi="Times New Roman"/>
+          <w:color w:val="000000"/>
+          <w:sz w:val="24"/>
+          <w:szCs w:val="24"/>
+        </w:rPr>
+        <w:t>Бо Тебе хвалять усі сили небесні і Тобі славу возсилаємо: Отцю, і Сину, і Святому Духові</w:t>
+      </w:r>
+      <w:r>
+        <w:rPr>
+          <w:rFonts w:ascii="Times New Roman" w:hAnsi="Times New Roman"/>
+          <w:sz w:val="24"/>
+          <w:szCs w:val="24"/>
+        </w:rPr>
+        <w:t>, нині і повсякчас, і на віки віків.</w:t>
       </w:r>
     </w:p>
     <w:p>
@@ -17837,8 +16472,9 @@
         <w:rPr>
           <w:rFonts w:ascii="Times New Roman" w:hAnsi="Times New Roman"/>
           <w:i/>
-          <w:color w:val="FF4400"/>
-          <w:sz w:val="24"/>
+          <w:color w:val="FF0000"/>
+          <w:sz w:val="24"/>
+          <w:szCs w:val="24"/>
         </w:rPr>
         <w:t>Священик:</w:t>
       </w:r>
@@ -17846,6 +16482,7 @@
         <w:rPr>
           <w:rFonts w:ascii="Times New Roman" w:hAnsi="Times New Roman"/>
           <w:sz w:val="24"/>
+          <w:szCs w:val="24"/>
         </w:rPr>
         <w:t xml:space="preserve"> Слава тобі, що Світло нам показав!</w:t>
       </w:r>
@@ -18857,17 +17494,28 @@
         <w:rPr>
           <w:rFonts w:ascii="Times New Roman" w:hAnsi="Times New Roman"/>
           <w:i/>
-          <w:color w:val="FF4400"/>
-          <w:sz w:val="24"/>
+          <w:color w:val="FF0000"/>
+          <w:sz w:val="24"/>
+          <w:szCs w:val="24"/>
         </w:rPr>
         <w:t>Священик:</w:t>
       </w:r>
       <w:r>
         <w:rPr>
           <w:rFonts w:ascii="Times New Roman" w:hAnsi="Times New Roman"/>
-          <w:sz w:val="24"/>
-        </w:rPr>
-        <w:t xml:space="preserve"> Бо ти Бог милости, ласк і чоловіколюбности, і тобі славу віддаємо: Отцю, і Сину, і Святому Духові, нині і повсякчас, і на віки віків.</w:t>
+          <w:color w:val="FF0000"/>
+          <w:sz w:val="24"/>
+          <w:szCs w:val="24"/>
+        </w:rPr>
+        <w:t xml:space="preserve"> </w:t>
+      </w:r>
+      <w:r>
+        <w:rPr>
+          <w:rFonts w:ascii="Times New Roman" w:hAnsi="Times New Roman"/>
+          <w:sz w:val="24"/>
+          <w:szCs w:val="24"/>
+        </w:rPr>
+        <w:t>Бо ти Бог милости, ласк і чоловіколюбности, і тобі славу віддаємо: Отцю, і Сину, і Святому Духові, нині і повсякчас, і на віки віків.</w:t>
       </w:r>
     </w:p>
     <w:p>
@@ -18922,8 +17570,9 @@
         <w:rPr>
           <w:rFonts w:ascii="Times New Roman" w:hAnsi="Times New Roman"/>
           <w:i/>
-          <w:color w:val="FF4400"/>
-          <w:sz w:val="24"/>
+          <w:color w:val="FF0000"/>
+          <w:sz w:val="24"/>
+          <w:szCs w:val="24"/>
         </w:rPr>
         <w:t>Священик:</w:t>
       </w:r>
@@ -18931,6 +17580,7 @@
         <w:rPr>
           <w:rFonts w:ascii="Times New Roman" w:hAnsi="Times New Roman"/>
           <w:sz w:val="24"/>
+          <w:szCs w:val="24"/>
         </w:rPr>
         <w:t xml:space="preserve"> Мир всім.</w:t>
       </w:r>
@@ -19660,8 +18310,9 @@
         <w:rPr>
           <w:rFonts w:ascii="Times New Roman" w:hAnsi="Times New Roman"/>
           <w:i/>
-          <w:color w:val="FF4400"/>
-          <w:sz w:val="24"/>
+          <w:color w:val="FF0000"/>
+          <w:sz w:val="24"/>
+          <w:szCs w:val="24"/>
         </w:rPr>
         <w:t>Священик:</w:t>
       </w:r>
@@ -19669,6 +18320,7 @@
         <w:rPr>
           <w:rFonts w:ascii="Times New Roman" w:hAnsi="Times New Roman"/>
           <w:sz w:val="24"/>
+          <w:szCs w:val="24"/>
         </w:rPr>
         <w:t xml:space="preserve"> Бо твоє є царство, і сила, і слава, Отця, і Сина, і Святого Духа, нині і повсякчас, і на віки віків.</w:t>
       </w:r>
@@ -19758,66 +18410,104 @@
     </w:p>
     <w:p>
       <w:pPr>
-        <w:pStyle w:val="a"/>
-        <w:spacing w:after="160"/>
-      </w:pPr>
-      <w:r>
-        <w:rPr>
-          <w:rFonts w:ascii="Times New Roman" w:hAnsi="Times New Roman"/>
-          <w:i/>
-          <w:color w:val="FF0000"/>
-          <w:sz w:val="24"/>
-        </w:rPr>
-        <w:t xml:space="preserve">Тропар (г. 4): </w:t>
-      </w:r>
-      <w:r>
-        <w:rPr>
-          <w:rFonts w:ascii="Times New Roman" w:hAnsi="Times New Roman"/>
-          <w:sz w:val="24"/>
-        </w:rPr>
-        <w:t>Мученик Твій, Господи, Леонтій,* у своїм стражданні прийняв нетлінний вінок від тебе, Бога нашо</w:t>
-      </w:r>
-      <w:r>
-        <w:rPr>
-          <w:rFonts w:ascii="Times New Roman" w:hAnsi="Times New Roman"/>
-          <w:sz w:val="24"/>
-        </w:rPr>
-        <w:t>го;* мавши бо Твою силу, він переміг мучителів* і подолав нікчемне зухвальство демонів;* його молитвами спаси душі наші.</w:t>
-      </w:r>
-    </w:p>
-    <w:p>
-      <w:pPr>
-        <w:pStyle w:val="Normal"/>
+        <w:pStyle w:val="Normal1"/>
+        <w:spacing w:after="120" w:line="240" w:lineRule="auto"/>
+        <w:jc w:val="both"/>
+        <w:rPr>
+          <w:rFonts w:ascii="Times New Roman" w:eastAsia="Times New Roman" w:hAnsi="Times New Roman" w:cs="Times New Roman"/>
+          <w:sz w:val="24"/>
+          <w:szCs w:val="24"/>
+          <w:highlight w:val="white"/>
+        </w:rPr>
+      </w:pPr>
+      <w:bookmarkStart w:id="3" w:name="_heading=h.3znysh7" w:colFirst="0" w:colLast="0"/>
+      <w:bookmarkEnd w:id="3"/>
+      <w:r>
+        <w:rPr>
+          <w:rFonts w:ascii="Times New Roman" w:eastAsia="Times New Roman" w:hAnsi="Times New Roman" w:cs="Times New Roman"/>
+          <w:i/>
+          <w:color w:val="FF0000"/>
+          <w:sz w:val="24"/>
+          <w:szCs w:val="24"/>
+          <w:highlight w:val="white"/>
+        </w:rPr>
+        <w:t>(г. 3):</w:t>
+      </w:r>
+      <w:r>
+        <w:rPr>
+          <w:rFonts w:ascii="Times New Roman" w:eastAsia="Times New Roman" w:hAnsi="Times New Roman" w:cs="Times New Roman"/>
+          <w:color w:val="FF0000"/>
+          <w:sz w:val="24"/>
+          <w:szCs w:val="24"/>
+          <w:highlight w:val="white"/>
+        </w:rPr>
+        <w:t xml:space="preserve"> </w:t>
+      </w:r>
+      <w:r>
+        <w:rPr>
+          <w:rFonts w:ascii="Times New Roman" w:eastAsia="Times New Roman" w:hAnsi="Times New Roman" w:cs="Times New Roman"/>
+          <w:sz w:val="24"/>
+          <w:szCs w:val="24"/>
+          <w:highlight w:val="white"/>
+        </w:rPr>
+        <w:t>Апостоли святі, моліть милостивого Бога,* щоб відпущення прогрішень подав душам нашим.</w:t>
+      </w:r>
+    </w:p>
+    <w:p>
+      <w:pPr>
+        <w:spacing w:after="120"/>
+        <w:jc w:val="both"/>
+        <w:rPr>
+          <w:rFonts w:ascii="Times New Roman" w:hAnsi="Times New Roman"/>
+          <w:sz w:val="24"/>
+          <w:szCs w:val="24"/>
+        </w:rPr>
       </w:pPr>
       <w:r>
         <w:rPr>
           <w:rFonts w:ascii="Times New Roman" w:hAnsi="Times New Roman"/>
           <w:b/>
           <w:sz w:val="24"/>
-        </w:rPr>
-        <w:t xml:space="preserve">І нині: </w:t>
-      </w:r>
-      <w:r>
-        <w:rPr>
-          <w:rFonts w:ascii="Times New Roman" w:hAnsi="Times New Roman"/>
-          <w:i/>
-          <w:color w:val="FF4400"/>
-          <w:sz w:val="24"/>
-        </w:rPr>
-        <w:t>Тропар (г. 4):</w:t>
-      </w:r>
-      <w:r>
-        <w:rPr>
-          <w:rFonts w:ascii="Times New Roman" w:hAnsi="Times New Roman"/>
-          <w:color w:val="333333"/>
-          <w:sz w:val="24"/>
+          <w:szCs w:val="24"/>
+        </w:rPr>
+        <w:t>Слава: і нині:</w:t>
+      </w:r>
+      <w:r>
+        <w:rPr>
+          <w:rFonts w:ascii="Times New Roman" w:hAnsi="Times New Roman"/>
+          <w:sz w:val="24"/>
+          <w:szCs w:val="24"/>
+        </w:rPr>
+        <w:t xml:space="preserve"> </w:t>
+      </w:r>
+      <w:r>
+        <w:rPr>
+          <w:rFonts w:ascii="Times New Roman" w:hAnsi="Times New Roman"/>
+          <w:i/>
+          <w:color w:val="FF0000"/>
+          <w:sz w:val="24"/>
+          <w:szCs w:val="24"/>
+        </w:rPr>
+        <w:t>(г. 4):</w:t>
+      </w:r>
+      <w:r>
+        <w:rPr>
+          <w:rFonts w:ascii="Times New Roman" w:hAnsi="Times New Roman"/>
+          <w:sz w:val="24"/>
+          <w:szCs w:val="24"/>
         </w:rPr>
         <w:t xml:space="preserve"> Вознісся Ти у славі, Христе Боже наш,* радість сотворивши ученикам обітуванням Святого Духа,* утвердивши їх благословенням,* бо Ти єси Син Божий, ізбавитель світу.</w:t>
       </w:r>
     </w:p>
     <w:p>
       <w:pPr>
-        <w:pStyle w:val="Normal"/>
+        <w:spacing w:after="120"/>
+        <w:jc w:val="both"/>
+        <w:rPr>
+          <w:rFonts w:ascii="Times New Roman" w:hAnsi="Times New Roman"/>
+          <w:sz w:val="24"/>
+          <w:szCs w:val="24"/>
+        </w:rPr>
       </w:pPr>
     </w:p>
     <w:p>
@@ -20197,8 +18887,9 @@
         <w:rPr>
           <w:rFonts w:ascii="Times New Roman" w:hAnsi="Times New Roman"/>
           <w:i/>
-          <w:color w:val="FF4400"/>
-          <w:sz w:val="24"/>
+          <w:color w:val="FF0000"/>
+          <w:sz w:val="24"/>
+          <w:szCs w:val="24"/>
         </w:rPr>
         <w:t>Священик:</w:t>
       </w:r>
@@ -20206,6 +18897,7 @@
         <w:rPr>
           <w:rFonts w:ascii="Times New Roman" w:hAnsi="Times New Roman"/>
           <w:sz w:val="24"/>
+          <w:szCs w:val="24"/>
         </w:rPr>
         <w:t xml:space="preserve"> Бо милостивий і чоловіколюбець Бог єси, і тобі славу возсилаємо, Отцю, і Сину, і Святому Духові, нині і повсякчас, і на віки віків.</w:t>
       </w:r>
@@ -20347,17 +19039,28 @@
         <w:rPr>
           <w:rFonts w:ascii="Times New Roman" w:hAnsi="Times New Roman"/>
           <w:i/>
-          <w:color w:val="FF4400"/>
-          <w:sz w:val="24"/>
+          <w:color w:val="FF0000"/>
+          <w:sz w:val="24"/>
+          <w:szCs w:val="24"/>
         </w:rPr>
         <w:t>Священик:</w:t>
       </w:r>
       <w:r>
         <w:rPr>
           <w:rFonts w:ascii="Times New Roman" w:hAnsi="Times New Roman"/>
-          <w:sz w:val="24"/>
-        </w:rPr>
-        <w:t xml:space="preserve"> Слава тобі, Христе Боже, надіє наша, слава тобі!</w:t>
+          <w:color w:val="FF0000"/>
+          <w:sz w:val="24"/>
+          <w:szCs w:val="24"/>
+        </w:rPr>
+        <w:t xml:space="preserve"> </w:t>
+      </w:r>
+      <w:r>
+        <w:rPr>
+          <w:rFonts w:ascii="Times New Roman" w:hAnsi="Times New Roman"/>
+          <w:sz w:val="24"/>
+          <w:szCs w:val="24"/>
+        </w:rPr>
+        <w:t>Слава тобі, Христе Боже, надіє наша, слава тобі!</w:t>
       </w:r>
     </w:p>
     <w:p>
@@ -20426,12 +19129,22 @@
       </w:r>
     </w:p>
     <w:p>
-      <w:r>
-        <w:rPr>
-          <w:rFonts w:ascii="Times New Roman" w:hAnsi="Times New Roman"/>
-          <w:i/>
-          <w:color w:val="FF4400"/>
-          <w:sz w:val="24"/>
+      <w:pPr>
+        <w:spacing w:after="120"/>
+        <w:jc w:val="both"/>
+        <w:rPr>
+          <w:rFonts w:ascii="Times New Roman" w:hAnsi="Times New Roman"/>
+          <w:sz w:val="24"/>
+          <w:szCs w:val="24"/>
+        </w:rPr>
+      </w:pPr>
+      <w:r>
+        <w:rPr>
+          <w:rFonts w:ascii="Times New Roman" w:hAnsi="Times New Roman"/>
+          <w:i/>
+          <w:color w:val="FF0000"/>
+          <w:sz w:val="24"/>
+          <w:szCs w:val="24"/>
         </w:rPr>
         <w:t>Священик:</w:t>
       </w:r>
@@ -20439,24 +19152,35 @@
         <w:rPr>
           <w:rFonts w:ascii="Times New Roman" w:hAnsi="Times New Roman"/>
           <w:sz w:val="24"/>
-        </w:rPr>
-        <w:t xml:space="preserve"> Христос, істинний Бог наш - молитвами пречистої Своєї Матері, чесного і славного пророка, предтечі і хрестителя Івана, святих славних і всехвальних апостолів, святого, </w:t>
-      </w:r>
-      <w:r>
-        <w:rPr>
-          <w:rFonts w:ascii="Times New Roman" w:hAnsi="Times New Roman"/>
-          <w:i/>
-          <w:color w:val="FF4400"/>
-          <w:sz w:val="24"/>
-        </w:rPr>
-        <w:t>якого є храм</w:t>
-      </w:r>
-      <w:r>
-        <w:rPr>
-          <w:rFonts w:ascii="Times New Roman" w:hAnsi="Times New Roman"/>
-          <w:sz w:val="24"/>
-        </w:rPr>
-        <w:t>, святого мученика Леонтія і всіх святих - помилує і спасе нас як благий і людинолюбний.</w:t>
+          <w:szCs w:val="24"/>
+        </w:rPr>
+        <w:t xml:space="preserve"> Христос, істинний Бог наш, що в славі вознісся від нас на небо і сів праворуч Бога й Отця, спасіння нашого ради, молитвами пречистої своєї Матері, святих славних і всехвальних апостолів, </w:t>
+      </w:r>
+      <w:r>
+        <w:rPr>
+          <w:rFonts w:ascii="Times New Roman" w:hAnsi="Times New Roman"/>
+          <w:sz w:val="24"/>
+          <w:szCs w:val="24"/>
+          <w:lang w:val="uk-UA"/>
+        </w:rPr>
+        <w:t xml:space="preserve">і святого апостола </w:t>
+      </w:r>
+      <w:r>
+        <w:rPr>
+          <w:rFonts w:ascii="Times New Roman" w:eastAsia="Arial" w:hAnsi="Times New Roman"/>
+          <w:color w:val="000000"/>
+          <w:sz w:val="24"/>
+          <w:szCs w:val="24"/>
+        </w:rPr>
+        <w:t>Андроніка і тих, що з ним</w:t>
+      </w:r>
+      <w:r>
+        <w:rPr>
+          <w:rFonts w:ascii="Times New Roman" w:hAnsi="Times New Roman"/>
+          <w:sz w:val="24"/>
+          <w:szCs w:val="24"/>
+        </w:rPr>
+        <w:t>, і всіх святих, помилує і спасе нас, як благий і чоловіколюбець.</w:t>
       </w:r>
     </w:p>
     <w:p>
